--- a/research/Lynkk-Keyword-Stuffing-Check.docx
+++ b/research/Lynkk-Keyword-Stuffing-Check.docx
@@ -67,6 +67,14 @@
         <w:spacing w:after="140"/>
       </w:pPr>
       <w:r>
+        <w:t xml:space="preserve">Every page tells one simple story, and every story now carries at least one target keyword in a natural sentence. The keywords sit inside the story, not on top of it.</w:t>
+      </w:r>
+    </w:p>
+    <w:p>
+      <w:pPr>
+        <w:spacing w:after="140"/>
+      </w:pPr>
+      <w:r>
         <w:t xml:space="preserve">Google's spam policy describes keyword stuffing as repeating words or phrases so often that it sounds unnatural, or listing them out of context. None of the pages do this.</w:t>
       </w:r>
     </w:p>
@@ -123,7 +131,7 @@
         </w:numPr>
       </w:pPr>
       <w:r>
-        <w:t xml:space="preserve">Checked where each keyword appears: title, meta description, H1, intro, headings, sections.</w:t>
+        <w:t xml:space="preserve">Checked where each keyword appears: title, meta description, H1, intro, the story, headings and other sections.</w:t>
       </w:r>
     </w:p>
     <w:p>
@@ -135,7 +143,7 @@
         </w:numPr>
       </w:pPr>
       <w:r>
-        <w:t xml:space="preserve">Read each page as a reader would: does every keyword sound like a person wrote it?</w:t>
+        <w:t xml:space="preserve">Read each story as a reader would: does every keyword sound like a person wrote it?</w:t>
       </w:r>
     </w:p>
     <w:p>
@@ -152,6 +160,1261 @@
       <w:r>
         <w:t xml:space="preserve"> about 0.5% to 2.5% for the main keyword, and 1 to 3 uses for each smaller keyword.</w:t>
       </w:r>
+    </w:p>
+    <w:p>
+      <w:pPr>
+        <w:pStyle w:val="Heading1"/>
+      </w:pPr>
+      <w:r>
+        <w:t xml:space="preserve">The storylines</w:t>
+      </w:r>
+    </w:p>
+    <w:p>
+      <w:pPr>
+        <w:spacing w:after="140"/>
+      </w:pPr>
+      <w:r>
+        <w:t xml:space="preserve">Each page follows the same simple story: meet the person, see their problem, see how Lynkk helps before, during and after the meeting, then read the note Lynkk wrote for them. The rest of the page (what Lynkk is, who it's for, pricing and questions) follows the story.</w:t>
+      </w:r>
+    </w:p>
+    <w:tbl>
+      <w:tblPr>
+        <w:tblW w:type="dxa" w:w="10080"/>
+        <w:tblBorders>
+          <w:top w:val="single" w:color="auto" w:sz="4"/>
+          <w:left w:val="single" w:color="auto" w:sz="4"/>
+          <w:bottom w:val="single" w:color="auto" w:sz="4"/>
+          <w:right w:val="single" w:color="auto" w:sz="4"/>
+          <w:insideH w:val="single" w:color="auto" w:sz="4"/>
+          <w:insideV w:val="single" w:color="auto" w:sz="4"/>
+        </w:tblBorders>
+      </w:tblPr>
+      <w:tblGrid>
+        <w:gridCol w:w="2520"/>
+        <w:gridCol w:w="2520"/>
+        <w:gridCol w:w="2520"/>
+        <w:gridCol w:w="2520"/>
+      </w:tblGrid>
+      <w:tr>
+        <w:trPr>
+          <w:tblHeader/>
+        </w:trPr>
+        <w:tc>
+          <w:tcPr>
+            <w:tcW w:type="dxa" w:w="2520"/>
+            <w:tcBorders>
+              <w:top w:val="single" w:color="C9D3DF" w:sz="4"/>
+              <w:left w:val="single" w:color="C9D3DF" w:sz="4"/>
+              <w:bottom w:val="single" w:color="C9D3DF" w:sz="4"/>
+              <w:right w:val="single" w:color="C9D3DF" w:sz="4"/>
+            </w:tcBorders>
+            <w:shd w:fill="1F3A5F" w:color="auto" w:val="clear"/>
+            <w:tcMar>
+              <w:top w:type="dxa" w:w="60"/>
+              <w:left w:type="dxa" w:w="100"/>
+              <w:bottom w:type="dxa" w:w="60"/>
+              <w:right w:type="dxa" w:w="100"/>
+            </w:tcMar>
+          </w:tcPr>
+          <w:p>
+            <w:r>
+              <w:rPr>
+                <w:b/>
+                <w:bCs/>
+                <w:color w:val="FFFFFF"/>
+                <w:sz w:val="19"/>
+                <w:szCs w:val="19"/>
+              </w:rPr>
+              <w:t xml:space="preserve">Page</w:t>
+            </w:r>
+          </w:p>
+        </w:tc>
+        <w:tc>
+          <w:tcPr>
+            <w:tcW w:type="dxa" w:w="2520"/>
+            <w:tcBorders>
+              <w:top w:val="single" w:color="C9D3DF" w:sz="4"/>
+              <w:left w:val="single" w:color="C9D3DF" w:sz="4"/>
+              <w:bottom w:val="single" w:color="C9D3DF" w:sz="4"/>
+              <w:right w:val="single" w:color="C9D3DF" w:sz="4"/>
+            </w:tcBorders>
+            <w:shd w:fill="1F3A5F" w:color="auto" w:val="clear"/>
+            <w:tcMar>
+              <w:top w:type="dxa" w:w="60"/>
+              <w:left w:type="dxa" w:w="100"/>
+              <w:bottom w:type="dxa" w:w="60"/>
+              <w:right w:type="dxa" w:w="100"/>
+            </w:tcMar>
+          </w:tcPr>
+          <w:p>
+            <w:r>
+              <w:rPr>
+                <w:b/>
+                <w:bCs/>
+                <w:color w:val="FFFFFF"/>
+                <w:sz w:val="19"/>
+                <w:szCs w:val="19"/>
+              </w:rPr>
+              <w:t xml:space="preserve">The story</w:t>
+            </w:r>
+          </w:p>
+        </w:tc>
+        <w:tc>
+          <w:tcPr>
+            <w:tcW w:type="dxa" w:w="2520"/>
+            <w:tcBorders>
+              <w:top w:val="single" w:color="C9D3DF" w:sz="4"/>
+              <w:left w:val="single" w:color="C9D3DF" w:sz="4"/>
+              <w:bottom w:val="single" w:color="C9D3DF" w:sz="4"/>
+              <w:right w:val="single" w:color="C9D3DF" w:sz="4"/>
+            </w:tcBorders>
+            <w:shd w:fill="1F3A5F" w:color="auto" w:val="clear"/>
+            <w:tcMar>
+              <w:top w:type="dxa" w:w="60"/>
+              <w:left w:type="dxa" w:w="100"/>
+              <w:bottom w:type="dxa" w:w="60"/>
+              <w:right w:type="dxa" w:w="100"/>
+            </w:tcMar>
+          </w:tcPr>
+          <w:p>
+            <w:r>
+              <w:rPr>
+                <w:b/>
+                <w:bCs/>
+                <w:color w:val="FFFFFF"/>
+                <w:sz w:val="19"/>
+                <w:szCs w:val="19"/>
+              </w:rPr>
+              <w:t xml:space="preserve">Story words</w:t>
+            </w:r>
+          </w:p>
+        </w:tc>
+        <w:tc>
+          <w:tcPr>
+            <w:tcW w:type="dxa" w:w="2520"/>
+            <w:tcBorders>
+              <w:top w:val="single" w:color="C9D3DF" w:sz="4"/>
+              <w:left w:val="single" w:color="C9D3DF" w:sz="4"/>
+              <w:bottom w:val="single" w:color="C9D3DF" w:sz="4"/>
+              <w:right w:val="single" w:color="C9D3DF" w:sz="4"/>
+            </w:tcBorders>
+            <w:shd w:fill="1F3A5F" w:color="auto" w:val="clear"/>
+            <w:tcMar>
+              <w:top w:type="dxa" w:w="60"/>
+              <w:left w:type="dxa" w:w="100"/>
+              <w:bottom w:type="dxa" w:w="60"/>
+              <w:right w:type="dxa" w:w="100"/>
+            </w:tcMar>
+          </w:tcPr>
+          <w:p>
+            <w:r>
+              <w:rPr>
+                <w:b/>
+                <w:bCs/>
+                <w:color w:val="FFFFFF"/>
+                <w:sz w:val="19"/>
+                <w:szCs w:val="19"/>
+              </w:rPr>
+              <w:t xml:space="preserve">Keywords used inside the story</w:t>
+            </w:r>
+          </w:p>
+        </w:tc>
+      </w:tr>
+      <w:tr>
+        <w:trPr>
+          <w:tblHeader w:val="false"/>
+        </w:trPr>
+        <w:tc>
+          <w:tcPr>
+            <w:tcW w:type="dxa" w:w="2520"/>
+            <w:tcBorders>
+              <w:top w:val="single" w:color="C9D3DF" w:sz="4"/>
+              <w:left w:val="single" w:color="C9D3DF" w:sz="4"/>
+              <w:bottom w:val="single" w:color="C9D3DF" w:sz="4"/>
+              <w:right w:val="single" w:color="C9D3DF" w:sz="4"/>
+            </w:tcBorders>
+            <w:tcMar>
+              <w:top w:type="dxa" w:w="60"/>
+              <w:left w:type="dxa" w:w="100"/>
+              <w:bottom w:type="dxa" w:w="60"/>
+              <w:right w:type="dxa" w:w="100"/>
+            </w:tcMar>
+          </w:tcPr>
+          <w:p>
+            <w:r>
+              <w:rPr>
+                <w:sz w:val="19"/>
+                <w:szCs w:val="19"/>
+              </w:rPr>
+              <w:t xml:space="preserve">Sales Calls</w:t>
+            </w:r>
+          </w:p>
+        </w:tc>
+        <w:tc>
+          <w:tcPr>
+            <w:tcW w:type="dxa" w:w="2520"/>
+            <w:tcBorders>
+              <w:top w:val="single" w:color="C9D3DF" w:sz="4"/>
+              <w:left w:val="single" w:color="C9D3DF" w:sz="4"/>
+              <w:bottom w:val="single" w:color="C9D3DF" w:sz="4"/>
+              <w:right w:val="single" w:color="C9D3DF" w:sz="4"/>
+            </w:tcBorders>
+            <w:tcMar>
+              <w:top w:type="dxa" w:w="60"/>
+              <w:left w:type="dxa" w:w="100"/>
+              <w:bottom w:type="dxa" w:w="60"/>
+              <w:right w:type="dxa" w:w="100"/>
+            </w:tcMar>
+          </w:tcPr>
+          <w:p>
+            <w:r>
+              <w:rPr>
+                <w:sz w:val="19"/>
+                <w:szCs w:val="19"/>
+              </w:rPr>
+              <w:t xml:space="preserve">Jessica, a sales rep, on a call with Dana from Bluestone Logistics LLC</w:t>
+            </w:r>
+          </w:p>
+        </w:tc>
+        <w:tc>
+          <w:tcPr>
+            <w:tcW w:type="dxa" w:w="2520"/>
+            <w:tcBorders>
+              <w:top w:val="single" w:color="C9D3DF" w:sz="4"/>
+              <w:left w:val="single" w:color="C9D3DF" w:sz="4"/>
+              <w:bottom w:val="single" w:color="C9D3DF" w:sz="4"/>
+              <w:right w:val="single" w:color="C9D3DF" w:sz="4"/>
+            </w:tcBorders>
+            <w:tcMar>
+              <w:top w:type="dxa" w:w="60"/>
+              <w:left w:type="dxa" w:w="100"/>
+              <w:bottom w:type="dxa" w:w="60"/>
+              <w:right w:type="dxa" w:w="100"/>
+            </w:tcMar>
+          </w:tcPr>
+          <w:p>
+            <w:r>
+              <w:rPr>
+                <w:sz w:val="19"/>
+                <w:szCs w:val="19"/>
+              </w:rPr>
+              <w:t xml:space="preserve">292</w:t>
+            </w:r>
+          </w:p>
+        </w:tc>
+        <w:tc>
+          <w:tcPr>
+            <w:tcW w:type="dxa" w:w="2520"/>
+            <w:tcBorders>
+              <w:top w:val="single" w:color="C9D3DF" w:sz="4"/>
+              <w:left w:val="single" w:color="C9D3DF" w:sz="4"/>
+              <w:bottom w:val="single" w:color="C9D3DF" w:sz="4"/>
+              <w:right w:val="single" w:color="C9D3DF" w:sz="4"/>
+            </w:tcBorders>
+            <w:tcMar>
+              <w:top w:type="dxa" w:w="60"/>
+              <w:left w:type="dxa" w:w="100"/>
+              <w:bottom w:type="dxa" w:w="60"/>
+              <w:right w:type="dxa" w:w="100"/>
+            </w:tcMar>
+          </w:tcPr>
+          <w:p>
+            <w:r>
+              <w:rPr>
+                <w:sz w:val="19"/>
+                <w:szCs w:val="19"/>
+              </w:rPr>
+              <w:t xml:space="preserve">sales call (2), ai sales assistant (1)</w:t>
+            </w:r>
+          </w:p>
+        </w:tc>
+      </w:tr>
+      <w:tr>
+        <w:trPr>
+          <w:tblHeader w:val="false"/>
+        </w:trPr>
+        <w:tc>
+          <w:tcPr>
+            <w:tcW w:type="dxa" w:w="2520"/>
+            <w:tcBorders>
+              <w:top w:val="single" w:color="C9D3DF" w:sz="4"/>
+              <w:left w:val="single" w:color="C9D3DF" w:sz="4"/>
+              <w:bottom w:val="single" w:color="C9D3DF" w:sz="4"/>
+              <w:right w:val="single" w:color="C9D3DF" w:sz="4"/>
+            </w:tcBorders>
+            <w:tcMar>
+              <w:top w:type="dxa" w:w="60"/>
+              <w:left w:type="dxa" w:w="100"/>
+              <w:bottom w:type="dxa" w:w="60"/>
+              <w:right w:type="dxa" w:w="100"/>
+            </w:tcMar>
+          </w:tcPr>
+          <w:p>
+            <w:r>
+              <w:rPr>
+                <w:sz w:val="19"/>
+                <w:szCs w:val="19"/>
+              </w:rPr>
+              <w:t xml:space="preserve">User Interviews</w:t>
+            </w:r>
+          </w:p>
+        </w:tc>
+        <w:tc>
+          <w:tcPr>
+            <w:tcW w:type="dxa" w:w="2520"/>
+            <w:tcBorders>
+              <w:top w:val="single" w:color="C9D3DF" w:sz="4"/>
+              <w:left w:val="single" w:color="C9D3DF" w:sz="4"/>
+              <w:bottom w:val="single" w:color="C9D3DF" w:sz="4"/>
+              <w:right w:val="single" w:color="C9D3DF" w:sz="4"/>
+            </w:tcBorders>
+            <w:tcMar>
+              <w:top w:type="dxa" w:w="60"/>
+              <w:left w:type="dxa" w:w="100"/>
+              <w:bottom w:type="dxa" w:w="60"/>
+              <w:right w:type="dxa" w:w="100"/>
+            </w:tcMar>
+          </w:tcPr>
+          <w:p>
+            <w:r>
+              <w:rPr>
+                <w:sz w:val="19"/>
+                <w:szCs w:val="19"/>
+              </w:rPr>
+              <w:t xml:space="preserve">Rachel, a researcher, interviewing customers for Greenway Foods LLC</w:t>
+            </w:r>
+          </w:p>
+        </w:tc>
+        <w:tc>
+          <w:tcPr>
+            <w:tcW w:type="dxa" w:w="2520"/>
+            <w:tcBorders>
+              <w:top w:val="single" w:color="C9D3DF" w:sz="4"/>
+              <w:left w:val="single" w:color="C9D3DF" w:sz="4"/>
+              <w:bottom w:val="single" w:color="C9D3DF" w:sz="4"/>
+              <w:right w:val="single" w:color="C9D3DF" w:sz="4"/>
+            </w:tcBorders>
+            <w:tcMar>
+              <w:top w:type="dxa" w:w="60"/>
+              <w:left w:type="dxa" w:w="100"/>
+              <w:bottom w:type="dxa" w:w="60"/>
+              <w:right w:type="dxa" w:w="100"/>
+            </w:tcMar>
+          </w:tcPr>
+          <w:p>
+            <w:r>
+              <w:rPr>
+                <w:sz w:val="19"/>
+                <w:szCs w:val="19"/>
+              </w:rPr>
+              <w:t xml:space="preserve">247</w:t>
+            </w:r>
+          </w:p>
+        </w:tc>
+        <w:tc>
+          <w:tcPr>
+            <w:tcW w:type="dxa" w:w="2520"/>
+            <w:tcBorders>
+              <w:top w:val="single" w:color="C9D3DF" w:sz="4"/>
+              <w:left w:val="single" w:color="C9D3DF" w:sz="4"/>
+              <w:bottom w:val="single" w:color="C9D3DF" w:sz="4"/>
+              <w:right w:val="single" w:color="C9D3DF" w:sz="4"/>
+            </w:tcBorders>
+            <w:tcMar>
+              <w:top w:type="dxa" w:w="60"/>
+              <w:left w:type="dxa" w:w="100"/>
+              <w:bottom w:type="dxa" w:w="60"/>
+              <w:right w:type="dxa" w:w="100"/>
+            </w:tcMar>
+          </w:tcPr>
+          <w:p>
+            <w:r>
+              <w:rPr>
+                <w:sz w:val="19"/>
+                <w:szCs w:val="19"/>
+              </w:rPr>
+              <w:t xml:space="preserve">customer interview (2), transcribe interview (1)</w:t>
+            </w:r>
+          </w:p>
+        </w:tc>
+      </w:tr>
+      <w:tr>
+        <w:trPr>
+          <w:tblHeader w:val="false"/>
+        </w:trPr>
+        <w:tc>
+          <w:tcPr>
+            <w:tcW w:type="dxa" w:w="2520"/>
+            <w:tcBorders>
+              <w:top w:val="single" w:color="C9D3DF" w:sz="4"/>
+              <w:left w:val="single" w:color="C9D3DF" w:sz="4"/>
+              <w:bottom w:val="single" w:color="C9D3DF" w:sz="4"/>
+              <w:right w:val="single" w:color="C9D3DF" w:sz="4"/>
+            </w:tcBorders>
+            <w:tcMar>
+              <w:top w:type="dxa" w:w="60"/>
+              <w:left w:type="dxa" w:w="100"/>
+              <w:bottom w:type="dxa" w:w="60"/>
+              <w:right w:type="dxa" w:w="100"/>
+            </w:tcMar>
+          </w:tcPr>
+          <w:p>
+            <w:r>
+              <w:rPr>
+                <w:sz w:val="19"/>
+                <w:szCs w:val="19"/>
+              </w:rPr>
+              <w:t xml:space="preserve">Team Standups</w:t>
+            </w:r>
+          </w:p>
+        </w:tc>
+        <w:tc>
+          <w:tcPr>
+            <w:tcW w:type="dxa" w:w="2520"/>
+            <w:tcBorders>
+              <w:top w:val="single" w:color="C9D3DF" w:sz="4"/>
+              <w:left w:val="single" w:color="C9D3DF" w:sz="4"/>
+              <w:bottom w:val="single" w:color="C9D3DF" w:sz="4"/>
+              <w:right w:val="single" w:color="C9D3DF" w:sz="4"/>
+            </w:tcBorders>
+            <w:tcMar>
+              <w:top w:type="dxa" w:w="60"/>
+              <w:left w:type="dxa" w:w="100"/>
+              <w:bottom w:type="dxa" w:w="60"/>
+              <w:right w:type="dxa" w:w="100"/>
+            </w:tcMar>
+          </w:tcPr>
+          <w:p>
+            <w:r>
+              <w:rPr>
+                <w:sz w:val="19"/>
+                <w:szCs w:val="19"/>
+              </w:rPr>
+              <w:t xml:space="preserve">Jake, a project manager at Riverstone Apps LLC, and his team's daily standup</w:t>
+            </w:r>
+          </w:p>
+        </w:tc>
+        <w:tc>
+          <w:tcPr>
+            <w:tcW w:type="dxa" w:w="2520"/>
+            <w:tcBorders>
+              <w:top w:val="single" w:color="C9D3DF" w:sz="4"/>
+              <w:left w:val="single" w:color="C9D3DF" w:sz="4"/>
+              <w:bottom w:val="single" w:color="C9D3DF" w:sz="4"/>
+              <w:right w:val="single" w:color="C9D3DF" w:sz="4"/>
+            </w:tcBorders>
+            <w:tcMar>
+              <w:top w:type="dxa" w:w="60"/>
+              <w:left w:type="dxa" w:w="100"/>
+              <w:bottom w:type="dxa" w:w="60"/>
+              <w:right w:type="dxa" w:w="100"/>
+            </w:tcMar>
+          </w:tcPr>
+          <w:p>
+            <w:r>
+              <w:rPr>
+                <w:sz w:val="19"/>
+                <w:szCs w:val="19"/>
+              </w:rPr>
+              <w:t xml:space="preserve">253</w:t>
+            </w:r>
+          </w:p>
+        </w:tc>
+        <w:tc>
+          <w:tcPr>
+            <w:tcW w:type="dxa" w:w="2520"/>
+            <w:tcBorders>
+              <w:top w:val="single" w:color="C9D3DF" w:sz="4"/>
+              <w:left w:val="single" w:color="C9D3DF" w:sz="4"/>
+              <w:bottom w:val="single" w:color="C9D3DF" w:sz="4"/>
+              <w:right w:val="single" w:color="C9D3DF" w:sz="4"/>
+            </w:tcBorders>
+            <w:tcMar>
+              <w:top w:type="dxa" w:w="60"/>
+              <w:left w:type="dxa" w:w="100"/>
+              <w:bottom w:type="dxa" w:w="60"/>
+              <w:right w:type="dxa" w:w="100"/>
+            </w:tcMar>
+          </w:tcPr>
+          <w:p>
+            <w:r>
+              <w:rPr>
+                <w:sz w:val="19"/>
+                <w:szCs w:val="19"/>
+              </w:rPr>
+              <w:t xml:space="preserve">standup meeting (3), daily standup meeting (2)</w:t>
+            </w:r>
+          </w:p>
+        </w:tc>
+      </w:tr>
+      <w:tr>
+        <w:trPr>
+          <w:tblHeader w:val="false"/>
+        </w:trPr>
+        <w:tc>
+          <w:tcPr>
+            <w:tcW w:type="dxa" w:w="2520"/>
+            <w:tcBorders>
+              <w:top w:val="single" w:color="C9D3DF" w:sz="4"/>
+              <w:left w:val="single" w:color="C9D3DF" w:sz="4"/>
+              <w:bottom w:val="single" w:color="C9D3DF" w:sz="4"/>
+              <w:right w:val="single" w:color="C9D3DF" w:sz="4"/>
+            </w:tcBorders>
+            <w:tcMar>
+              <w:top w:type="dxa" w:w="60"/>
+              <w:left w:type="dxa" w:w="100"/>
+              <w:bottom w:type="dxa" w:w="60"/>
+              <w:right w:type="dxa" w:w="100"/>
+            </w:tcMar>
+          </w:tcPr>
+          <w:p>
+            <w:r>
+              <w:rPr>
+                <w:sz w:val="19"/>
+                <w:szCs w:val="19"/>
+              </w:rPr>
+              <w:t xml:space="preserve">Field Interviews</w:t>
+            </w:r>
+          </w:p>
+        </w:tc>
+        <w:tc>
+          <w:tcPr>
+            <w:tcW w:type="dxa" w:w="2520"/>
+            <w:tcBorders>
+              <w:top w:val="single" w:color="C9D3DF" w:sz="4"/>
+              <w:left w:val="single" w:color="C9D3DF" w:sz="4"/>
+              <w:bottom w:val="single" w:color="C9D3DF" w:sz="4"/>
+              <w:right w:val="single" w:color="C9D3DF" w:sz="4"/>
+            </w:tcBorders>
+            <w:tcMar>
+              <w:top w:type="dxa" w:w="60"/>
+              <w:left w:type="dxa" w:w="100"/>
+              <w:bottom w:type="dxa" w:w="60"/>
+              <w:right w:type="dxa" w:w="100"/>
+            </w:tcMar>
+          </w:tcPr>
+          <w:p>
+            <w:r>
+              <w:rPr>
+                <w:sz w:val="19"/>
+                <w:szCs w:val="19"/>
+              </w:rPr>
+              <w:t xml:space="preserve">Emily from Green Fields Research LLC, interviewing farmers near Nashik in Hinglish</w:t>
+            </w:r>
+          </w:p>
+        </w:tc>
+        <w:tc>
+          <w:tcPr>
+            <w:tcW w:type="dxa" w:w="2520"/>
+            <w:tcBorders>
+              <w:top w:val="single" w:color="C9D3DF" w:sz="4"/>
+              <w:left w:val="single" w:color="C9D3DF" w:sz="4"/>
+              <w:bottom w:val="single" w:color="C9D3DF" w:sz="4"/>
+              <w:right w:val="single" w:color="C9D3DF" w:sz="4"/>
+            </w:tcBorders>
+            <w:tcMar>
+              <w:top w:type="dxa" w:w="60"/>
+              <w:left w:type="dxa" w:w="100"/>
+              <w:bottom w:type="dxa" w:w="60"/>
+              <w:right w:type="dxa" w:w="100"/>
+            </w:tcMar>
+          </w:tcPr>
+          <w:p>
+            <w:r>
+              <w:rPr>
+                <w:sz w:val="19"/>
+                <w:szCs w:val="19"/>
+              </w:rPr>
+              <w:t xml:space="preserve">240</w:t>
+            </w:r>
+          </w:p>
+        </w:tc>
+        <w:tc>
+          <w:tcPr>
+            <w:tcW w:type="dxa" w:w="2520"/>
+            <w:tcBorders>
+              <w:top w:val="single" w:color="C9D3DF" w:sz="4"/>
+              <w:left w:val="single" w:color="C9D3DF" w:sz="4"/>
+              <w:bottom w:val="single" w:color="C9D3DF" w:sz="4"/>
+              <w:right w:val="single" w:color="C9D3DF" w:sz="4"/>
+            </w:tcBorders>
+            <w:tcMar>
+              <w:top w:type="dxa" w:w="60"/>
+              <w:left w:type="dxa" w:w="100"/>
+              <w:bottom w:type="dxa" w:w="60"/>
+              <w:right w:type="dxa" w:w="100"/>
+            </w:tcMar>
+          </w:tcPr>
+          <w:p>
+            <w:r>
+              <w:rPr>
+                <w:sz w:val="19"/>
+                <w:szCs w:val="19"/>
+              </w:rPr>
+              <w:t xml:space="preserve">field research (1), field interview (1)</w:t>
+            </w:r>
+          </w:p>
+        </w:tc>
+      </w:tr>
+      <w:tr>
+        <w:trPr>
+          <w:tblHeader w:val="false"/>
+        </w:trPr>
+        <w:tc>
+          <w:tcPr>
+            <w:tcW w:type="dxa" w:w="2520"/>
+            <w:tcBorders>
+              <w:top w:val="single" w:color="C9D3DF" w:sz="4"/>
+              <w:left w:val="single" w:color="C9D3DF" w:sz="4"/>
+              <w:bottom w:val="single" w:color="C9D3DF" w:sz="4"/>
+              <w:right w:val="single" w:color="C9D3DF" w:sz="4"/>
+            </w:tcBorders>
+            <w:tcMar>
+              <w:top w:type="dxa" w:w="60"/>
+              <w:left w:type="dxa" w:w="100"/>
+              <w:bottom w:type="dxa" w:w="60"/>
+              <w:right w:type="dxa" w:w="100"/>
+            </w:tcMar>
+          </w:tcPr>
+          <w:p>
+            <w:r>
+              <w:rPr>
+                <w:sz w:val="19"/>
+                <w:szCs w:val="19"/>
+              </w:rPr>
+              <w:t xml:space="preserve">Lectures</w:t>
+            </w:r>
+          </w:p>
+        </w:tc>
+        <w:tc>
+          <w:tcPr>
+            <w:tcW w:type="dxa" w:w="2520"/>
+            <w:tcBorders>
+              <w:top w:val="single" w:color="C9D3DF" w:sz="4"/>
+              <w:left w:val="single" w:color="C9D3DF" w:sz="4"/>
+              <w:bottom w:val="single" w:color="C9D3DF" w:sz="4"/>
+              <w:right w:val="single" w:color="C9D3DF" w:sz="4"/>
+            </w:tcBorders>
+            <w:tcMar>
+              <w:top w:type="dxa" w:w="60"/>
+              <w:left w:type="dxa" w:w="100"/>
+              <w:bottom w:type="dxa" w:w="60"/>
+              <w:right w:type="dxa" w:w="100"/>
+            </w:tcMar>
+          </w:tcPr>
+          <w:p>
+            <w:r>
+              <w:rPr>
+                <w:sz w:val="19"/>
+                <w:szCs w:val="19"/>
+              </w:rPr>
+              <w:t xml:space="preserve">Ethan, a college student, recording his economics class</w:t>
+            </w:r>
+          </w:p>
+        </w:tc>
+        <w:tc>
+          <w:tcPr>
+            <w:tcW w:type="dxa" w:w="2520"/>
+            <w:tcBorders>
+              <w:top w:val="single" w:color="C9D3DF" w:sz="4"/>
+              <w:left w:val="single" w:color="C9D3DF" w:sz="4"/>
+              <w:bottom w:val="single" w:color="C9D3DF" w:sz="4"/>
+              <w:right w:val="single" w:color="C9D3DF" w:sz="4"/>
+            </w:tcBorders>
+            <w:tcMar>
+              <w:top w:type="dxa" w:w="60"/>
+              <w:left w:type="dxa" w:w="100"/>
+              <w:bottom w:type="dxa" w:w="60"/>
+              <w:right w:type="dxa" w:w="100"/>
+            </w:tcMar>
+          </w:tcPr>
+          <w:p>
+            <w:r>
+              <w:rPr>
+                <w:sz w:val="19"/>
+                <w:szCs w:val="19"/>
+              </w:rPr>
+              <w:t xml:space="preserve">254</w:t>
+            </w:r>
+          </w:p>
+        </w:tc>
+        <w:tc>
+          <w:tcPr>
+            <w:tcW w:type="dxa" w:w="2520"/>
+            <w:tcBorders>
+              <w:top w:val="single" w:color="C9D3DF" w:sz="4"/>
+              <w:left w:val="single" w:color="C9D3DF" w:sz="4"/>
+              <w:bottom w:val="single" w:color="C9D3DF" w:sz="4"/>
+              <w:right w:val="single" w:color="C9D3DF" w:sz="4"/>
+            </w:tcBorders>
+            <w:tcMar>
+              <w:top w:type="dxa" w:w="60"/>
+              <w:left w:type="dxa" w:w="100"/>
+              <w:bottom w:type="dxa" w:w="60"/>
+              <w:right w:type="dxa" w:w="100"/>
+            </w:tcMar>
+          </w:tcPr>
+          <w:p>
+            <w:r>
+              <w:rPr>
+                <w:sz w:val="19"/>
+                <w:szCs w:val="19"/>
+              </w:rPr>
+              <w:t xml:space="preserve">lecture recorder (1), record lectures (1)</w:t>
+            </w:r>
+          </w:p>
+        </w:tc>
+      </w:tr>
+      <w:tr>
+        <w:trPr>
+          <w:tblHeader w:val="false"/>
+        </w:trPr>
+        <w:tc>
+          <w:tcPr>
+            <w:tcW w:type="dxa" w:w="2520"/>
+            <w:tcBorders>
+              <w:top w:val="single" w:color="C9D3DF" w:sz="4"/>
+              <w:left w:val="single" w:color="C9D3DF" w:sz="4"/>
+              <w:bottom w:val="single" w:color="C9D3DF" w:sz="4"/>
+              <w:right w:val="single" w:color="C9D3DF" w:sz="4"/>
+            </w:tcBorders>
+            <w:tcMar>
+              <w:top w:type="dxa" w:w="60"/>
+              <w:left w:type="dxa" w:w="100"/>
+              <w:bottom w:type="dxa" w:w="60"/>
+              <w:right w:type="dxa" w:w="100"/>
+            </w:tcMar>
+          </w:tcPr>
+          <w:p>
+            <w:r>
+              <w:rPr>
+                <w:sz w:val="19"/>
+                <w:szCs w:val="19"/>
+              </w:rPr>
+              <w:t xml:space="preserve">Customer Research (Marketing)</w:t>
+            </w:r>
+          </w:p>
+        </w:tc>
+        <w:tc>
+          <w:tcPr>
+            <w:tcW w:type="dxa" w:w="2520"/>
+            <w:tcBorders>
+              <w:top w:val="single" w:color="C9D3DF" w:sz="4"/>
+              <w:left w:val="single" w:color="C9D3DF" w:sz="4"/>
+              <w:bottom w:val="single" w:color="C9D3DF" w:sz="4"/>
+              <w:right w:val="single" w:color="C9D3DF" w:sz="4"/>
+            </w:tcBorders>
+            <w:tcMar>
+              <w:top w:type="dxa" w:w="60"/>
+              <w:left w:type="dxa" w:w="100"/>
+              <w:bottom w:type="dxa" w:w="60"/>
+              <w:right w:type="dxa" w:w="100"/>
+            </w:tcMar>
+          </w:tcPr>
+          <w:p>
+            <w:r>
+              <w:rPr>
+                <w:sz w:val="19"/>
+                <w:szCs w:val="19"/>
+              </w:rPr>
+              <w:t xml:space="preserve">Sarah, a marketing manager at Brightpath Software LLC, with a focus group in Austin</w:t>
+            </w:r>
+          </w:p>
+        </w:tc>
+        <w:tc>
+          <w:tcPr>
+            <w:tcW w:type="dxa" w:w="2520"/>
+            <w:tcBorders>
+              <w:top w:val="single" w:color="C9D3DF" w:sz="4"/>
+              <w:left w:val="single" w:color="C9D3DF" w:sz="4"/>
+              <w:bottom w:val="single" w:color="C9D3DF" w:sz="4"/>
+              <w:right w:val="single" w:color="C9D3DF" w:sz="4"/>
+            </w:tcBorders>
+            <w:tcMar>
+              <w:top w:type="dxa" w:w="60"/>
+              <w:left w:type="dxa" w:w="100"/>
+              <w:bottom w:type="dxa" w:w="60"/>
+              <w:right w:type="dxa" w:w="100"/>
+            </w:tcMar>
+          </w:tcPr>
+          <w:p>
+            <w:r>
+              <w:rPr>
+                <w:sz w:val="19"/>
+                <w:szCs w:val="19"/>
+              </w:rPr>
+              <w:t xml:space="preserve">250</w:t>
+            </w:r>
+          </w:p>
+        </w:tc>
+        <w:tc>
+          <w:tcPr>
+            <w:tcW w:type="dxa" w:w="2520"/>
+            <w:tcBorders>
+              <w:top w:val="single" w:color="C9D3DF" w:sz="4"/>
+              <w:left w:val="single" w:color="C9D3DF" w:sz="4"/>
+              <w:bottom w:val="single" w:color="C9D3DF" w:sz="4"/>
+              <w:right w:val="single" w:color="C9D3DF" w:sz="4"/>
+            </w:tcBorders>
+            <w:tcMar>
+              <w:top w:type="dxa" w:w="60"/>
+              <w:left w:type="dxa" w:w="100"/>
+              <w:bottom w:type="dxa" w:w="60"/>
+              <w:right w:type="dxa" w:w="100"/>
+            </w:tcMar>
+          </w:tcPr>
+          <w:p>
+            <w:r>
+              <w:rPr>
+                <w:sz w:val="19"/>
+                <w:szCs w:val="19"/>
+              </w:rPr>
+              <w:t xml:space="preserve">ai for marketing (1), voice of customer (1)</w:t>
+            </w:r>
+          </w:p>
+        </w:tc>
+      </w:tr>
+      <w:tr>
+        <w:trPr>
+          <w:tblHeader w:val="false"/>
+        </w:trPr>
+        <w:tc>
+          <w:tcPr>
+            <w:tcW w:type="dxa" w:w="2520"/>
+            <w:tcBorders>
+              <w:top w:val="single" w:color="C9D3DF" w:sz="4"/>
+              <w:left w:val="single" w:color="C9D3DF" w:sz="4"/>
+              <w:bottom w:val="single" w:color="C9D3DF" w:sz="4"/>
+              <w:right w:val="single" w:color="C9D3DF" w:sz="4"/>
+            </w:tcBorders>
+            <w:tcMar>
+              <w:top w:type="dxa" w:w="60"/>
+              <w:left w:type="dxa" w:w="100"/>
+              <w:bottom w:type="dxa" w:w="60"/>
+              <w:right w:type="dxa" w:w="100"/>
+            </w:tcMar>
+          </w:tcPr>
+          <w:p>
+            <w:r>
+              <w:rPr>
+                <w:sz w:val="19"/>
+                <w:szCs w:val="19"/>
+              </w:rPr>
+              <w:t xml:space="preserve">Lawyers</w:t>
+            </w:r>
+          </w:p>
+        </w:tc>
+        <w:tc>
+          <w:tcPr>
+            <w:tcW w:type="dxa" w:w="2520"/>
+            <w:tcBorders>
+              <w:top w:val="single" w:color="C9D3DF" w:sz="4"/>
+              <w:left w:val="single" w:color="C9D3DF" w:sz="4"/>
+              <w:bottom w:val="single" w:color="C9D3DF" w:sz="4"/>
+              <w:right w:val="single" w:color="C9D3DF" w:sz="4"/>
+            </w:tcBorders>
+            <w:tcMar>
+              <w:top w:type="dxa" w:w="60"/>
+              <w:left w:type="dxa" w:w="100"/>
+              <w:bottom w:type="dxa" w:w="60"/>
+              <w:right w:type="dxa" w:w="100"/>
+            </w:tcMar>
+          </w:tcPr>
+          <w:p>
+            <w:r>
+              <w:rPr>
+                <w:sz w:val="19"/>
+                <w:szCs w:val="19"/>
+              </w:rPr>
+              <w:t xml:space="preserve">Laura, a lawyer at Clearwater Legal LLP, meeting a new client</w:t>
+            </w:r>
+          </w:p>
+        </w:tc>
+        <w:tc>
+          <w:tcPr>
+            <w:tcW w:type="dxa" w:w="2520"/>
+            <w:tcBorders>
+              <w:top w:val="single" w:color="C9D3DF" w:sz="4"/>
+              <w:left w:val="single" w:color="C9D3DF" w:sz="4"/>
+              <w:bottom w:val="single" w:color="C9D3DF" w:sz="4"/>
+              <w:right w:val="single" w:color="C9D3DF" w:sz="4"/>
+            </w:tcBorders>
+            <w:tcMar>
+              <w:top w:type="dxa" w:w="60"/>
+              <w:left w:type="dxa" w:w="100"/>
+              <w:bottom w:type="dxa" w:w="60"/>
+              <w:right w:type="dxa" w:w="100"/>
+            </w:tcMar>
+          </w:tcPr>
+          <w:p>
+            <w:r>
+              <w:rPr>
+                <w:sz w:val="19"/>
+                <w:szCs w:val="19"/>
+              </w:rPr>
+              <w:t xml:space="preserve">251</w:t>
+            </w:r>
+          </w:p>
+        </w:tc>
+        <w:tc>
+          <w:tcPr>
+            <w:tcW w:type="dxa" w:w="2520"/>
+            <w:tcBorders>
+              <w:top w:val="single" w:color="C9D3DF" w:sz="4"/>
+              <w:left w:val="single" w:color="C9D3DF" w:sz="4"/>
+              <w:bottom w:val="single" w:color="C9D3DF" w:sz="4"/>
+              <w:right w:val="single" w:color="C9D3DF" w:sz="4"/>
+            </w:tcBorders>
+            <w:tcMar>
+              <w:top w:type="dxa" w:w="60"/>
+              <w:left w:type="dxa" w:w="100"/>
+              <w:bottom w:type="dxa" w:w="60"/>
+              <w:right w:type="dxa" w:w="100"/>
+            </w:tcMar>
+          </w:tcPr>
+          <w:p>
+            <w:r>
+              <w:rPr>
+                <w:sz w:val="19"/>
+                <w:szCs w:val="19"/>
+              </w:rPr>
+              <w:t xml:space="preserve">ai for lawyers (1)</w:t>
+            </w:r>
+          </w:p>
+        </w:tc>
+      </w:tr>
+      <w:tr>
+        <w:trPr>
+          <w:tblHeader w:val="false"/>
+        </w:trPr>
+        <w:tc>
+          <w:tcPr>
+            <w:tcW w:type="dxa" w:w="2520"/>
+            <w:tcBorders>
+              <w:top w:val="single" w:color="C9D3DF" w:sz="4"/>
+              <w:left w:val="single" w:color="C9D3DF" w:sz="4"/>
+              <w:bottom w:val="single" w:color="C9D3DF" w:sz="4"/>
+              <w:right w:val="single" w:color="C9D3DF" w:sz="4"/>
+            </w:tcBorders>
+            <w:tcMar>
+              <w:top w:type="dxa" w:w="60"/>
+              <w:left w:type="dxa" w:w="100"/>
+              <w:bottom w:type="dxa" w:w="60"/>
+              <w:right w:type="dxa" w:w="100"/>
+            </w:tcMar>
+          </w:tcPr>
+          <w:p>
+            <w:r>
+              <w:rPr>
+                <w:sz w:val="19"/>
+                <w:szCs w:val="19"/>
+              </w:rPr>
+              <w:t xml:space="preserve">Managers (1:1 Meetings)</w:t>
+            </w:r>
+          </w:p>
+        </w:tc>
+        <w:tc>
+          <w:tcPr>
+            <w:tcW w:type="dxa" w:w="2520"/>
+            <w:tcBorders>
+              <w:top w:val="single" w:color="C9D3DF" w:sz="4"/>
+              <w:left w:val="single" w:color="C9D3DF" w:sz="4"/>
+              <w:bottom w:val="single" w:color="C9D3DF" w:sz="4"/>
+              <w:right w:val="single" w:color="C9D3DF" w:sz="4"/>
+            </w:tcBorders>
+            <w:tcMar>
+              <w:top w:type="dxa" w:w="60"/>
+              <w:left w:type="dxa" w:w="100"/>
+              <w:bottom w:type="dxa" w:w="60"/>
+              <w:right w:type="dxa" w:w="100"/>
+            </w:tcMar>
+          </w:tcPr>
+          <w:p>
+            <w:r>
+              <w:rPr>
+                <w:sz w:val="19"/>
+                <w:szCs w:val="19"/>
+              </w:rPr>
+              <w:t xml:space="preserve">Sam, a manager at Bluebird Apps LLC, in his weekly 1 on 1 with Olivia</w:t>
+            </w:r>
+          </w:p>
+        </w:tc>
+        <w:tc>
+          <w:tcPr>
+            <w:tcW w:type="dxa" w:w="2520"/>
+            <w:tcBorders>
+              <w:top w:val="single" w:color="C9D3DF" w:sz="4"/>
+              <w:left w:val="single" w:color="C9D3DF" w:sz="4"/>
+              <w:bottom w:val="single" w:color="C9D3DF" w:sz="4"/>
+              <w:right w:val="single" w:color="C9D3DF" w:sz="4"/>
+            </w:tcBorders>
+            <w:tcMar>
+              <w:top w:type="dxa" w:w="60"/>
+              <w:left w:type="dxa" w:w="100"/>
+              <w:bottom w:type="dxa" w:w="60"/>
+              <w:right w:type="dxa" w:w="100"/>
+            </w:tcMar>
+          </w:tcPr>
+          <w:p>
+            <w:r>
+              <w:rPr>
+                <w:sz w:val="19"/>
+                <w:szCs w:val="19"/>
+              </w:rPr>
+              <w:t xml:space="preserve">270</w:t>
+            </w:r>
+          </w:p>
+        </w:tc>
+        <w:tc>
+          <w:tcPr>
+            <w:tcW w:type="dxa" w:w="2520"/>
+            <w:tcBorders>
+              <w:top w:val="single" w:color="C9D3DF" w:sz="4"/>
+              <w:left w:val="single" w:color="C9D3DF" w:sz="4"/>
+              <w:bottom w:val="single" w:color="C9D3DF" w:sz="4"/>
+              <w:right w:val="single" w:color="C9D3DF" w:sz="4"/>
+            </w:tcBorders>
+            <w:tcMar>
+              <w:top w:type="dxa" w:w="60"/>
+              <w:left w:type="dxa" w:w="100"/>
+              <w:bottom w:type="dxa" w:w="60"/>
+              <w:right w:type="dxa" w:w="100"/>
+            </w:tcMar>
+          </w:tcPr>
+          <w:p>
+            <w:r>
+              <w:rPr>
+                <w:sz w:val="19"/>
+                <w:szCs w:val="19"/>
+              </w:rPr>
+              <w:t xml:space="preserve">one on one meeting (1), 1 on 1 meeting (2)</w:t>
+            </w:r>
+          </w:p>
+        </w:tc>
+      </w:tr>
+      <w:tr>
+        <w:trPr>
+          <w:tblHeader w:val="false"/>
+        </w:trPr>
+        <w:tc>
+          <w:tcPr>
+            <w:tcW w:type="dxa" w:w="2520"/>
+            <w:tcBorders>
+              <w:top w:val="single" w:color="C9D3DF" w:sz="4"/>
+              <w:left w:val="single" w:color="C9D3DF" w:sz="4"/>
+              <w:bottom w:val="single" w:color="C9D3DF" w:sz="4"/>
+              <w:right w:val="single" w:color="C9D3DF" w:sz="4"/>
+            </w:tcBorders>
+            <w:tcMar>
+              <w:top w:type="dxa" w:w="60"/>
+              <w:left w:type="dxa" w:w="100"/>
+              <w:bottom w:type="dxa" w:w="60"/>
+              <w:right w:type="dxa" w:w="100"/>
+            </w:tcMar>
+          </w:tcPr>
+          <w:p>
+            <w:r>
+              <w:rPr>
+                <w:sz w:val="19"/>
+                <w:szCs w:val="19"/>
+              </w:rPr>
+              <w:t xml:space="preserve">Real Estate Agents</w:t>
+            </w:r>
+          </w:p>
+        </w:tc>
+        <w:tc>
+          <w:tcPr>
+            <w:tcW w:type="dxa" w:w="2520"/>
+            <w:tcBorders>
+              <w:top w:val="single" w:color="C9D3DF" w:sz="4"/>
+              <w:left w:val="single" w:color="C9D3DF" w:sz="4"/>
+              <w:bottom w:val="single" w:color="C9D3DF" w:sz="4"/>
+              <w:right w:val="single" w:color="C9D3DF" w:sz="4"/>
+            </w:tcBorders>
+            <w:tcMar>
+              <w:top w:type="dxa" w:w="60"/>
+              <w:left w:type="dxa" w:w="100"/>
+              <w:bottom w:type="dxa" w:w="60"/>
+              <w:right w:type="dxa" w:w="100"/>
+            </w:tcMar>
+          </w:tcPr>
+          <w:p>
+            <w:r>
+              <w:rPr>
+                <w:sz w:val="19"/>
+                <w:szCs w:val="19"/>
+              </w:rPr>
+              <w:t xml:space="preserve">Chris from Skyline Homes Realty LLC, helping the Johnsons find a home</w:t>
+            </w:r>
+          </w:p>
+        </w:tc>
+        <w:tc>
+          <w:tcPr>
+            <w:tcW w:type="dxa" w:w="2520"/>
+            <w:tcBorders>
+              <w:top w:val="single" w:color="C9D3DF" w:sz="4"/>
+              <w:left w:val="single" w:color="C9D3DF" w:sz="4"/>
+              <w:bottom w:val="single" w:color="C9D3DF" w:sz="4"/>
+              <w:right w:val="single" w:color="C9D3DF" w:sz="4"/>
+            </w:tcBorders>
+            <w:tcMar>
+              <w:top w:type="dxa" w:w="60"/>
+              <w:left w:type="dxa" w:w="100"/>
+              <w:bottom w:type="dxa" w:w="60"/>
+              <w:right w:type="dxa" w:w="100"/>
+            </w:tcMar>
+          </w:tcPr>
+          <w:p>
+            <w:r>
+              <w:rPr>
+                <w:sz w:val="19"/>
+                <w:szCs w:val="19"/>
+              </w:rPr>
+              <w:t xml:space="preserve">263</w:t>
+            </w:r>
+          </w:p>
+        </w:tc>
+        <w:tc>
+          <w:tcPr>
+            <w:tcW w:type="dxa" w:w="2520"/>
+            <w:tcBorders>
+              <w:top w:val="single" w:color="C9D3DF" w:sz="4"/>
+              <w:left w:val="single" w:color="C9D3DF" w:sz="4"/>
+              <w:bottom w:val="single" w:color="C9D3DF" w:sz="4"/>
+              <w:right w:val="single" w:color="C9D3DF" w:sz="4"/>
+            </w:tcBorders>
+            <w:tcMar>
+              <w:top w:type="dxa" w:w="60"/>
+              <w:left w:type="dxa" w:w="100"/>
+              <w:bottom w:type="dxa" w:w="60"/>
+              <w:right w:type="dxa" w:w="100"/>
+            </w:tcMar>
+          </w:tcPr>
+          <w:p>
+            <w:r>
+              <w:rPr>
+                <w:sz w:val="19"/>
+                <w:szCs w:val="19"/>
+              </w:rPr>
+              <w:t xml:space="preserve">ai tools for real estate agents (1)</w:t>
+            </w:r>
+          </w:p>
+        </w:tc>
+      </w:tr>
+      <w:tr>
+        <w:trPr>
+          <w:tblHeader w:val="false"/>
+        </w:trPr>
+        <w:tc>
+          <w:tcPr>
+            <w:tcW w:type="dxa" w:w="2520"/>
+            <w:tcBorders>
+              <w:top w:val="single" w:color="C9D3DF" w:sz="4"/>
+              <w:left w:val="single" w:color="C9D3DF" w:sz="4"/>
+              <w:bottom w:val="single" w:color="C9D3DF" w:sz="4"/>
+              <w:right w:val="single" w:color="C9D3DF" w:sz="4"/>
+            </w:tcBorders>
+            <w:tcMar>
+              <w:top w:type="dxa" w:w="60"/>
+              <w:left w:type="dxa" w:w="100"/>
+              <w:bottom w:type="dxa" w:w="60"/>
+              <w:right w:type="dxa" w:w="100"/>
+            </w:tcMar>
+          </w:tcPr>
+          <w:p>
+            <w:r>
+              <w:rPr>
+                <w:sz w:val="19"/>
+                <w:szCs w:val="19"/>
+              </w:rPr>
+              <w:t xml:space="preserve">Financial Advisors</w:t>
+            </w:r>
+          </w:p>
+        </w:tc>
+        <w:tc>
+          <w:tcPr>
+            <w:tcW w:type="dxa" w:w="2520"/>
+            <w:tcBorders>
+              <w:top w:val="single" w:color="C9D3DF" w:sz="4"/>
+              <w:left w:val="single" w:color="C9D3DF" w:sz="4"/>
+              <w:bottom w:val="single" w:color="C9D3DF" w:sz="4"/>
+              <w:right w:val="single" w:color="C9D3DF" w:sz="4"/>
+            </w:tcBorders>
+            <w:tcMar>
+              <w:top w:type="dxa" w:w="60"/>
+              <w:left w:type="dxa" w:w="100"/>
+              <w:bottom w:type="dxa" w:w="60"/>
+              <w:right w:type="dxa" w:w="100"/>
+            </w:tcMar>
+          </w:tcPr>
+          <w:p>
+            <w:r>
+              <w:rPr>
+                <w:sz w:val="19"/>
+                <w:szCs w:val="19"/>
+              </w:rPr>
+              <w:t xml:space="preserve">David from Northstar Wealth LLC, in a yearly review with the Millers</w:t>
+            </w:r>
+          </w:p>
+        </w:tc>
+        <w:tc>
+          <w:tcPr>
+            <w:tcW w:type="dxa" w:w="2520"/>
+            <w:tcBorders>
+              <w:top w:val="single" w:color="C9D3DF" w:sz="4"/>
+              <w:left w:val="single" w:color="C9D3DF" w:sz="4"/>
+              <w:bottom w:val="single" w:color="C9D3DF" w:sz="4"/>
+              <w:right w:val="single" w:color="C9D3DF" w:sz="4"/>
+            </w:tcBorders>
+            <w:tcMar>
+              <w:top w:type="dxa" w:w="60"/>
+              <w:left w:type="dxa" w:w="100"/>
+              <w:bottom w:type="dxa" w:w="60"/>
+              <w:right w:type="dxa" w:w="100"/>
+            </w:tcMar>
+          </w:tcPr>
+          <w:p>
+            <w:r>
+              <w:rPr>
+                <w:sz w:val="19"/>
+                <w:szCs w:val="19"/>
+              </w:rPr>
+              <w:t xml:space="preserve">248</w:t>
+            </w:r>
+          </w:p>
+        </w:tc>
+        <w:tc>
+          <w:tcPr>
+            <w:tcW w:type="dxa" w:w="2520"/>
+            <w:tcBorders>
+              <w:top w:val="single" w:color="C9D3DF" w:sz="4"/>
+              <w:left w:val="single" w:color="C9D3DF" w:sz="4"/>
+              <w:bottom w:val="single" w:color="C9D3DF" w:sz="4"/>
+              <w:right w:val="single" w:color="C9D3DF" w:sz="4"/>
+            </w:tcBorders>
+            <w:tcMar>
+              <w:top w:type="dxa" w:w="60"/>
+              <w:left w:type="dxa" w:w="100"/>
+              <w:bottom w:type="dxa" w:w="60"/>
+              <w:right w:type="dxa" w:w="100"/>
+            </w:tcMar>
+          </w:tcPr>
+          <w:p>
+            <w:r>
+              <w:rPr>
+                <w:sz w:val="19"/>
+                <w:szCs w:val="19"/>
+              </w:rPr>
+              <w:t xml:space="preserve">ai for financial advisors (1)</w:t>
+            </w:r>
+          </w:p>
+        </w:tc>
+      </w:tr>
+    </w:tbl>
+    <w:p>
+      <w:pPr>
+        <w:spacing w:after="120"/>
+      </w:pPr>
     </w:p>
     <w:p>
       <w:pPr>
@@ -1062,7 +2325,7 @@
                 <w:sz w:val="19"/>
                 <w:szCs w:val="19"/>
               </w:rPr>
-              <w:t xml:space="preserve">705</w:t>
+              <w:t xml:space="preserve">709</w:t>
             </w:r>
           </w:p>
         </w:tc>
@@ -1223,7 +2486,7 @@
                 <w:sz w:val="19"/>
                 <w:szCs w:val="19"/>
               </w:rPr>
-              <w:t xml:space="preserve">700</w:t>
+              <w:t xml:space="preserve">716</w:t>
             </w:r>
           </w:p>
         </w:tc>
@@ -1249,7 +2512,7 @@
                 <w:sz w:val="19"/>
                 <w:szCs w:val="19"/>
               </w:rPr>
-              <w:t xml:space="preserve">voice of customer</w:t>
+              <w:t xml:space="preserve">ai for marketing</w:t>
             </w:r>
           </w:p>
         </w:tc>
@@ -1301,7 +2564,7 @@
                 <w:sz w:val="19"/>
                 <w:szCs w:val="19"/>
               </w:rPr>
-              <w:t xml:space="preserve">1.29%</w:t>
+              <w:t xml:space="preserve">1.26%</w:t>
             </w:r>
           </w:p>
         </w:tc>
@@ -1384,7 +2647,7 @@
                 <w:sz w:val="19"/>
                 <w:szCs w:val="19"/>
               </w:rPr>
-              <w:t xml:space="preserve">709</w:t>
+              <w:t xml:space="preserve">714</w:t>
             </w:r>
           </w:p>
         </w:tc>
@@ -1410,7 +2673,7 @@
                 <w:sz w:val="19"/>
                 <w:szCs w:val="19"/>
               </w:rPr>
-              <w:t xml:space="preserve">ai for law firms</w:t>
+              <w:t xml:space="preserve">ai for lawyers</w:t>
             </w:r>
           </w:p>
         </w:tc>
@@ -1436,7 +2699,7 @@
                 <w:sz w:val="19"/>
                 <w:szCs w:val="19"/>
               </w:rPr>
-              <w:t xml:space="preserve">1</w:t>
+              <w:t xml:space="preserve">2</w:t>
             </w:r>
           </w:p>
         </w:tc>
@@ -1462,7 +2725,7 @@
                 <w:sz w:val="19"/>
                 <w:szCs w:val="19"/>
               </w:rPr>
-              <w:t xml:space="preserve">0.56%</w:t>
+              <w:t xml:space="preserve">0.84%</w:t>
             </w:r>
           </w:p>
         </w:tc>
@@ -1706,7 +2969,7 @@
                 <w:sz w:val="19"/>
                 <w:szCs w:val="19"/>
               </w:rPr>
-              <w:t xml:space="preserve">709</w:t>
+              <w:t xml:space="preserve">720</w:t>
             </w:r>
           </w:p>
         </w:tc>
@@ -1732,7 +2995,7 @@
                 <w:sz w:val="19"/>
                 <w:szCs w:val="19"/>
               </w:rPr>
-              <w:t xml:space="preserve">ai for real estate agents</w:t>
+              <w:t xml:space="preserve">ai tools for real estate agents</w:t>
             </w:r>
           </w:p>
         </w:tc>
@@ -1784,7 +3047,7 @@
                 <w:sz w:val="19"/>
                 <w:szCs w:val="19"/>
               </w:rPr>
-              <w:t xml:space="preserve">1.41%</w:t>
+              <w:t xml:space="preserve">1.67%</w:t>
             </w:r>
           </w:p>
         </w:tc>
@@ -1867,7 +3130,7 @@
                 <w:sz w:val="19"/>
                 <w:szCs w:val="19"/>
               </w:rPr>
-              <w:t xml:space="preserve">698</w:t>
+              <w:t xml:space="preserve">708</w:t>
             </w:r>
           </w:p>
         </w:tc>
@@ -1919,7 +3182,7 @@
                 <w:sz w:val="19"/>
                 <w:szCs w:val="19"/>
               </w:rPr>
-              <w:t xml:space="preserve">2</w:t>
+              <w:t xml:space="preserve">3</w:t>
             </w:r>
           </w:p>
         </w:tc>
@@ -1945,7 +3208,7 @@
                 <w:sz w:val="19"/>
                 <w:szCs w:val="19"/>
               </w:rPr>
-              <w:t xml:space="preserve">1.15%</w:t>
+              <w:t xml:space="preserve">1.69%</w:t>
             </w:r>
           </w:p>
         </w:tc>
@@ -1987,7 +3250,7 @@
         <w:spacing w:after="140"/>
       </w:pPr>
       <w:r>
-        <w:t xml:space="preserve">Highest density: "1 on 1 meeting" on the Managers page (2.16%) and "sales call" on the Sales page (2.04%). Both are the topic of the page, so using them a few times is expected.</w:t>
+        <w:t xml:space="preserve">Highest density: "1 on 1 meeting" on the Managers (1:1 Meetings) page (2.16%) and "sales call" on the Sales Calls page (2.04%). Both are the topic of the page, so using them a few times is expected.</w:t>
       </w:r>
     </w:p>
     <w:p>
@@ -2003,17 +3266,14 @@
         <w:spacing w:after="140"/>
       </w:pPr>
       <w:r>
-        <w:t xml:space="preserve">Three keywords were missing as exact phrases, because the copy used a different wording. We added each one </w:t>
-      </w:r>
-      <w:r>
         <w:rPr>
           <w:b/>
           <w:bCs/>
         </w:rPr>
-        <w:t xml:space="preserve">once</w:t>
+        <w:t xml:space="preserve">1. Keywords added to the storyline.</w:t>
       </w:r>
       <w:r>
-        <w:t xml:space="preserve">, in a natural sentence:</w:t>
+        <w:t xml:space="preserve"> Five stories had no target keyword (or only one) inside the story itself. We added one, once, as a normal part of the story:</w:t>
       </w:r>
     </w:p>
     <w:tbl>
@@ -2093,7 +3353,7 @@
                 <w:sz w:val="19"/>
                 <w:szCs w:val="19"/>
               </w:rPr>
-              <w:t xml:space="preserve">Keyword added</w:t>
+              <w:t xml:space="preserve">Keyword</w:t>
             </w:r>
           </w:p>
         </w:tc>
@@ -2123,7 +3383,7 @@
                 <w:sz w:val="19"/>
                 <w:szCs w:val="19"/>
               </w:rPr>
-              <w:t xml:space="preserve">New sentence</w:t>
+              <w:t xml:space="preserve">New sentence in the story</w:t>
             </w:r>
           </w:p>
         </w:tc>
@@ -2154,7 +3414,7 @@
                 <w:sz w:val="19"/>
                 <w:szCs w:val="19"/>
               </w:rPr>
-              <w:t xml:space="preserve">Real Estate Agents</w:t>
+              <w:t xml:space="preserve">Lawyers</w:t>
             </w:r>
           </w:p>
         </w:tc>
@@ -2180,7 +3440,7 @@
                 <w:sz w:val="19"/>
                 <w:szCs w:val="19"/>
               </w:rPr>
-              <w:t xml:space="preserve">ai tools for real estate agents</w:t>
+              <w:t xml:space="preserve">ai for lawyers</w:t>
             </w:r>
           </w:p>
         </w:tc>
@@ -2206,7 +3466,7 @@
                 <w:sz w:val="19"/>
                 <w:szCs w:val="19"/>
               </w:rPr>
-              <w:t xml:space="preserve">"Looking for simple AI tools for real estate agents? Lynkk also helps you:"</w:t>
+              <w:t xml:space="preserve">"Laura starts using Lynkk, a simple AI for lawyers."</w:t>
             </w:r>
           </w:p>
         </w:tc>
@@ -2237,7 +3497,7 @@
                 <w:sz w:val="19"/>
                 <w:szCs w:val="19"/>
               </w:rPr>
-              <w:t xml:space="preserve">Financial Advisors</w:t>
+              <w:t xml:space="preserve">Real Estate Agents</w:t>
             </w:r>
           </w:p>
         </w:tc>
@@ -2263,7 +3523,7 @@
                 <w:sz w:val="19"/>
                 <w:szCs w:val="19"/>
               </w:rPr>
-              <w:t xml:space="preserve">ai tools for financial advisors</w:t>
+              <w:t xml:space="preserve">ai tools for real estate agents</w:t>
             </w:r>
           </w:p>
         </w:tc>
@@ -2289,7 +3549,7 @@
                 <w:sz w:val="19"/>
                 <w:szCs w:val="19"/>
               </w:rPr>
-              <w:t xml:space="preserve">"Looking for simple AI tools for financial advisors? Lynkk also lets you:"</w:t>
+              <w:t xml:space="preserve">"A friend tells Chris about AI tools for real estate agents. He starts using Lynkk."</w:t>
             </w:r>
           </w:p>
         </w:tc>
@@ -2346,7 +3606,7 @@
                 <w:sz w:val="19"/>
                 <w:szCs w:val="19"/>
               </w:rPr>
-              <w:t xml:space="preserve">ai note taker for financial advisors</w:t>
+              <w:t xml:space="preserve">ai for financial advisors</w:t>
             </w:r>
           </w:p>
         </w:tc>
@@ -2372,7 +3632,173 @@
                 <w:sz w:val="19"/>
                 <w:szCs w:val="19"/>
               </w:rPr>
-              <w:t xml:space="preserve">"Lynkk is an AI note taker for financial advisors." (was only in the meta description)</w:t>
+              <w:t xml:space="preserve">"David starts using Lynkk, AI for financial advisors that writes the notes for him."</w:t>
+            </w:r>
+          </w:p>
+        </w:tc>
+      </w:tr>
+      <w:tr>
+        <w:trPr>
+          <w:tblHeader w:val="false"/>
+        </w:trPr>
+        <w:tc>
+          <w:tcPr>
+            <w:tcW w:type="dxa" w:w="3360"/>
+            <w:tcBorders>
+              <w:top w:val="single" w:color="C9D3DF" w:sz="4"/>
+              <w:left w:val="single" w:color="C9D3DF" w:sz="4"/>
+              <w:bottom w:val="single" w:color="C9D3DF" w:sz="4"/>
+              <w:right w:val="single" w:color="C9D3DF" w:sz="4"/>
+            </w:tcBorders>
+            <w:tcMar>
+              <w:top w:type="dxa" w:w="60"/>
+              <w:left w:type="dxa" w:w="100"/>
+              <w:bottom w:type="dxa" w:w="60"/>
+              <w:right w:type="dxa" w:w="100"/>
+            </w:tcMar>
+          </w:tcPr>
+          <w:p>
+            <w:r>
+              <w:rPr>
+                <w:sz w:val="19"/>
+                <w:szCs w:val="19"/>
+              </w:rPr>
+              <w:t xml:space="preserve">Lectures</w:t>
+            </w:r>
+          </w:p>
+        </w:tc>
+        <w:tc>
+          <w:tcPr>
+            <w:tcW w:type="dxa" w:w="3360"/>
+            <w:tcBorders>
+              <w:top w:val="single" w:color="C9D3DF" w:sz="4"/>
+              <w:left w:val="single" w:color="C9D3DF" w:sz="4"/>
+              <w:bottom w:val="single" w:color="C9D3DF" w:sz="4"/>
+              <w:right w:val="single" w:color="C9D3DF" w:sz="4"/>
+            </w:tcBorders>
+            <w:tcMar>
+              <w:top w:type="dxa" w:w="60"/>
+              <w:left w:type="dxa" w:w="100"/>
+              <w:bottom w:type="dxa" w:w="60"/>
+              <w:right w:type="dxa" w:w="100"/>
+            </w:tcMar>
+          </w:tcPr>
+          <w:p>
+            <w:r>
+              <w:rPr>
+                <w:sz w:val="19"/>
+                <w:szCs w:val="19"/>
+              </w:rPr>
+              <w:t xml:space="preserve">lecture recorder</w:t>
+            </w:r>
+          </w:p>
+        </w:tc>
+        <w:tc>
+          <w:tcPr>
+            <w:tcW w:type="dxa" w:w="3360"/>
+            <w:tcBorders>
+              <w:top w:val="single" w:color="C9D3DF" w:sz="4"/>
+              <w:left w:val="single" w:color="C9D3DF" w:sz="4"/>
+              <w:bottom w:val="single" w:color="C9D3DF" w:sz="4"/>
+              <w:right w:val="single" w:color="C9D3DF" w:sz="4"/>
+            </w:tcBorders>
+            <w:tcMar>
+              <w:top w:type="dxa" w:w="60"/>
+              <w:left w:type="dxa" w:w="100"/>
+              <w:bottom w:type="dxa" w:w="60"/>
+              <w:right w:type="dxa" w:w="100"/>
+            </w:tcMar>
+          </w:tcPr>
+          <w:p>
+            <w:r>
+              <w:rPr>
+                <w:sz w:val="19"/>
+                <w:szCs w:val="19"/>
+              </w:rPr>
+              <w:t xml:space="preserve">"Then he starts using Lynkk as his lecture recorder."</w:t>
+            </w:r>
+          </w:p>
+        </w:tc>
+      </w:tr>
+      <w:tr>
+        <w:trPr>
+          <w:tblHeader w:val="false"/>
+        </w:trPr>
+        <w:tc>
+          <w:tcPr>
+            <w:tcW w:type="dxa" w:w="3360"/>
+            <w:tcBorders>
+              <w:top w:val="single" w:color="C9D3DF" w:sz="4"/>
+              <w:left w:val="single" w:color="C9D3DF" w:sz="4"/>
+              <w:bottom w:val="single" w:color="C9D3DF" w:sz="4"/>
+              <w:right w:val="single" w:color="C9D3DF" w:sz="4"/>
+            </w:tcBorders>
+            <w:tcMar>
+              <w:top w:type="dxa" w:w="60"/>
+              <w:left w:type="dxa" w:w="100"/>
+              <w:bottom w:type="dxa" w:w="60"/>
+              <w:right w:type="dxa" w:w="100"/>
+            </w:tcMar>
+          </w:tcPr>
+          <w:p>
+            <w:r>
+              <w:rPr>
+                <w:sz w:val="19"/>
+                <w:szCs w:val="19"/>
+              </w:rPr>
+              <w:t xml:space="preserve">Customer Research</w:t>
+            </w:r>
+          </w:p>
+        </w:tc>
+        <w:tc>
+          <w:tcPr>
+            <w:tcW w:type="dxa" w:w="3360"/>
+            <w:tcBorders>
+              <w:top w:val="single" w:color="C9D3DF" w:sz="4"/>
+              <w:left w:val="single" w:color="C9D3DF" w:sz="4"/>
+              <w:bottom w:val="single" w:color="C9D3DF" w:sz="4"/>
+              <w:right w:val="single" w:color="C9D3DF" w:sz="4"/>
+            </w:tcBorders>
+            <w:tcMar>
+              <w:top w:type="dxa" w:w="60"/>
+              <w:left w:type="dxa" w:w="100"/>
+              <w:bottom w:type="dxa" w:w="60"/>
+              <w:right w:type="dxa" w:w="100"/>
+            </w:tcMar>
+          </w:tcPr>
+          <w:p>
+            <w:r>
+              <w:rPr>
+                <w:sz w:val="19"/>
+                <w:szCs w:val="19"/>
+              </w:rPr>
+              <w:t xml:space="preserve">ai for marketing</w:t>
+            </w:r>
+          </w:p>
+        </w:tc>
+        <w:tc>
+          <w:tcPr>
+            <w:tcW w:type="dxa" w:w="3360"/>
+            <w:tcBorders>
+              <w:top w:val="single" w:color="C9D3DF" w:sz="4"/>
+              <w:left w:val="single" w:color="C9D3DF" w:sz="4"/>
+              <w:bottom w:val="single" w:color="C9D3DF" w:sz="4"/>
+              <w:right w:val="single" w:color="C9D3DF" w:sz="4"/>
+            </w:tcBorders>
+            <w:tcMar>
+              <w:top w:type="dxa" w:w="60"/>
+              <w:left w:type="dxa" w:w="100"/>
+              <w:bottom w:type="dxa" w:w="60"/>
+              <w:right w:type="dxa" w:w="100"/>
+            </w:tcMar>
+          </w:tcPr>
+          <w:p>
+            <w:r>
+              <w:rPr>
+                <w:sz w:val="19"/>
+                <w:szCs w:val="19"/>
+              </w:rPr>
+              <w:t xml:space="preserve">"She wants to use AI for marketing, but only if it helps her hear real customers."</w:t>
             </w:r>
           </w:p>
         </w:tc>
@@ -2388,7 +3814,396 @@
         <w:spacing w:after="140"/>
       </w:pPr>
       <w:r>
-        <w:t xml:space="preserve">We also removed one use of "1 on 1 meeting" from the Managers page call to action ("Try Lynkk in your next one on one."), to keep it below 2.5%.</w:t>
+        <w:rPr>
+          <w:b/>
+          <w:bCs/>
+        </w:rPr>
+        <w:t xml:space="preserve">2. Missing exact keywords added once.</w:t>
+      </w:r>
+      <w:r>
+        <w:t xml:space="preserve"> Three keywords were not on the page as exact phrases:</w:t>
+      </w:r>
+    </w:p>
+    <w:tbl>
+      <w:tblPr>
+        <w:tblW w:type="dxa" w:w="10080"/>
+        <w:tblBorders>
+          <w:top w:val="single" w:color="auto" w:sz="4"/>
+          <w:left w:val="single" w:color="auto" w:sz="4"/>
+          <w:bottom w:val="single" w:color="auto" w:sz="4"/>
+          <w:right w:val="single" w:color="auto" w:sz="4"/>
+          <w:insideH w:val="single" w:color="auto" w:sz="4"/>
+          <w:insideV w:val="single" w:color="auto" w:sz="4"/>
+        </w:tblBorders>
+      </w:tblPr>
+      <w:tblGrid>
+        <w:gridCol w:w="3360"/>
+        <w:gridCol w:w="3360"/>
+        <w:gridCol w:w="3360"/>
+      </w:tblGrid>
+      <w:tr>
+        <w:trPr>
+          <w:tblHeader/>
+        </w:trPr>
+        <w:tc>
+          <w:tcPr>
+            <w:tcW w:type="dxa" w:w="3360"/>
+            <w:tcBorders>
+              <w:top w:val="single" w:color="C9D3DF" w:sz="4"/>
+              <w:left w:val="single" w:color="C9D3DF" w:sz="4"/>
+              <w:bottom w:val="single" w:color="C9D3DF" w:sz="4"/>
+              <w:right w:val="single" w:color="C9D3DF" w:sz="4"/>
+            </w:tcBorders>
+            <w:shd w:fill="1F3A5F" w:color="auto" w:val="clear"/>
+            <w:tcMar>
+              <w:top w:type="dxa" w:w="60"/>
+              <w:left w:type="dxa" w:w="100"/>
+              <w:bottom w:type="dxa" w:w="60"/>
+              <w:right w:type="dxa" w:w="100"/>
+            </w:tcMar>
+          </w:tcPr>
+          <w:p>
+            <w:r>
+              <w:rPr>
+                <w:b/>
+                <w:bCs/>
+                <w:color w:val="FFFFFF"/>
+                <w:sz w:val="19"/>
+                <w:szCs w:val="19"/>
+              </w:rPr>
+              <w:t xml:space="preserve">Page</w:t>
+            </w:r>
+          </w:p>
+        </w:tc>
+        <w:tc>
+          <w:tcPr>
+            <w:tcW w:type="dxa" w:w="3360"/>
+            <w:tcBorders>
+              <w:top w:val="single" w:color="C9D3DF" w:sz="4"/>
+              <w:left w:val="single" w:color="C9D3DF" w:sz="4"/>
+              <w:bottom w:val="single" w:color="C9D3DF" w:sz="4"/>
+              <w:right w:val="single" w:color="C9D3DF" w:sz="4"/>
+            </w:tcBorders>
+            <w:shd w:fill="1F3A5F" w:color="auto" w:val="clear"/>
+            <w:tcMar>
+              <w:top w:type="dxa" w:w="60"/>
+              <w:left w:type="dxa" w:w="100"/>
+              <w:bottom w:type="dxa" w:w="60"/>
+              <w:right w:type="dxa" w:w="100"/>
+            </w:tcMar>
+          </w:tcPr>
+          <w:p>
+            <w:r>
+              <w:rPr>
+                <w:b/>
+                <w:bCs/>
+                <w:color w:val="FFFFFF"/>
+                <w:sz w:val="19"/>
+                <w:szCs w:val="19"/>
+              </w:rPr>
+              <w:t xml:space="preserve">Keyword</w:t>
+            </w:r>
+          </w:p>
+        </w:tc>
+        <w:tc>
+          <w:tcPr>
+            <w:tcW w:type="dxa" w:w="3360"/>
+            <w:tcBorders>
+              <w:top w:val="single" w:color="C9D3DF" w:sz="4"/>
+              <w:left w:val="single" w:color="C9D3DF" w:sz="4"/>
+              <w:bottom w:val="single" w:color="C9D3DF" w:sz="4"/>
+              <w:right w:val="single" w:color="C9D3DF" w:sz="4"/>
+            </w:tcBorders>
+            <w:shd w:fill="1F3A5F" w:color="auto" w:val="clear"/>
+            <w:tcMar>
+              <w:top w:type="dxa" w:w="60"/>
+              <w:left w:type="dxa" w:w="100"/>
+              <w:bottom w:type="dxa" w:w="60"/>
+              <w:right w:type="dxa" w:w="100"/>
+            </w:tcMar>
+          </w:tcPr>
+          <w:p>
+            <w:r>
+              <w:rPr>
+                <w:b/>
+                <w:bCs/>
+                <w:color w:val="FFFFFF"/>
+                <w:sz w:val="19"/>
+                <w:szCs w:val="19"/>
+              </w:rPr>
+              <w:t xml:space="preserve">New sentence</w:t>
+            </w:r>
+          </w:p>
+        </w:tc>
+      </w:tr>
+      <w:tr>
+        <w:trPr>
+          <w:tblHeader w:val="false"/>
+        </w:trPr>
+        <w:tc>
+          <w:tcPr>
+            <w:tcW w:type="dxa" w:w="3360"/>
+            <w:tcBorders>
+              <w:top w:val="single" w:color="C9D3DF" w:sz="4"/>
+              <w:left w:val="single" w:color="C9D3DF" w:sz="4"/>
+              <w:bottom w:val="single" w:color="C9D3DF" w:sz="4"/>
+              <w:right w:val="single" w:color="C9D3DF" w:sz="4"/>
+            </w:tcBorders>
+            <w:tcMar>
+              <w:top w:type="dxa" w:w="60"/>
+              <w:left w:type="dxa" w:w="100"/>
+              <w:bottom w:type="dxa" w:w="60"/>
+              <w:right w:type="dxa" w:w="100"/>
+            </w:tcMar>
+          </w:tcPr>
+          <w:p>
+            <w:r>
+              <w:rPr>
+                <w:sz w:val="19"/>
+                <w:szCs w:val="19"/>
+              </w:rPr>
+              <w:t xml:space="preserve">Real Estate Agents</w:t>
+            </w:r>
+          </w:p>
+        </w:tc>
+        <w:tc>
+          <w:tcPr>
+            <w:tcW w:type="dxa" w:w="3360"/>
+            <w:tcBorders>
+              <w:top w:val="single" w:color="C9D3DF" w:sz="4"/>
+              <w:left w:val="single" w:color="C9D3DF" w:sz="4"/>
+              <w:bottom w:val="single" w:color="C9D3DF" w:sz="4"/>
+              <w:right w:val="single" w:color="C9D3DF" w:sz="4"/>
+            </w:tcBorders>
+            <w:tcMar>
+              <w:top w:type="dxa" w:w="60"/>
+              <w:left w:type="dxa" w:w="100"/>
+              <w:bottom w:type="dxa" w:w="60"/>
+              <w:right w:type="dxa" w:w="100"/>
+            </w:tcMar>
+          </w:tcPr>
+          <w:p>
+            <w:r>
+              <w:rPr>
+                <w:sz w:val="19"/>
+                <w:szCs w:val="19"/>
+              </w:rPr>
+              <w:t xml:space="preserve">ai tools for real estate agents</w:t>
+            </w:r>
+          </w:p>
+        </w:tc>
+        <w:tc>
+          <w:tcPr>
+            <w:tcW w:type="dxa" w:w="3360"/>
+            <w:tcBorders>
+              <w:top w:val="single" w:color="C9D3DF" w:sz="4"/>
+              <w:left w:val="single" w:color="C9D3DF" w:sz="4"/>
+              <w:bottom w:val="single" w:color="C9D3DF" w:sz="4"/>
+              <w:right w:val="single" w:color="C9D3DF" w:sz="4"/>
+            </w:tcBorders>
+            <w:tcMar>
+              <w:top w:type="dxa" w:w="60"/>
+              <w:left w:type="dxa" w:w="100"/>
+              <w:bottom w:type="dxa" w:w="60"/>
+              <w:right w:type="dxa" w:w="100"/>
+            </w:tcMar>
+          </w:tcPr>
+          <w:p>
+            <w:r>
+              <w:rPr>
+                <w:sz w:val="19"/>
+                <w:szCs w:val="19"/>
+              </w:rPr>
+              <w:t xml:space="preserve">"Looking for simple AI tools for real estate agents? Lynkk also helps you:"</w:t>
+            </w:r>
+          </w:p>
+        </w:tc>
+      </w:tr>
+      <w:tr>
+        <w:trPr>
+          <w:tblHeader w:val="false"/>
+        </w:trPr>
+        <w:tc>
+          <w:tcPr>
+            <w:tcW w:type="dxa" w:w="3360"/>
+            <w:tcBorders>
+              <w:top w:val="single" w:color="C9D3DF" w:sz="4"/>
+              <w:left w:val="single" w:color="C9D3DF" w:sz="4"/>
+              <w:bottom w:val="single" w:color="C9D3DF" w:sz="4"/>
+              <w:right w:val="single" w:color="C9D3DF" w:sz="4"/>
+            </w:tcBorders>
+            <w:tcMar>
+              <w:top w:type="dxa" w:w="60"/>
+              <w:left w:type="dxa" w:w="100"/>
+              <w:bottom w:type="dxa" w:w="60"/>
+              <w:right w:type="dxa" w:w="100"/>
+            </w:tcMar>
+          </w:tcPr>
+          <w:p>
+            <w:r>
+              <w:rPr>
+                <w:sz w:val="19"/>
+                <w:szCs w:val="19"/>
+              </w:rPr>
+              <w:t xml:space="preserve">Financial Advisors</w:t>
+            </w:r>
+          </w:p>
+        </w:tc>
+        <w:tc>
+          <w:tcPr>
+            <w:tcW w:type="dxa" w:w="3360"/>
+            <w:tcBorders>
+              <w:top w:val="single" w:color="C9D3DF" w:sz="4"/>
+              <w:left w:val="single" w:color="C9D3DF" w:sz="4"/>
+              <w:bottom w:val="single" w:color="C9D3DF" w:sz="4"/>
+              <w:right w:val="single" w:color="C9D3DF" w:sz="4"/>
+            </w:tcBorders>
+            <w:tcMar>
+              <w:top w:type="dxa" w:w="60"/>
+              <w:left w:type="dxa" w:w="100"/>
+              <w:bottom w:type="dxa" w:w="60"/>
+              <w:right w:type="dxa" w:w="100"/>
+            </w:tcMar>
+          </w:tcPr>
+          <w:p>
+            <w:r>
+              <w:rPr>
+                <w:sz w:val="19"/>
+                <w:szCs w:val="19"/>
+              </w:rPr>
+              <w:t xml:space="preserve">ai tools for financial advisors</w:t>
+            </w:r>
+          </w:p>
+        </w:tc>
+        <w:tc>
+          <w:tcPr>
+            <w:tcW w:type="dxa" w:w="3360"/>
+            <w:tcBorders>
+              <w:top w:val="single" w:color="C9D3DF" w:sz="4"/>
+              <w:left w:val="single" w:color="C9D3DF" w:sz="4"/>
+              <w:bottom w:val="single" w:color="C9D3DF" w:sz="4"/>
+              <w:right w:val="single" w:color="C9D3DF" w:sz="4"/>
+            </w:tcBorders>
+            <w:tcMar>
+              <w:top w:type="dxa" w:w="60"/>
+              <w:left w:type="dxa" w:w="100"/>
+              <w:bottom w:type="dxa" w:w="60"/>
+              <w:right w:type="dxa" w:w="100"/>
+            </w:tcMar>
+          </w:tcPr>
+          <w:p>
+            <w:r>
+              <w:rPr>
+                <w:sz w:val="19"/>
+                <w:szCs w:val="19"/>
+              </w:rPr>
+              <w:t xml:space="preserve">"Looking for simple AI tools for financial advisors? Lynkk also lets you:"</w:t>
+            </w:r>
+          </w:p>
+        </w:tc>
+      </w:tr>
+      <w:tr>
+        <w:trPr>
+          <w:tblHeader w:val="false"/>
+        </w:trPr>
+        <w:tc>
+          <w:tcPr>
+            <w:tcW w:type="dxa" w:w="3360"/>
+            <w:tcBorders>
+              <w:top w:val="single" w:color="C9D3DF" w:sz="4"/>
+              <w:left w:val="single" w:color="C9D3DF" w:sz="4"/>
+              <w:bottom w:val="single" w:color="C9D3DF" w:sz="4"/>
+              <w:right w:val="single" w:color="C9D3DF" w:sz="4"/>
+            </w:tcBorders>
+            <w:tcMar>
+              <w:top w:type="dxa" w:w="60"/>
+              <w:left w:type="dxa" w:w="100"/>
+              <w:bottom w:type="dxa" w:w="60"/>
+              <w:right w:type="dxa" w:w="100"/>
+            </w:tcMar>
+          </w:tcPr>
+          <w:p>
+            <w:r>
+              <w:rPr>
+                <w:sz w:val="19"/>
+                <w:szCs w:val="19"/>
+              </w:rPr>
+              <w:t xml:space="preserve">Financial Advisors</w:t>
+            </w:r>
+          </w:p>
+        </w:tc>
+        <w:tc>
+          <w:tcPr>
+            <w:tcW w:type="dxa" w:w="3360"/>
+            <w:tcBorders>
+              <w:top w:val="single" w:color="C9D3DF" w:sz="4"/>
+              <w:left w:val="single" w:color="C9D3DF" w:sz="4"/>
+              <w:bottom w:val="single" w:color="C9D3DF" w:sz="4"/>
+              <w:right w:val="single" w:color="C9D3DF" w:sz="4"/>
+            </w:tcBorders>
+            <w:tcMar>
+              <w:top w:type="dxa" w:w="60"/>
+              <w:left w:type="dxa" w:w="100"/>
+              <w:bottom w:type="dxa" w:w="60"/>
+              <w:right w:type="dxa" w:w="100"/>
+            </w:tcMar>
+          </w:tcPr>
+          <w:p>
+            <w:r>
+              <w:rPr>
+                <w:sz w:val="19"/>
+                <w:szCs w:val="19"/>
+              </w:rPr>
+              <w:t xml:space="preserve">ai note taker for financial advisors</w:t>
+            </w:r>
+          </w:p>
+        </w:tc>
+        <w:tc>
+          <w:tcPr>
+            <w:tcW w:type="dxa" w:w="3360"/>
+            <w:tcBorders>
+              <w:top w:val="single" w:color="C9D3DF" w:sz="4"/>
+              <w:left w:val="single" w:color="C9D3DF" w:sz="4"/>
+              <w:bottom w:val="single" w:color="C9D3DF" w:sz="4"/>
+              <w:right w:val="single" w:color="C9D3DF" w:sz="4"/>
+            </w:tcBorders>
+            <w:tcMar>
+              <w:top w:type="dxa" w:w="60"/>
+              <w:left w:type="dxa" w:w="100"/>
+              <w:bottom w:type="dxa" w:w="60"/>
+              <w:right w:type="dxa" w:w="100"/>
+            </w:tcMar>
+          </w:tcPr>
+          <w:p>
+            <w:r>
+              <w:rPr>
+                <w:sz w:val="19"/>
+                <w:szCs w:val="19"/>
+              </w:rPr>
+              <w:t xml:space="preserve">"Lynkk is an AI note taker for financial advisors." (was only in the meta description)</w:t>
+            </w:r>
+          </w:p>
+        </w:tc>
+      </w:tr>
+    </w:tbl>
+    <w:p>
+      <w:pPr>
+        <w:spacing w:after="120"/>
+      </w:pPr>
+    </w:p>
+    <w:p>
+      <w:pPr>
+        <w:spacing w:after="140"/>
+      </w:pPr>
+      <w:r>
+        <w:rPr>
+          <w:b/>
+          <w:bCs/>
+        </w:rPr>
+        <w:t xml:space="preserve">3. One repeat removed.</w:t>
+      </w:r>
+      <w:r>
+        <w:t xml:space="preserve"> One use of "1 on 1 meeting" came out of the Managers page call to action ("Try Lynkk in your next one on one."), to keep it below 2.5%.</w:t>
       </w:r>
     </w:p>
     <w:p>
@@ -5656,7 +7471,7 @@
         <w:pStyle w:val="Heading2"/>
       </w:pPr>
       <w:r>
-        <w:t xml:space="preserve">Lectures (705 words)</w:t>
+        <w:t xml:space="preserve">Lectures (709 words)</w:t>
       </w:r>
     </w:p>
     <w:tbl>
@@ -5854,59 +7669,59 @@
                 <w:sz w:val="19"/>
                 <w:szCs w:val="19"/>
               </w:rPr>
-              <w:t xml:space="preserve">1</w:t>
-            </w:r>
-          </w:p>
-        </w:tc>
-        <w:tc>
-          <w:tcPr>
-            <w:tcW w:type="dxa" w:w="2520"/>
-            <w:tcBorders>
-              <w:top w:val="single" w:color="C9D3DF" w:sz="4"/>
-              <w:left w:val="single" w:color="C9D3DF" w:sz="4"/>
-              <w:bottom w:val="single" w:color="C9D3DF" w:sz="4"/>
-              <w:right w:val="single" w:color="C9D3DF" w:sz="4"/>
-            </w:tcBorders>
-            <w:tcMar>
-              <w:top w:type="dxa" w:w="60"/>
-              <w:left w:type="dxa" w:w="100"/>
-              <w:bottom w:type="dxa" w:w="60"/>
-              <w:right w:type="dxa" w:w="100"/>
-            </w:tcMar>
-          </w:tcPr>
-          <w:p>
-            <w:r>
-              <w:rPr>
-                <w:sz w:val="19"/>
-                <w:szCs w:val="19"/>
-              </w:rPr>
-              <w:t xml:space="preserve">0.28%</w:t>
-            </w:r>
-          </w:p>
-        </w:tc>
-        <w:tc>
-          <w:tcPr>
-            <w:tcW w:type="dxa" w:w="2520"/>
-            <w:tcBorders>
-              <w:top w:val="single" w:color="C9D3DF" w:sz="4"/>
-              <w:left w:val="single" w:color="C9D3DF" w:sz="4"/>
-              <w:bottom w:val="single" w:color="C9D3DF" w:sz="4"/>
-              <w:right w:val="single" w:color="C9D3DF" w:sz="4"/>
-            </w:tcBorders>
-            <w:tcMar>
-              <w:top w:type="dxa" w:w="60"/>
-              <w:left w:type="dxa" w:w="100"/>
-              <w:bottom w:type="dxa" w:w="60"/>
-              <w:right w:type="dxa" w:w="100"/>
-            </w:tcMar>
-          </w:tcPr>
-          <w:p>
-            <w:r>
-              <w:rPr>
-                <w:sz w:val="19"/>
-                <w:szCs w:val="19"/>
-              </w:rPr>
-              <w:t xml:space="preserve">Title, H1</w:t>
+              <w:t xml:space="preserve">2</w:t>
+            </w:r>
+          </w:p>
+        </w:tc>
+        <w:tc>
+          <w:tcPr>
+            <w:tcW w:type="dxa" w:w="2520"/>
+            <w:tcBorders>
+              <w:top w:val="single" w:color="C9D3DF" w:sz="4"/>
+              <w:left w:val="single" w:color="C9D3DF" w:sz="4"/>
+              <w:bottom w:val="single" w:color="C9D3DF" w:sz="4"/>
+              <w:right w:val="single" w:color="C9D3DF" w:sz="4"/>
+            </w:tcBorders>
+            <w:tcMar>
+              <w:top w:type="dxa" w:w="60"/>
+              <w:left w:type="dxa" w:w="100"/>
+              <w:bottom w:type="dxa" w:w="60"/>
+              <w:right w:type="dxa" w:w="100"/>
+            </w:tcMar>
+          </w:tcPr>
+          <w:p>
+            <w:r>
+              <w:rPr>
+                <w:sz w:val="19"/>
+                <w:szCs w:val="19"/>
+              </w:rPr>
+              <w:t xml:space="preserve">0.56%</w:t>
+            </w:r>
+          </w:p>
+        </w:tc>
+        <w:tc>
+          <w:tcPr>
+            <w:tcW w:type="dxa" w:w="2520"/>
+            <w:tcBorders>
+              <w:top w:val="single" w:color="C9D3DF" w:sz="4"/>
+              <w:left w:val="single" w:color="C9D3DF" w:sz="4"/>
+              <w:bottom w:val="single" w:color="C9D3DF" w:sz="4"/>
+              <w:right w:val="single" w:color="C9D3DF" w:sz="4"/>
+            </w:tcBorders>
+            <w:tcMar>
+              <w:top w:type="dxa" w:w="60"/>
+              <w:left w:type="dxa" w:w="100"/>
+              <w:bottom w:type="dxa" w:w="60"/>
+              <w:right w:type="dxa" w:w="100"/>
+            </w:tcMar>
+          </w:tcPr>
+          <w:p>
+            <w:r>
+              <w:rPr>
+                <w:sz w:val="19"/>
+                <w:szCs w:val="19"/>
+              </w:rPr>
+              <w:t xml:space="preserve">Title, H1, "How Lynkk helps Ethan record lectures" section</w:t>
             </w:r>
           </w:p>
         </w:tc>
@@ -6358,7 +8173,7 @@
         <w:pStyle w:val="Heading2"/>
       </w:pPr>
       <w:r>
-        <w:t xml:space="preserve">Customer Research (Marketing) (700 words)</w:t>
+        <w:t xml:space="preserve">Customer Research (Marketing) (716 words)</w:t>
       </w:r>
     </w:p>
     <w:tbl>
@@ -6556,59 +8371,59 @@
                 <w:sz w:val="19"/>
                 <w:szCs w:val="19"/>
               </w:rPr>
-              <w:t xml:space="preserve">2</w:t>
-            </w:r>
-          </w:p>
-        </w:tc>
-        <w:tc>
-          <w:tcPr>
-            <w:tcW w:type="dxa" w:w="2520"/>
-            <w:tcBorders>
-              <w:top w:val="single" w:color="C9D3DF" w:sz="4"/>
-              <w:left w:val="single" w:color="C9D3DF" w:sz="4"/>
-              <w:bottom w:val="single" w:color="C9D3DF" w:sz="4"/>
-              <w:right w:val="single" w:color="C9D3DF" w:sz="4"/>
-            </w:tcBorders>
-            <w:tcMar>
-              <w:top w:type="dxa" w:w="60"/>
-              <w:left w:type="dxa" w:w="100"/>
-              <w:bottom w:type="dxa" w:w="60"/>
-              <w:right w:type="dxa" w:w="100"/>
-            </w:tcMar>
-          </w:tcPr>
-          <w:p>
-            <w:r>
-              <w:rPr>
-                <w:sz w:val="19"/>
-                <w:szCs w:val="19"/>
-              </w:rPr>
-              <w:t xml:space="preserve">0.86%</w:t>
-            </w:r>
-          </w:p>
-        </w:tc>
-        <w:tc>
-          <w:tcPr>
-            <w:tcW w:type="dxa" w:w="2520"/>
-            <w:tcBorders>
-              <w:top w:val="single" w:color="C9D3DF" w:sz="4"/>
-              <w:left w:val="single" w:color="C9D3DF" w:sz="4"/>
-              <w:bottom w:val="single" w:color="C9D3DF" w:sz="4"/>
-              <w:right w:val="single" w:color="C9D3DF" w:sz="4"/>
-            </w:tcBorders>
-            <w:tcMar>
-              <w:top w:type="dxa" w:w="60"/>
-              <w:left w:type="dxa" w:w="100"/>
-              <w:bottom w:type="dxa" w:w="60"/>
-              <w:right w:type="dxa" w:w="100"/>
-            </w:tcMar>
-          </w:tcPr>
-          <w:p>
-            <w:r>
-              <w:rPr>
-                <w:sz w:val="19"/>
-                <w:szCs w:val="19"/>
-              </w:rPr>
-              <w:t xml:space="preserve">Title, Meta, H1, "So, what is Lynkk?" section</w:t>
+              <w:t xml:space="preserve">3</w:t>
+            </w:r>
+          </w:p>
+        </w:tc>
+        <w:tc>
+          <w:tcPr>
+            <w:tcW w:type="dxa" w:w="2520"/>
+            <w:tcBorders>
+              <w:top w:val="single" w:color="C9D3DF" w:sz="4"/>
+              <w:left w:val="single" w:color="C9D3DF" w:sz="4"/>
+              <w:bottom w:val="single" w:color="C9D3DF" w:sz="4"/>
+              <w:right w:val="single" w:color="C9D3DF" w:sz="4"/>
+            </w:tcBorders>
+            <w:tcMar>
+              <w:top w:type="dxa" w:w="60"/>
+              <w:left w:type="dxa" w:w="100"/>
+              <w:bottom w:type="dxa" w:w="60"/>
+              <w:right w:type="dxa" w:w="100"/>
+            </w:tcMar>
+          </w:tcPr>
+          <w:p>
+            <w:r>
+              <w:rPr>
+                <w:sz w:val="19"/>
+                <w:szCs w:val="19"/>
+              </w:rPr>
+              <w:t xml:space="preserve">1.26%</w:t>
+            </w:r>
+          </w:p>
+        </w:tc>
+        <w:tc>
+          <w:tcPr>
+            <w:tcW w:type="dxa" w:w="2520"/>
+            <w:tcBorders>
+              <w:top w:val="single" w:color="C9D3DF" w:sz="4"/>
+              <w:left w:val="single" w:color="C9D3DF" w:sz="4"/>
+              <w:bottom w:val="single" w:color="C9D3DF" w:sz="4"/>
+              <w:right w:val="single" w:color="C9D3DF" w:sz="4"/>
+            </w:tcBorders>
+            <w:tcMar>
+              <w:top w:type="dxa" w:w="60"/>
+              <w:left w:type="dxa" w:w="100"/>
+              <w:bottom w:type="dxa" w:w="60"/>
+              <w:right w:type="dxa" w:w="100"/>
+            </w:tcMar>
+          </w:tcPr>
+          <w:p>
+            <w:r>
+              <w:rPr>
+                <w:sz w:val="19"/>
+                <w:szCs w:val="19"/>
+              </w:rPr>
+              <w:t xml:space="preserve">Title, Meta, H1, "Meet Sarah" section, "So, what is Lynkk?" section</w:t>
             </w:r>
           </w:p>
         </w:tc>
@@ -6691,7 +8506,7 @@
                 <w:sz w:val="19"/>
                 <w:szCs w:val="19"/>
               </w:rPr>
-              <w:t xml:space="preserve">1.29%</w:t>
+              <w:t xml:space="preserve">1.26%</w:t>
             </w:r>
           </w:p>
         </w:tc>
@@ -6800,7 +8615,7 @@
                 <w:sz w:val="19"/>
                 <w:szCs w:val="19"/>
               </w:rPr>
-              <w:t xml:space="preserve">0.43%</w:t>
+              <w:t xml:space="preserve">0.42%</w:t>
             </w:r>
           </w:p>
         </w:tc>
@@ -6842,7 +8657,7 @@
         <w:pStyle w:val="Heading2"/>
       </w:pPr>
       <w:r>
-        <w:t xml:space="preserve">Lawyers (709 words)</w:t>
+        <w:t xml:space="preserve">Lawyers (714 words)</w:t>
       </w:r>
     </w:p>
     <w:tbl>
@@ -7040,59 +8855,59 @@
                 <w:sz w:val="19"/>
                 <w:szCs w:val="19"/>
               </w:rPr>
-              <w:t xml:space="preserve">1</w:t>
-            </w:r>
-          </w:p>
-        </w:tc>
-        <w:tc>
-          <w:tcPr>
-            <w:tcW w:type="dxa" w:w="2520"/>
-            <w:tcBorders>
-              <w:top w:val="single" w:color="C9D3DF" w:sz="4"/>
-              <w:left w:val="single" w:color="C9D3DF" w:sz="4"/>
-              <w:bottom w:val="single" w:color="C9D3DF" w:sz="4"/>
-              <w:right w:val="single" w:color="C9D3DF" w:sz="4"/>
-            </w:tcBorders>
-            <w:tcMar>
-              <w:top w:type="dxa" w:w="60"/>
-              <w:left w:type="dxa" w:w="100"/>
-              <w:bottom w:type="dxa" w:w="60"/>
-              <w:right w:type="dxa" w:w="100"/>
-            </w:tcMar>
-          </w:tcPr>
-          <w:p>
-            <w:r>
-              <w:rPr>
-                <w:sz w:val="19"/>
-                <w:szCs w:val="19"/>
-              </w:rPr>
-              <w:t xml:space="preserve">0.42%</w:t>
-            </w:r>
-          </w:p>
-        </w:tc>
-        <w:tc>
-          <w:tcPr>
-            <w:tcW w:type="dxa" w:w="2520"/>
-            <w:tcBorders>
-              <w:top w:val="single" w:color="C9D3DF" w:sz="4"/>
-              <w:left w:val="single" w:color="C9D3DF" w:sz="4"/>
-              <w:bottom w:val="single" w:color="C9D3DF" w:sz="4"/>
-              <w:right w:val="single" w:color="C9D3DF" w:sz="4"/>
-            </w:tcBorders>
-            <w:tcMar>
-              <w:top w:type="dxa" w:w="60"/>
-              <w:left w:type="dxa" w:w="100"/>
-              <w:bottom w:type="dxa" w:w="60"/>
-              <w:right w:type="dxa" w:w="100"/>
-            </w:tcMar>
-          </w:tcPr>
-          <w:p>
-            <w:r>
-              <w:rPr>
-                <w:sz w:val="19"/>
-                <w:szCs w:val="19"/>
-              </w:rPr>
-              <w:t xml:space="preserve">Title, H1</w:t>
+              <w:t xml:space="preserve">2</w:t>
+            </w:r>
+          </w:p>
+        </w:tc>
+        <w:tc>
+          <w:tcPr>
+            <w:tcW w:type="dxa" w:w="2520"/>
+            <w:tcBorders>
+              <w:top w:val="single" w:color="C9D3DF" w:sz="4"/>
+              <w:left w:val="single" w:color="C9D3DF" w:sz="4"/>
+              <w:bottom w:val="single" w:color="C9D3DF" w:sz="4"/>
+              <w:right w:val="single" w:color="C9D3DF" w:sz="4"/>
+            </w:tcBorders>
+            <w:tcMar>
+              <w:top w:type="dxa" w:w="60"/>
+              <w:left w:type="dxa" w:w="100"/>
+              <w:bottom w:type="dxa" w:w="60"/>
+              <w:right w:type="dxa" w:w="100"/>
+            </w:tcMar>
+          </w:tcPr>
+          <w:p>
+            <w:r>
+              <w:rPr>
+                <w:sz w:val="19"/>
+                <w:szCs w:val="19"/>
+              </w:rPr>
+              <w:t xml:space="preserve">0.84%</w:t>
+            </w:r>
+          </w:p>
+        </w:tc>
+        <w:tc>
+          <w:tcPr>
+            <w:tcW w:type="dxa" w:w="2520"/>
+            <w:tcBorders>
+              <w:top w:val="single" w:color="C9D3DF" w:sz="4"/>
+              <w:left w:val="single" w:color="C9D3DF" w:sz="4"/>
+              <w:bottom w:val="single" w:color="C9D3DF" w:sz="4"/>
+              <w:right w:val="single" w:color="C9D3DF" w:sz="4"/>
+            </w:tcBorders>
+            <w:tcMar>
+              <w:top w:type="dxa" w:w="60"/>
+              <w:left w:type="dxa" w:w="100"/>
+              <w:bottom w:type="dxa" w:w="60"/>
+              <w:right w:type="dxa" w:w="100"/>
+            </w:tcMar>
+          </w:tcPr>
+          <w:p>
+            <w:r>
+              <w:rPr>
+                <w:sz w:val="19"/>
+                <w:szCs w:val="19"/>
+              </w:rPr>
+              <w:t xml:space="preserve">Title, H1, "How Lynkk helps Laura in client meetings" section</w:t>
             </w:r>
           </w:p>
         </w:tc>
@@ -7810,7 +9625,7 @@
         <w:pStyle w:val="Heading2"/>
       </w:pPr>
       <w:r>
-        <w:t xml:space="preserve">Real Estate Agents (709 words)</w:t>
+        <w:t xml:space="preserve">Real Estate Agents (720 words)</w:t>
       </w:r>
     </w:p>
     <w:tbl>
@@ -8034,7 +9849,7 @@
                 <w:sz w:val="19"/>
                 <w:szCs w:val="19"/>
               </w:rPr>
-              <w:t xml:space="preserve">1.41%</w:t>
+              <w:t xml:space="preserve">1.39%</w:t>
             </w:r>
           </w:p>
         </w:tc>
@@ -8117,59 +9932,59 @@
                 <w:sz w:val="19"/>
                 <w:szCs w:val="19"/>
               </w:rPr>
-              <w:t xml:space="preserve">1</w:t>
-            </w:r>
-          </w:p>
-        </w:tc>
-        <w:tc>
-          <w:tcPr>
-            <w:tcW w:type="dxa" w:w="2520"/>
-            <w:tcBorders>
-              <w:top w:val="single" w:color="C9D3DF" w:sz="4"/>
-              <w:left w:val="single" w:color="C9D3DF" w:sz="4"/>
-              <w:bottom w:val="single" w:color="C9D3DF" w:sz="4"/>
-              <w:right w:val="single" w:color="C9D3DF" w:sz="4"/>
-            </w:tcBorders>
-            <w:tcMar>
-              <w:top w:type="dxa" w:w="60"/>
-              <w:left w:type="dxa" w:w="100"/>
-              <w:bottom w:type="dxa" w:w="60"/>
-              <w:right w:type="dxa" w:w="100"/>
-            </w:tcMar>
-          </w:tcPr>
-          <w:p>
-            <w:r>
-              <w:rPr>
-                <w:sz w:val="19"/>
-                <w:szCs w:val="19"/>
-              </w:rPr>
-              <w:t xml:space="preserve">0.85%</w:t>
-            </w:r>
-          </w:p>
-        </w:tc>
-        <w:tc>
-          <w:tcPr>
-            <w:tcW w:type="dxa" w:w="2520"/>
-            <w:tcBorders>
-              <w:top w:val="single" w:color="C9D3DF" w:sz="4"/>
-              <w:left w:val="single" w:color="C9D3DF" w:sz="4"/>
-              <w:bottom w:val="single" w:color="C9D3DF" w:sz="4"/>
-              <w:right w:val="single" w:color="C9D3DF" w:sz="4"/>
-            </w:tcBorders>
-            <w:tcMar>
-              <w:top w:type="dxa" w:w="60"/>
-              <w:left w:type="dxa" w:w="100"/>
-              <w:bottom w:type="dxa" w:w="60"/>
-              <w:right w:type="dxa" w:w="100"/>
-            </w:tcMar>
-          </w:tcPr>
-          <w:p>
-            <w:r>
-              <w:rPr>
-                <w:sz w:val="19"/>
-                <w:szCs w:val="19"/>
-              </w:rPr>
-              <w:t xml:space="preserve">"What else can Lynkk do?" section</w:t>
+              <w:t xml:space="preserve">2</w:t>
+            </w:r>
+          </w:p>
+        </w:tc>
+        <w:tc>
+          <w:tcPr>
+            <w:tcW w:type="dxa" w:w="2520"/>
+            <w:tcBorders>
+              <w:top w:val="single" w:color="C9D3DF" w:sz="4"/>
+              <w:left w:val="single" w:color="C9D3DF" w:sz="4"/>
+              <w:bottom w:val="single" w:color="C9D3DF" w:sz="4"/>
+              <w:right w:val="single" w:color="C9D3DF" w:sz="4"/>
+            </w:tcBorders>
+            <w:tcMar>
+              <w:top w:type="dxa" w:w="60"/>
+              <w:left w:type="dxa" w:w="100"/>
+              <w:bottom w:type="dxa" w:w="60"/>
+              <w:right w:type="dxa" w:w="100"/>
+            </w:tcMar>
+          </w:tcPr>
+          <w:p>
+            <w:r>
+              <w:rPr>
+                <w:sz w:val="19"/>
+                <w:szCs w:val="19"/>
+              </w:rPr>
+              <w:t xml:space="preserve">1.67%</w:t>
+            </w:r>
+          </w:p>
+        </w:tc>
+        <w:tc>
+          <w:tcPr>
+            <w:tcW w:type="dxa" w:w="2520"/>
+            <w:tcBorders>
+              <w:top w:val="single" w:color="C9D3DF" w:sz="4"/>
+              <w:left w:val="single" w:color="C9D3DF" w:sz="4"/>
+              <w:bottom w:val="single" w:color="C9D3DF" w:sz="4"/>
+              <w:right w:val="single" w:color="C9D3DF" w:sz="4"/>
+            </w:tcBorders>
+            <w:tcMar>
+              <w:top w:type="dxa" w:w="60"/>
+              <w:left w:type="dxa" w:w="100"/>
+              <w:bottom w:type="dxa" w:w="60"/>
+              <w:right w:type="dxa" w:w="100"/>
+            </w:tcMar>
+          </w:tcPr>
+          <w:p>
+            <w:r>
+              <w:rPr>
+                <w:sz w:val="19"/>
+                <w:szCs w:val="19"/>
+              </w:rPr>
+              <w:t xml:space="preserve">"How Lynkk helps Chris remember every client" section, "What else can Lynkk do?" section</w:t>
             </w:r>
           </w:p>
         </w:tc>
@@ -8294,7 +10109,7 @@
         <w:pStyle w:val="Heading2"/>
       </w:pPr>
       <w:r>
-        <w:t xml:space="preserve">Financial Advisors (698 words)</w:t>
+        <w:t xml:space="preserve">Financial Advisors (708 words)</w:t>
       </w:r>
     </w:p>
     <w:tbl>
@@ -8492,59 +10307,59 @@
                 <w:sz w:val="19"/>
                 <w:szCs w:val="19"/>
               </w:rPr>
-              <w:t xml:space="preserve">2</w:t>
-            </w:r>
-          </w:p>
-        </w:tc>
-        <w:tc>
-          <w:tcPr>
-            <w:tcW w:type="dxa" w:w="2520"/>
-            <w:tcBorders>
-              <w:top w:val="single" w:color="C9D3DF" w:sz="4"/>
-              <w:left w:val="single" w:color="C9D3DF" w:sz="4"/>
-              <w:bottom w:val="single" w:color="C9D3DF" w:sz="4"/>
-              <w:right w:val="single" w:color="C9D3DF" w:sz="4"/>
-            </w:tcBorders>
-            <w:tcMar>
-              <w:top w:type="dxa" w:w="60"/>
-              <w:left w:type="dxa" w:w="100"/>
-              <w:bottom w:type="dxa" w:w="60"/>
-              <w:right w:type="dxa" w:w="100"/>
-            </w:tcMar>
-          </w:tcPr>
-          <w:p>
-            <w:r>
-              <w:rPr>
-                <w:sz w:val="19"/>
-                <w:szCs w:val="19"/>
-              </w:rPr>
-              <w:t xml:space="preserve">1.15%</w:t>
-            </w:r>
-          </w:p>
-        </w:tc>
-        <w:tc>
-          <w:tcPr>
-            <w:tcW w:type="dxa" w:w="2520"/>
-            <w:tcBorders>
-              <w:top w:val="single" w:color="C9D3DF" w:sz="4"/>
-              <w:left w:val="single" w:color="C9D3DF" w:sz="4"/>
-              <w:bottom w:val="single" w:color="C9D3DF" w:sz="4"/>
-              <w:right w:val="single" w:color="C9D3DF" w:sz="4"/>
-            </w:tcBorders>
-            <w:tcMar>
-              <w:top w:type="dxa" w:w="60"/>
-              <w:left w:type="dxa" w:w="100"/>
-              <w:bottom w:type="dxa" w:w="60"/>
-              <w:right w:type="dxa" w:w="100"/>
-            </w:tcMar>
-          </w:tcPr>
-          <w:p>
-            <w:r>
-              <w:rPr>
-                <w:sz w:val="19"/>
-                <w:szCs w:val="19"/>
-              </w:rPr>
-              <w:t xml:space="preserve">Title, H1, "Questions people ask" section</w:t>
+              <w:t xml:space="preserve">3</w:t>
+            </w:r>
+          </w:p>
+        </w:tc>
+        <w:tc>
+          <w:tcPr>
+            <w:tcW w:type="dxa" w:w="2520"/>
+            <w:tcBorders>
+              <w:top w:val="single" w:color="C9D3DF" w:sz="4"/>
+              <w:left w:val="single" w:color="C9D3DF" w:sz="4"/>
+              <w:bottom w:val="single" w:color="C9D3DF" w:sz="4"/>
+              <w:right w:val="single" w:color="C9D3DF" w:sz="4"/>
+            </w:tcBorders>
+            <w:tcMar>
+              <w:top w:type="dxa" w:w="60"/>
+              <w:left w:type="dxa" w:w="100"/>
+              <w:bottom w:type="dxa" w:w="60"/>
+              <w:right w:type="dxa" w:w="100"/>
+            </w:tcMar>
+          </w:tcPr>
+          <w:p>
+            <w:r>
+              <w:rPr>
+                <w:sz w:val="19"/>
+                <w:szCs w:val="19"/>
+              </w:rPr>
+              <w:t xml:space="preserve">1.69%</w:t>
+            </w:r>
+          </w:p>
+        </w:tc>
+        <w:tc>
+          <w:tcPr>
+            <w:tcW w:type="dxa" w:w="2520"/>
+            <w:tcBorders>
+              <w:top w:val="single" w:color="C9D3DF" w:sz="4"/>
+              <w:left w:val="single" w:color="C9D3DF" w:sz="4"/>
+              <w:bottom w:val="single" w:color="C9D3DF" w:sz="4"/>
+              <w:right w:val="single" w:color="C9D3DF" w:sz="4"/>
+            </w:tcBorders>
+            <w:tcMar>
+              <w:top w:type="dxa" w:w="60"/>
+              <w:left w:type="dxa" w:w="100"/>
+              <w:bottom w:type="dxa" w:w="60"/>
+              <w:right w:type="dxa" w:w="100"/>
+            </w:tcMar>
+          </w:tcPr>
+          <w:p>
+            <w:r>
+              <w:rPr>
+                <w:sz w:val="19"/>
+                <w:szCs w:val="19"/>
+              </w:rPr>
+              <w:t xml:space="preserve">Title, H1, "How Lynkk helps David with client reviews" section, "Questions people ask" section</w:t>
             </w:r>
           </w:p>
         </w:tc>
@@ -8627,7 +10442,7 @@
                 <w:sz w:val="19"/>
                 <w:szCs w:val="19"/>
               </w:rPr>
-              <w:t xml:space="preserve">0.72%</w:t>
+              <w:t xml:space="preserve">0.71%</w:t>
             </w:r>
           </w:p>
         </w:tc>
@@ -8736,7 +10551,7 @@
                 <w:sz w:val="19"/>
                 <w:szCs w:val="19"/>
               </w:rPr>
-              <w:t xml:space="preserve">0.72%</w:t>
+              <w:t xml:space="preserve">0.71%</w:t>
             </w:r>
           </w:p>
         </w:tc>
@@ -8845,7 +10660,7 @@
                 <w:sz w:val="19"/>
                 <w:szCs w:val="19"/>
               </w:rPr>
-              <w:t xml:space="preserve">0.86%</w:t>
+              <w:t xml:space="preserve">0.85%</w:t>
             </w:r>
           </w:p>
         </w:tc>
@@ -8923,7 +10738,7 @@
         </w:numPr>
       </w:pPr>
       <w:r>
-        <w:t xml:space="preserve">The keyword tables at the top of each story draft now show the real number of uses and where each keyword appears.</w:t>
+        <w:t xml:space="preserve">The keyword tables at the top of each story draft show the real number of uses and where each keyword appears.</w:t>
       </w:r>
     </w:p>
     <w:sectPr>

--- a/research/Lynkk-Keyword-Stuffing-Check.docx
+++ b/research/Lynkk-Keyword-Stuffing-Check.docx
@@ -67,7 +67,7 @@
         <w:spacing w:after="140"/>
       </w:pPr>
       <w:r>
-        <w:t xml:space="preserve">Every page tells one simple story, and every story now carries at least one target keyword in a natural sentence. The keywords sit inside the story, not on top of it.</w:t>
+        <w:t xml:space="preserve">Every page tells one simple story. Each story now carries its use-case keyword and one or two feature keywords (such as AI note taker, transcribe audio, meeting summary and action items), each used once in a natural sentence. The keywords sit inside the story, not on top of it.</w:t>
       </w:r>
     </w:p>
     <w:p>
@@ -398,33 +398,33 @@
                 <w:sz w:val="19"/>
                 <w:szCs w:val="19"/>
               </w:rPr>
-              <w:t xml:space="preserve">292</w:t>
-            </w:r>
-          </w:p>
-        </w:tc>
-        <w:tc>
-          <w:tcPr>
-            <w:tcW w:type="dxa" w:w="2520"/>
-            <w:tcBorders>
-              <w:top w:val="single" w:color="C9D3DF" w:sz="4"/>
-              <w:left w:val="single" w:color="C9D3DF" w:sz="4"/>
-              <w:bottom w:val="single" w:color="C9D3DF" w:sz="4"/>
-              <w:right w:val="single" w:color="C9D3DF" w:sz="4"/>
-            </w:tcBorders>
-            <w:tcMar>
-              <w:top w:type="dxa" w:w="60"/>
-              <w:left w:type="dxa" w:w="100"/>
-              <w:bottom w:type="dxa" w:w="60"/>
-              <w:right w:type="dxa" w:w="100"/>
-            </w:tcMar>
-          </w:tcPr>
-          <w:p>
-            <w:r>
-              <w:rPr>
-                <w:sz w:val="19"/>
-                <w:szCs w:val="19"/>
-              </w:rPr>
-              <w:t xml:space="preserve">sales call (2), ai sales assistant (1)</w:t>
+              <w:t xml:space="preserve">304</w:t>
+            </w:r>
+          </w:p>
+        </w:tc>
+        <w:tc>
+          <w:tcPr>
+            <w:tcW w:type="dxa" w:w="2520"/>
+            <w:tcBorders>
+              <w:top w:val="single" w:color="C9D3DF" w:sz="4"/>
+              <w:left w:val="single" w:color="C9D3DF" w:sz="4"/>
+              <w:bottom w:val="single" w:color="C9D3DF" w:sz="4"/>
+              <w:right w:val="single" w:color="C9D3DF" w:sz="4"/>
+            </w:tcBorders>
+            <w:tcMar>
+              <w:top w:type="dxa" w:w="60"/>
+              <w:left w:type="dxa" w:w="100"/>
+              <w:bottom w:type="dxa" w:w="60"/>
+              <w:right w:type="dxa" w:w="100"/>
+            </w:tcMar>
+          </w:tcPr>
+          <w:p>
+            <w:r>
+              <w:rPr>
+                <w:sz w:val="19"/>
+                <w:szCs w:val="19"/>
+              </w:rPr>
+              <w:t xml:space="preserve">sales call (2), ai sales assistant (1), ai meeting assistant (1), action items (1)</w:t>
             </w:r>
           </w:p>
         </w:tc>
@@ -507,33 +507,33 @@
                 <w:sz w:val="19"/>
                 <w:szCs w:val="19"/>
               </w:rPr>
-              <w:t xml:space="preserve">247</w:t>
-            </w:r>
-          </w:p>
-        </w:tc>
-        <w:tc>
-          <w:tcPr>
-            <w:tcW w:type="dxa" w:w="2520"/>
-            <w:tcBorders>
-              <w:top w:val="single" w:color="C9D3DF" w:sz="4"/>
-              <w:left w:val="single" w:color="C9D3DF" w:sz="4"/>
-              <w:bottom w:val="single" w:color="C9D3DF" w:sz="4"/>
-              <w:right w:val="single" w:color="C9D3DF" w:sz="4"/>
-            </w:tcBorders>
-            <w:tcMar>
-              <w:top w:type="dxa" w:w="60"/>
-              <w:left w:type="dxa" w:w="100"/>
-              <w:bottom w:type="dxa" w:w="60"/>
-              <w:right w:type="dxa" w:w="100"/>
-            </w:tcMar>
-          </w:tcPr>
-          <w:p>
-            <w:r>
-              <w:rPr>
-                <w:sz w:val="19"/>
-                <w:szCs w:val="19"/>
-              </w:rPr>
-              <w:t xml:space="preserve">customer interview (2), transcribe interview (1)</w:t>
+              <w:t xml:space="preserve">266</w:t>
+            </w:r>
+          </w:p>
+        </w:tc>
+        <w:tc>
+          <w:tcPr>
+            <w:tcW w:type="dxa" w:w="2520"/>
+            <w:tcBorders>
+              <w:top w:val="single" w:color="C9D3DF" w:sz="4"/>
+              <w:left w:val="single" w:color="C9D3DF" w:sz="4"/>
+              <w:bottom w:val="single" w:color="C9D3DF" w:sz="4"/>
+              <w:right w:val="single" w:color="C9D3DF" w:sz="4"/>
+            </w:tcBorders>
+            <w:tcMar>
+              <w:top w:type="dxa" w:w="60"/>
+              <w:left w:type="dxa" w:w="100"/>
+              <w:bottom w:type="dxa" w:w="60"/>
+              <w:right w:type="dxa" w:w="100"/>
+            </w:tcMar>
+          </w:tcPr>
+          <w:p>
+            <w:r>
+              <w:rPr>
+                <w:sz w:val="19"/>
+                <w:szCs w:val="19"/>
+              </w:rPr>
+              <w:t xml:space="preserve">customer interview (2), transcribe interview (1), transcription software (1), audio to text (1)</w:t>
             </w:r>
           </w:p>
         </w:tc>
@@ -616,33 +616,33 @@
                 <w:sz w:val="19"/>
                 <w:szCs w:val="19"/>
               </w:rPr>
-              <w:t xml:space="preserve">253</w:t>
-            </w:r>
-          </w:p>
-        </w:tc>
-        <w:tc>
-          <w:tcPr>
-            <w:tcW w:type="dxa" w:w="2520"/>
-            <w:tcBorders>
-              <w:top w:val="single" w:color="C9D3DF" w:sz="4"/>
-              <w:left w:val="single" w:color="C9D3DF" w:sz="4"/>
-              <w:bottom w:val="single" w:color="C9D3DF" w:sz="4"/>
-              <w:right w:val="single" w:color="C9D3DF" w:sz="4"/>
-            </w:tcBorders>
-            <w:tcMar>
-              <w:top w:type="dxa" w:w="60"/>
-              <w:left w:type="dxa" w:w="100"/>
-              <w:bottom w:type="dxa" w:w="60"/>
-              <w:right w:type="dxa" w:w="100"/>
-            </w:tcMar>
-          </w:tcPr>
-          <w:p>
-            <w:r>
-              <w:rPr>
-                <w:sz w:val="19"/>
-                <w:szCs w:val="19"/>
-              </w:rPr>
-              <w:t xml:space="preserve">standup meeting (3), daily standup meeting (2)</w:t>
+              <w:t xml:space="preserve">266</w:t>
+            </w:r>
+          </w:p>
+        </w:tc>
+        <w:tc>
+          <w:tcPr>
+            <w:tcW w:type="dxa" w:w="2520"/>
+            <w:tcBorders>
+              <w:top w:val="single" w:color="C9D3DF" w:sz="4"/>
+              <w:left w:val="single" w:color="C9D3DF" w:sz="4"/>
+              <w:bottom w:val="single" w:color="C9D3DF" w:sz="4"/>
+              <w:right w:val="single" w:color="C9D3DF" w:sz="4"/>
+            </w:tcBorders>
+            <w:tcMar>
+              <w:top w:type="dxa" w:w="60"/>
+              <w:left w:type="dxa" w:w="100"/>
+              <w:bottom w:type="dxa" w:w="60"/>
+              <w:right w:type="dxa" w:w="100"/>
+            </w:tcMar>
+          </w:tcPr>
+          <w:p>
+            <w:r>
+              <w:rPr>
+                <w:sz w:val="19"/>
+                <w:szCs w:val="19"/>
+              </w:rPr>
+              <w:t xml:space="preserve">standup meeting (3), daily standup meeting (2), ai meeting notes (1), action items (1)</w:t>
             </w:r>
           </w:p>
         </w:tc>
@@ -725,33 +725,33 @@
                 <w:sz w:val="19"/>
                 <w:szCs w:val="19"/>
               </w:rPr>
-              <w:t xml:space="preserve">240</w:t>
-            </w:r>
-          </w:p>
-        </w:tc>
-        <w:tc>
-          <w:tcPr>
-            <w:tcW w:type="dxa" w:w="2520"/>
-            <w:tcBorders>
-              <w:top w:val="single" w:color="C9D3DF" w:sz="4"/>
-              <w:left w:val="single" w:color="C9D3DF" w:sz="4"/>
-              <w:bottom w:val="single" w:color="C9D3DF" w:sz="4"/>
-              <w:right w:val="single" w:color="C9D3DF" w:sz="4"/>
-            </w:tcBorders>
-            <w:tcMar>
-              <w:top w:type="dxa" w:w="60"/>
-              <w:left w:type="dxa" w:w="100"/>
-              <w:bottom w:type="dxa" w:w="60"/>
-              <w:right w:type="dxa" w:w="100"/>
-            </w:tcMar>
-          </w:tcPr>
-          <w:p>
-            <w:r>
-              <w:rPr>
-                <w:sz w:val="19"/>
-                <w:szCs w:val="19"/>
-              </w:rPr>
-              <w:t xml:space="preserve">field research (1), field interview (1)</w:t>
+              <w:t xml:space="preserve">252</w:t>
+            </w:r>
+          </w:p>
+        </w:tc>
+        <w:tc>
+          <w:tcPr>
+            <w:tcW w:type="dxa" w:w="2520"/>
+            <w:tcBorders>
+              <w:top w:val="single" w:color="C9D3DF" w:sz="4"/>
+              <w:left w:val="single" w:color="C9D3DF" w:sz="4"/>
+              <w:bottom w:val="single" w:color="C9D3DF" w:sz="4"/>
+              <w:right w:val="single" w:color="C9D3DF" w:sz="4"/>
+            </w:tcBorders>
+            <w:tcMar>
+              <w:top w:type="dxa" w:w="60"/>
+              <w:left w:type="dxa" w:w="100"/>
+              <w:bottom w:type="dxa" w:w="60"/>
+              <w:right w:type="dxa" w:w="100"/>
+            </w:tcMar>
+          </w:tcPr>
+          <w:p>
+            <w:r>
+              <w:rPr>
+                <w:sz w:val="19"/>
+                <w:szCs w:val="19"/>
+              </w:rPr>
+              <w:t xml:space="preserve">field research (1), field interview (1), transcribe audio (1), ai transcription (1)</w:t>
             </w:r>
           </w:p>
         </w:tc>
@@ -834,33 +834,33 @@
                 <w:sz w:val="19"/>
                 <w:szCs w:val="19"/>
               </w:rPr>
-              <w:t xml:space="preserve">254</w:t>
-            </w:r>
-          </w:p>
-        </w:tc>
-        <w:tc>
-          <w:tcPr>
-            <w:tcW w:type="dxa" w:w="2520"/>
-            <w:tcBorders>
-              <w:top w:val="single" w:color="C9D3DF" w:sz="4"/>
-              <w:left w:val="single" w:color="C9D3DF" w:sz="4"/>
-              <w:bottom w:val="single" w:color="C9D3DF" w:sz="4"/>
-              <w:right w:val="single" w:color="C9D3DF" w:sz="4"/>
-            </w:tcBorders>
-            <w:tcMar>
-              <w:top w:type="dxa" w:w="60"/>
-              <w:left w:type="dxa" w:w="100"/>
-              <w:bottom w:type="dxa" w:w="60"/>
-              <w:right w:type="dxa" w:w="100"/>
-            </w:tcMar>
-          </w:tcPr>
-          <w:p>
-            <w:r>
-              <w:rPr>
-                <w:sz w:val="19"/>
-                <w:szCs w:val="19"/>
-              </w:rPr>
-              <w:t xml:space="preserve">lecture recorder (1), record lectures (1)</w:t>
+              <w:t xml:space="preserve">276</w:t>
+            </w:r>
+          </w:p>
+        </w:tc>
+        <w:tc>
+          <w:tcPr>
+            <w:tcW w:type="dxa" w:w="2520"/>
+            <w:tcBorders>
+              <w:top w:val="single" w:color="C9D3DF" w:sz="4"/>
+              <w:left w:val="single" w:color="C9D3DF" w:sz="4"/>
+              <w:bottom w:val="single" w:color="C9D3DF" w:sz="4"/>
+              <w:right w:val="single" w:color="C9D3DF" w:sz="4"/>
+            </w:tcBorders>
+            <w:tcMar>
+              <w:top w:type="dxa" w:w="60"/>
+              <w:left w:type="dxa" w:w="100"/>
+              <w:bottom w:type="dxa" w:w="60"/>
+              <w:right w:type="dxa" w:w="100"/>
+            </w:tcMar>
+          </w:tcPr>
+          <w:p>
+            <w:r>
+              <w:rPr>
+                <w:sz w:val="19"/>
+                <w:szCs w:val="19"/>
+              </w:rPr>
+              <w:t xml:space="preserve">lecture recorder (1), record lectures (1), transcribe audio (1), ai note taker (1)</w:t>
             </w:r>
           </w:p>
         </w:tc>
@@ -943,33 +943,33 @@
                 <w:sz w:val="19"/>
                 <w:szCs w:val="19"/>
               </w:rPr>
-              <w:t xml:space="preserve">250</w:t>
-            </w:r>
-          </w:p>
-        </w:tc>
-        <w:tc>
-          <w:tcPr>
-            <w:tcW w:type="dxa" w:w="2520"/>
-            <w:tcBorders>
-              <w:top w:val="single" w:color="C9D3DF" w:sz="4"/>
-              <w:left w:val="single" w:color="C9D3DF" w:sz="4"/>
-              <w:bottom w:val="single" w:color="C9D3DF" w:sz="4"/>
-              <w:right w:val="single" w:color="C9D3DF" w:sz="4"/>
-            </w:tcBorders>
-            <w:tcMar>
-              <w:top w:type="dxa" w:w="60"/>
-              <w:left w:type="dxa" w:w="100"/>
-              <w:bottom w:type="dxa" w:w="60"/>
-              <w:right w:type="dxa" w:w="100"/>
-            </w:tcMar>
-          </w:tcPr>
-          <w:p>
-            <w:r>
-              <w:rPr>
-                <w:sz w:val="19"/>
-                <w:szCs w:val="19"/>
-              </w:rPr>
-              <w:t xml:space="preserve">ai for marketing (1), voice of customer (1)</w:t>
+              <w:t xml:space="preserve">255</w:t>
+            </w:r>
+          </w:p>
+        </w:tc>
+        <w:tc>
+          <w:tcPr>
+            <w:tcW w:type="dxa" w:w="2520"/>
+            <w:tcBorders>
+              <w:top w:val="single" w:color="C9D3DF" w:sz="4"/>
+              <w:left w:val="single" w:color="C9D3DF" w:sz="4"/>
+              <w:bottom w:val="single" w:color="C9D3DF" w:sz="4"/>
+              <w:right w:val="single" w:color="C9D3DF" w:sz="4"/>
+            </w:tcBorders>
+            <w:tcMar>
+              <w:top w:type="dxa" w:w="60"/>
+              <w:left w:type="dxa" w:w="100"/>
+              <w:bottom w:type="dxa" w:w="60"/>
+              <w:right w:type="dxa" w:w="100"/>
+            </w:tcMar>
+          </w:tcPr>
+          <w:p>
+            <w:r>
+              <w:rPr>
+                <w:sz w:val="19"/>
+                <w:szCs w:val="19"/>
+              </w:rPr>
+              <w:t xml:space="preserve">ai for marketing (1), voice of customer (1), meeting recorder (1), meeting summary (1)</w:t>
             </w:r>
           </w:p>
         </w:tc>
@@ -1052,33 +1052,33 @@
                 <w:sz w:val="19"/>
                 <w:szCs w:val="19"/>
               </w:rPr>
-              <w:t xml:space="preserve">251</w:t>
-            </w:r>
-          </w:p>
-        </w:tc>
-        <w:tc>
-          <w:tcPr>
-            <w:tcW w:type="dxa" w:w="2520"/>
-            <w:tcBorders>
-              <w:top w:val="single" w:color="C9D3DF" w:sz="4"/>
-              <w:left w:val="single" w:color="C9D3DF" w:sz="4"/>
-              <w:bottom w:val="single" w:color="C9D3DF" w:sz="4"/>
-              <w:right w:val="single" w:color="C9D3DF" w:sz="4"/>
-            </w:tcBorders>
-            <w:tcMar>
-              <w:top w:type="dxa" w:w="60"/>
-              <w:left w:type="dxa" w:w="100"/>
-              <w:bottom w:type="dxa" w:w="60"/>
-              <w:right w:type="dxa" w:w="100"/>
-            </w:tcMar>
-          </w:tcPr>
-          <w:p>
-            <w:r>
-              <w:rPr>
-                <w:sz w:val="19"/>
-                <w:szCs w:val="19"/>
-              </w:rPr>
-              <w:t xml:space="preserve">ai for lawyers (1)</w:t>
+              <w:t xml:space="preserve">270</w:t>
+            </w:r>
+          </w:p>
+        </w:tc>
+        <w:tc>
+          <w:tcPr>
+            <w:tcW w:type="dxa" w:w="2520"/>
+            <w:tcBorders>
+              <w:top w:val="single" w:color="C9D3DF" w:sz="4"/>
+              <w:left w:val="single" w:color="C9D3DF" w:sz="4"/>
+              <w:bottom w:val="single" w:color="C9D3DF" w:sz="4"/>
+              <w:right w:val="single" w:color="C9D3DF" w:sz="4"/>
+            </w:tcBorders>
+            <w:tcMar>
+              <w:top w:type="dxa" w:w="60"/>
+              <w:left w:type="dxa" w:w="100"/>
+              <w:bottom w:type="dxa" w:w="60"/>
+              <w:right w:type="dxa" w:w="100"/>
+            </w:tcMar>
+          </w:tcPr>
+          <w:p>
+            <w:r>
+              <w:rPr>
+                <w:sz w:val="19"/>
+                <w:szCs w:val="19"/>
+              </w:rPr>
+              <w:t xml:space="preserve">ai for lawyers (1), meeting transcription (1)</w:t>
             </w:r>
           </w:p>
         </w:tc>
@@ -1161,33 +1161,33 @@
                 <w:sz w:val="19"/>
                 <w:szCs w:val="19"/>
               </w:rPr>
-              <w:t xml:space="preserve">270</w:t>
-            </w:r>
-          </w:p>
-        </w:tc>
-        <w:tc>
-          <w:tcPr>
-            <w:tcW w:type="dxa" w:w="2520"/>
-            <w:tcBorders>
-              <w:top w:val="single" w:color="C9D3DF" w:sz="4"/>
-              <w:left w:val="single" w:color="C9D3DF" w:sz="4"/>
-              <w:bottom w:val="single" w:color="C9D3DF" w:sz="4"/>
-              <w:right w:val="single" w:color="C9D3DF" w:sz="4"/>
-            </w:tcBorders>
-            <w:tcMar>
-              <w:top w:type="dxa" w:w="60"/>
-              <w:left w:type="dxa" w:w="100"/>
-              <w:bottom w:type="dxa" w:w="60"/>
-              <w:right w:type="dxa" w:w="100"/>
-            </w:tcMar>
-          </w:tcPr>
-          <w:p>
-            <w:r>
-              <w:rPr>
-                <w:sz w:val="19"/>
-                <w:szCs w:val="19"/>
-              </w:rPr>
-              <w:t xml:space="preserve">one on one meeting (1), 1 on 1 meeting (2)</w:t>
+              <w:t xml:space="preserve">275</w:t>
+            </w:r>
+          </w:p>
+        </w:tc>
+        <w:tc>
+          <w:tcPr>
+            <w:tcW w:type="dxa" w:w="2520"/>
+            <w:tcBorders>
+              <w:top w:val="single" w:color="C9D3DF" w:sz="4"/>
+              <w:left w:val="single" w:color="C9D3DF" w:sz="4"/>
+              <w:bottom w:val="single" w:color="C9D3DF" w:sz="4"/>
+              <w:right w:val="single" w:color="C9D3DF" w:sz="4"/>
+            </w:tcBorders>
+            <w:tcMar>
+              <w:top w:type="dxa" w:w="60"/>
+              <w:left w:type="dxa" w:w="100"/>
+              <w:bottom w:type="dxa" w:w="60"/>
+              <w:right w:type="dxa" w:w="100"/>
+            </w:tcMar>
+          </w:tcPr>
+          <w:p>
+            <w:r>
+              <w:rPr>
+                <w:sz w:val="19"/>
+                <w:szCs w:val="19"/>
+              </w:rPr>
+              <w:t xml:space="preserve">one on one meeting (1), 1 on 1 meeting (2), ai meeting assistant (1), action items (1)</w:t>
             </w:r>
           </w:p>
         </w:tc>
@@ -1270,33 +1270,33 @@
                 <w:sz w:val="19"/>
                 <w:szCs w:val="19"/>
               </w:rPr>
-              <w:t xml:space="preserve">263</w:t>
-            </w:r>
-          </w:p>
-        </w:tc>
-        <w:tc>
-          <w:tcPr>
-            <w:tcW w:type="dxa" w:w="2520"/>
-            <w:tcBorders>
-              <w:top w:val="single" w:color="C9D3DF" w:sz="4"/>
-              <w:left w:val="single" w:color="C9D3DF" w:sz="4"/>
-              <w:bottom w:val="single" w:color="C9D3DF" w:sz="4"/>
-              <w:right w:val="single" w:color="C9D3DF" w:sz="4"/>
-            </w:tcBorders>
-            <w:tcMar>
-              <w:top w:type="dxa" w:w="60"/>
-              <w:left w:type="dxa" w:w="100"/>
-              <w:bottom w:type="dxa" w:w="60"/>
-              <w:right w:type="dxa" w:w="100"/>
-            </w:tcMar>
-          </w:tcPr>
-          <w:p>
-            <w:r>
-              <w:rPr>
-                <w:sz w:val="19"/>
-                <w:szCs w:val="19"/>
-              </w:rPr>
-              <w:t xml:space="preserve">ai tools for real estate agents (1)</w:t>
+              <w:t xml:space="preserve">274</w:t>
+            </w:r>
+          </w:p>
+        </w:tc>
+        <w:tc>
+          <w:tcPr>
+            <w:tcW w:type="dxa" w:w="2520"/>
+            <w:tcBorders>
+              <w:top w:val="single" w:color="C9D3DF" w:sz="4"/>
+              <w:left w:val="single" w:color="C9D3DF" w:sz="4"/>
+              <w:bottom w:val="single" w:color="C9D3DF" w:sz="4"/>
+              <w:right w:val="single" w:color="C9D3DF" w:sz="4"/>
+            </w:tcBorders>
+            <w:tcMar>
+              <w:top w:type="dxa" w:w="60"/>
+              <w:left w:type="dxa" w:w="100"/>
+              <w:bottom w:type="dxa" w:w="60"/>
+              <w:right w:type="dxa" w:w="100"/>
+            </w:tcMar>
+          </w:tcPr>
+          <w:p>
+            <w:r>
+              <w:rPr>
+                <w:sz w:val="19"/>
+                <w:szCs w:val="19"/>
+              </w:rPr>
+              <w:t xml:space="preserve">ai tools for real estate agents (1), meeting notes (1), ai note taker (1)</w:t>
             </w:r>
           </w:p>
         </w:tc>
@@ -1379,33 +1379,33 @@
                 <w:sz w:val="19"/>
                 <w:szCs w:val="19"/>
               </w:rPr>
-              <w:t xml:space="preserve">248</w:t>
-            </w:r>
-          </w:p>
-        </w:tc>
-        <w:tc>
-          <w:tcPr>
-            <w:tcW w:type="dxa" w:w="2520"/>
-            <w:tcBorders>
-              <w:top w:val="single" w:color="C9D3DF" w:sz="4"/>
-              <w:left w:val="single" w:color="C9D3DF" w:sz="4"/>
-              <w:bottom w:val="single" w:color="C9D3DF" w:sz="4"/>
-              <w:right w:val="single" w:color="C9D3DF" w:sz="4"/>
-            </w:tcBorders>
-            <w:tcMar>
-              <w:top w:type="dxa" w:w="60"/>
-              <w:left w:type="dxa" w:w="100"/>
-              <w:bottom w:type="dxa" w:w="60"/>
-              <w:right w:type="dxa" w:w="100"/>
-            </w:tcMar>
-          </w:tcPr>
-          <w:p>
-            <w:r>
-              <w:rPr>
-                <w:sz w:val="19"/>
-                <w:szCs w:val="19"/>
-              </w:rPr>
-              <w:t xml:space="preserve">ai for financial advisors (1)</w:t>
+              <w:t xml:space="preserve">252</w:t>
+            </w:r>
+          </w:p>
+        </w:tc>
+        <w:tc>
+          <w:tcPr>
+            <w:tcW w:type="dxa" w:w="2520"/>
+            <w:tcBorders>
+              <w:top w:val="single" w:color="C9D3DF" w:sz="4"/>
+              <w:left w:val="single" w:color="C9D3DF" w:sz="4"/>
+              <w:bottom w:val="single" w:color="C9D3DF" w:sz="4"/>
+              <w:right w:val="single" w:color="C9D3DF" w:sz="4"/>
+            </w:tcBorders>
+            <w:tcMar>
+              <w:top w:type="dxa" w:w="60"/>
+              <w:left w:type="dxa" w:w="100"/>
+              <w:bottom w:type="dxa" w:w="60"/>
+              <w:right w:type="dxa" w:w="100"/>
+            </w:tcMar>
+          </w:tcPr>
+          <w:p>
+            <w:r>
+              <w:rPr>
+                <w:sz w:val="19"/>
+                <w:szCs w:val="19"/>
+              </w:rPr>
+              <w:t xml:space="preserve">ai for financial advisors (1), ai meeting summary (1)</w:t>
             </w:r>
           </w:p>
         </w:tc>
@@ -1681,7 +1681,7 @@
                 <w:sz w:val="19"/>
                 <w:szCs w:val="19"/>
               </w:rPr>
-              <w:t xml:space="preserve">783</w:t>
+              <w:t xml:space="preserve">795</w:t>
             </w:r>
           </w:p>
         </w:tc>
@@ -1759,7 +1759,7 @@
                 <w:sz w:val="19"/>
                 <w:szCs w:val="19"/>
               </w:rPr>
-              <w:t xml:space="preserve">2.04%</w:t>
+              <w:t xml:space="preserve">2.01%</w:t>
             </w:r>
           </w:p>
         </w:tc>
@@ -1842,7 +1842,7 @@
                 <w:sz w:val="19"/>
                 <w:szCs w:val="19"/>
               </w:rPr>
-              <w:t xml:space="preserve">735</w:t>
+              <w:t xml:space="preserve">754</w:t>
             </w:r>
           </w:p>
         </w:tc>
@@ -1920,7 +1920,7 @@
                 <w:sz w:val="19"/>
                 <w:szCs w:val="19"/>
               </w:rPr>
-              <w:t xml:space="preserve">0.82%</w:t>
+              <w:t xml:space="preserve">0.8%</w:t>
             </w:r>
           </w:p>
         </w:tc>
@@ -2003,7 +2003,7 @@
                 <w:sz w:val="19"/>
                 <w:szCs w:val="19"/>
               </w:rPr>
-              <w:t xml:space="preserve">737</w:t>
+              <w:t xml:space="preserve">750</w:t>
             </w:r>
           </w:p>
         </w:tc>
@@ -2081,7 +2081,7 @@
                 <w:sz w:val="19"/>
                 <w:szCs w:val="19"/>
               </w:rPr>
-              <w:t xml:space="preserve">1.36%</w:t>
+              <w:t xml:space="preserve">1.33%</w:t>
             </w:r>
           </w:p>
         </w:tc>
@@ -2164,7 +2164,7 @@
                 <w:sz w:val="19"/>
                 <w:szCs w:val="19"/>
               </w:rPr>
-              <w:t xml:space="preserve">718</w:t>
+              <w:t xml:space="preserve">730</w:t>
             </w:r>
           </w:p>
         </w:tc>
@@ -2242,7 +2242,7 @@
                 <w:sz w:val="19"/>
                 <w:szCs w:val="19"/>
               </w:rPr>
-              <w:t xml:space="preserve">0.84%</w:t>
+              <w:t xml:space="preserve">0.82%</w:t>
             </w:r>
           </w:p>
         </w:tc>
@@ -2325,7 +2325,7 @@
                 <w:sz w:val="19"/>
                 <w:szCs w:val="19"/>
               </w:rPr>
-              <w:t xml:space="preserve">709</w:t>
+              <w:t xml:space="preserve">731</w:t>
             </w:r>
           </w:p>
         </w:tc>
@@ -2403,7 +2403,7 @@
                 <w:sz w:val="19"/>
                 <w:szCs w:val="19"/>
               </w:rPr>
-              <w:t xml:space="preserve">0.85%</w:t>
+              <w:t xml:space="preserve">0.82%</w:t>
             </w:r>
           </w:p>
         </w:tc>
@@ -2486,7 +2486,7 @@
                 <w:sz w:val="19"/>
                 <w:szCs w:val="19"/>
               </w:rPr>
-              <w:t xml:space="preserve">716</w:t>
+              <w:t xml:space="preserve">721</w:t>
             </w:r>
           </w:p>
         </w:tc>
@@ -2564,7 +2564,7 @@
                 <w:sz w:val="19"/>
                 <w:szCs w:val="19"/>
               </w:rPr>
-              <w:t xml:space="preserve">1.26%</w:t>
+              <w:t xml:space="preserve">1.25%</w:t>
             </w:r>
           </w:p>
         </w:tc>
@@ -2647,7 +2647,7 @@
                 <w:sz w:val="19"/>
                 <w:szCs w:val="19"/>
               </w:rPr>
-              <w:t xml:space="preserve">714</w:t>
+              <w:t xml:space="preserve">733</w:t>
             </w:r>
           </w:p>
         </w:tc>
@@ -2725,7 +2725,7 @@
                 <w:sz w:val="19"/>
                 <w:szCs w:val="19"/>
               </w:rPr>
-              <w:t xml:space="preserve">0.84%</w:t>
+              <w:t xml:space="preserve">0.82%</w:t>
             </w:r>
           </w:p>
         </w:tc>
@@ -2808,7 +2808,7 @@
                 <w:sz w:val="19"/>
                 <w:szCs w:val="19"/>
               </w:rPr>
-              <w:t xml:space="preserve">740</w:t>
+              <w:t xml:space="preserve">745</w:t>
             </w:r>
           </w:p>
         </w:tc>
@@ -2886,7 +2886,7 @@
                 <w:sz w:val="19"/>
                 <w:szCs w:val="19"/>
               </w:rPr>
-              <w:t xml:space="preserve">2.16%</w:t>
+              <w:t xml:space="preserve">2.15%</w:t>
             </w:r>
           </w:p>
         </w:tc>
@@ -2969,7 +2969,7 @@
                 <w:sz w:val="19"/>
                 <w:szCs w:val="19"/>
               </w:rPr>
-              <w:t xml:space="preserve">720</w:t>
+              <w:t xml:space="preserve">731</w:t>
             </w:r>
           </w:p>
         </w:tc>
@@ -3047,7 +3047,7 @@
                 <w:sz w:val="19"/>
                 <w:szCs w:val="19"/>
               </w:rPr>
-              <w:t xml:space="preserve">1.67%</w:t>
+              <w:t xml:space="preserve">1.64%</w:t>
             </w:r>
           </w:p>
         </w:tc>
@@ -3130,7 +3130,7 @@
                 <w:sz w:val="19"/>
                 <w:szCs w:val="19"/>
               </w:rPr>
-              <w:t xml:space="preserve">708</w:t>
+              <w:t xml:space="preserve">712</w:t>
             </w:r>
           </w:p>
         </w:tc>
@@ -3250,8 +3250,2201 @@
         <w:spacing w:after="140"/>
       </w:pPr>
       <w:r>
-        <w:t xml:space="preserve">Highest density: "1 on 1 meeting" on the Managers (1:1 Meetings) page (2.16%) and "sales call" on the Sales Calls page (2.04%). Both are the topic of the page, so using them a few times is expected.</w:t>
+        <w:t xml:space="preserve">Highest density: "1 on 1 meeting" on the Managers (1:1 Meetings) page (2.15%) and "sales call" on the Sales Calls page (2.01%). Both are the topic of the page, so using them a few times is expected.</w:t>
       </w:r>
+    </w:p>
+    <w:p>
+      <w:pPr>
+        <w:pStyle w:val="Heading1"/>
+      </w:pPr>
+      <w:r>
+        <w:t xml:space="preserve">Feature keywords inside the stories</w:t>
+      </w:r>
+    </w:p>
+    <w:p>
+      <w:pPr>
+        <w:spacing w:after="140"/>
+      </w:pPr>
+      <w:r>
+        <w:t xml:space="preserve">Besides the use-case keywords, each story now carries one or two keywords about what Lynkk does (AI note taker, transcription, meeting summary, action items and so on). These have much bigger search volume, and they fit the story because they describe what the person actually does with Lynkk.</w:t>
+      </w:r>
+    </w:p>
+    <w:p>
+      <w:pPr>
+        <w:spacing w:after="140"/>
+      </w:pPr>
+      <w:r>
+        <w:t xml:space="preserve">How we kept them safe from keyword stuffing:</w:t>
+      </w:r>
+    </w:p>
+    <w:p>
+      <w:pPr>
+        <w:pStyle w:val="ListParagraph"/>
+        <w:numPr>
+          <w:ilvl w:val="0"/>
+          <w:numId w:val="2"/>
+        </w:numPr>
+      </w:pPr>
+      <w:r>
+        <w:t xml:space="preserve">Each feature keyword is used </w:t>
+      </w:r>
+      <w:r>
+        <w:rPr>
+          <w:b/>
+          <w:bCs/>
+        </w:rPr>
+        <w:t xml:space="preserve">once</w:t>
+      </w:r>
+      <w:r>
+        <w:t xml:space="preserve"> per story, inside a normal sentence that moves the story forward.</w:t>
+      </w:r>
+    </w:p>
+    <w:p>
+      <w:pPr>
+        <w:pStyle w:val="ListParagraph"/>
+        <w:numPr>
+          <w:ilvl w:val="0"/>
+          <w:numId w:val="2"/>
+        </w:numPr>
+      </w:pPr>
+      <w:r>
+        <w:t xml:space="preserve">The mix changes from page to page, so the ten pages don't share the same keyword sentences (Google can treat copy-paste wording across many pages as low-value, scaled content).</w:t>
+      </w:r>
+    </w:p>
+    <w:p>
+      <w:pPr>
+        <w:pStyle w:val="ListParagraph"/>
+        <w:numPr>
+          <w:ilvl w:val="0"/>
+          <w:numId w:val="2"/>
+        </w:numPr>
+      </w:pPr>
+      <w:r>
+        <w:t xml:space="preserve">No paragraph has more than one feature keyword.</w:t>
+      </w:r>
+    </w:p>
+    <w:p>
+      <w:pPr>
+        <w:pStyle w:val="ListParagraph"/>
+        <w:numPr>
+          <w:ilvl w:val="0"/>
+          <w:numId w:val="2"/>
+        </w:numPr>
+      </w:pPr>
+      <w:r>
+        <w:t xml:space="preserve">They sit in the story (problem, how Lynkk helps), not in lists or footers.</w:t>
+      </w:r>
+    </w:p>
+    <w:tbl>
+      <w:tblPr>
+        <w:tblW w:type="dxa" w:w="10080"/>
+        <w:tblBorders>
+          <w:top w:val="single" w:color="auto" w:sz="4"/>
+          <w:left w:val="single" w:color="auto" w:sz="4"/>
+          <w:bottom w:val="single" w:color="auto" w:sz="4"/>
+          <w:right w:val="single" w:color="auto" w:sz="4"/>
+          <w:insideH w:val="single" w:color="auto" w:sz="4"/>
+          <w:insideV w:val="single" w:color="auto" w:sz="4"/>
+        </w:tblBorders>
+      </w:tblPr>
+      <w:tblGrid>
+        <w:gridCol w:w="2520"/>
+        <w:gridCol w:w="2520"/>
+        <w:gridCol w:w="2520"/>
+        <w:gridCol w:w="2520"/>
+      </w:tblGrid>
+      <w:tr>
+        <w:trPr>
+          <w:tblHeader/>
+        </w:trPr>
+        <w:tc>
+          <w:tcPr>
+            <w:tcW w:type="dxa" w:w="2520"/>
+            <w:tcBorders>
+              <w:top w:val="single" w:color="C9D3DF" w:sz="4"/>
+              <w:left w:val="single" w:color="C9D3DF" w:sz="4"/>
+              <w:bottom w:val="single" w:color="C9D3DF" w:sz="4"/>
+              <w:right w:val="single" w:color="C9D3DF" w:sz="4"/>
+            </w:tcBorders>
+            <w:shd w:fill="1F3A5F" w:color="auto" w:val="clear"/>
+            <w:tcMar>
+              <w:top w:type="dxa" w:w="60"/>
+              <w:left w:type="dxa" w:w="100"/>
+              <w:bottom w:type="dxa" w:w="60"/>
+              <w:right w:type="dxa" w:w="100"/>
+            </w:tcMar>
+          </w:tcPr>
+          <w:p>
+            <w:r>
+              <w:rPr>
+                <w:b/>
+                <w:bCs/>
+                <w:color w:val="FFFFFF"/>
+                <w:sz w:val="19"/>
+                <w:szCs w:val="19"/>
+              </w:rPr>
+              <w:t xml:space="preserve">Page</w:t>
+            </w:r>
+          </w:p>
+        </w:tc>
+        <w:tc>
+          <w:tcPr>
+            <w:tcW w:type="dxa" w:w="2520"/>
+            <w:tcBorders>
+              <w:top w:val="single" w:color="C9D3DF" w:sz="4"/>
+              <w:left w:val="single" w:color="C9D3DF" w:sz="4"/>
+              <w:bottom w:val="single" w:color="C9D3DF" w:sz="4"/>
+              <w:right w:val="single" w:color="C9D3DF" w:sz="4"/>
+            </w:tcBorders>
+            <w:shd w:fill="1F3A5F" w:color="auto" w:val="clear"/>
+            <w:tcMar>
+              <w:top w:type="dxa" w:w="60"/>
+              <w:left w:type="dxa" w:w="100"/>
+              <w:bottom w:type="dxa" w:w="60"/>
+              <w:right w:type="dxa" w:w="100"/>
+            </w:tcMar>
+          </w:tcPr>
+          <w:p>
+            <w:r>
+              <w:rPr>
+                <w:b/>
+                <w:bCs/>
+                <w:color w:val="FFFFFF"/>
+                <w:sz w:val="19"/>
+                <w:szCs w:val="19"/>
+              </w:rPr>
+              <w:t xml:space="preserve">Feature keyword</w:t>
+            </w:r>
+          </w:p>
+        </w:tc>
+        <w:tc>
+          <w:tcPr>
+            <w:tcW w:type="dxa" w:w="2520"/>
+            <w:tcBorders>
+              <w:top w:val="single" w:color="C9D3DF" w:sz="4"/>
+              <w:left w:val="single" w:color="C9D3DF" w:sz="4"/>
+              <w:bottom w:val="single" w:color="C9D3DF" w:sz="4"/>
+              <w:right w:val="single" w:color="C9D3DF" w:sz="4"/>
+            </w:tcBorders>
+            <w:shd w:fill="1F3A5F" w:color="auto" w:val="clear"/>
+            <w:tcMar>
+              <w:top w:type="dxa" w:w="60"/>
+              <w:left w:type="dxa" w:w="100"/>
+              <w:bottom w:type="dxa" w:w="60"/>
+              <w:right w:type="dxa" w:w="100"/>
+            </w:tcMar>
+          </w:tcPr>
+          <w:p>
+            <w:r>
+              <w:rPr>
+                <w:b/>
+                <w:bCs/>
+                <w:color w:val="FFFFFF"/>
+                <w:sz w:val="19"/>
+                <w:szCs w:val="19"/>
+              </w:rPr>
+              <w:t xml:space="preserve">US searches a month</w:t>
+            </w:r>
+          </w:p>
+        </w:tc>
+        <w:tc>
+          <w:tcPr>
+            <w:tcW w:type="dxa" w:w="2520"/>
+            <w:tcBorders>
+              <w:top w:val="single" w:color="C9D3DF" w:sz="4"/>
+              <w:left w:val="single" w:color="C9D3DF" w:sz="4"/>
+              <w:bottom w:val="single" w:color="C9D3DF" w:sz="4"/>
+              <w:right w:val="single" w:color="C9D3DF" w:sz="4"/>
+            </w:tcBorders>
+            <w:shd w:fill="1F3A5F" w:color="auto" w:val="clear"/>
+            <w:tcMar>
+              <w:top w:type="dxa" w:w="60"/>
+              <w:left w:type="dxa" w:w="100"/>
+              <w:bottom w:type="dxa" w:w="60"/>
+              <w:right w:type="dxa" w:w="100"/>
+            </w:tcMar>
+          </w:tcPr>
+          <w:p>
+            <w:r>
+              <w:rPr>
+                <w:b/>
+                <w:bCs/>
+                <w:color w:val="FFFFFF"/>
+                <w:sz w:val="19"/>
+                <w:szCs w:val="19"/>
+              </w:rPr>
+              <w:t xml:space="preserve">Sentence in the story</w:t>
+            </w:r>
+          </w:p>
+        </w:tc>
+      </w:tr>
+      <w:tr>
+        <w:trPr>
+          <w:tblHeader w:val="false"/>
+        </w:trPr>
+        <w:tc>
+          <w:tcPr>
+            <w:tcW w:type="dxa" w:w="2520"/>
+            <w:tcBorders>
+              <w:top w:val="single" w:color="C9D3DF" w:sz="4"/>
+              <w:left w:val="single" w:color="C9D3DF" w:sz="4"/>
+              <w:bottom w:val="single" w:color="C9D3DF" w:sz="4"/>
+              <w:right w:val="single" w:color="C9D3DF" w:sz="4"/>
+            </w:tcBorders>
+            <w:tcMar>
+              <w:top w:type="dxa" w:w="60"/>
+              <w:left w:type="dxa" w:w="100"/>
+              <w:bottom w:type="dxa" w:w="60"/>
+              <w:right w:type="dxa" w:w="100"/>
+            </w:tcMar>
+          </w:tcPr>
+          <w:p>
+            <w:r>
+              <w:rPr>
+                <w:sz w:val="19"/>
+                <w:szCs w:val="19"/>
+              </w:rPr>
+              <w:t xml:space="preserve">Sales Calls</w:t>
+            </w:r>
+          </w:p>
+        </w:tc>
+        <w:tc>
+          <w:tcPr>
+            <w:tcW w:type="dxa" w:w="2520"/>
+            <w:tcBorders>
+              <w:top w:val="single" w:color="C9D3DF" w:sz="4"/>
+              <w:left w:val="single" w:color="C9D3DF" w:sz="4"/>
+              <w:bottom w:val="single" w:color="C9D3DF" w:sz="4"/>
+              <w:right w:val="single" w:color="C9D3DF" w:sz="4"/>
+            </w:tcBorders>
+            <w:tcMar>
+              <w:top w:type="dxa" w:w="60"/>
+              <w:left w:type="dxa" w:w="100"/>
+              <w:bottom w:type="dxa" w:w="60"/>
+              <w:right w:type="dxa" w:w="100"/>
+            </w:tcMar>
+          </w:tcPr>
+          <w:p>
+            <w:r>
+              <w:rPr>
+                <w:sz w:val="19"/>
+                <w:szCs w:val="19"/>
+              </w:rPr>
+              <w:t xml:space="preserve">ai meeting assistant</w:t>
+            </w:r>
+          </w:p>
+        </w:tc>
+        <w:tc>
+          <w:tcPr>
+            <w:tcW w:type="dxa" w:w="2520"/>
+            <w:tcBorders>
+              <w:top w:val="single" w:color="C9D3DF" w:sz="4"/>
+              <w:left w:val="single" w:color="C9D3DF" w:sz="4"/>
+              <w:bottom w:val="single" w:color="C9D3DF" w:sz="4"/>
+              <w:right w:val="single" w:color="C9D3DF" w:sz="4"/>
+            </w:tcBorders>
+            <w:tcMar>
+              <w:top w:type="dxa" w:w="60"/>
+              <w:left w:type="dxa" w:w="100"/>
+              <w:bottom w:type="dxa" w:w="60"/>
+              <w:right w:type="dxa" w:w="100"/>
+            </w:tcMar>
+          </w:tcPr>
+          <w:p>
+            <w:r>
+              <w:rPr>
+                <w:sz w:val="19"/>
+                <w:szCs w:val="19"/>
+              </w:rPr>
+              <w:t xml:space="preserve">4,400</w:t>
+            </w:r>
+          </w:p>
+        </w:tc>
+        <w:tc>
+          <w:tcPr>
+            <w:tcW w:type="dxa" w:w="2520"/>
+            <w:tcBorders>
+              <w:top w:val="single" w:color="C9D3DF" w:sz="4"/>
+              <w:left w:val="single" w:color="C9D3DF" w:sz="4"/>
+              <w:bottom w:val="single" w:color="C9D3DF" w:sz="4"/>
+              <w:right w:val="single" w:color="C9D3DF" w:sz="4"/>
+            </w:tcBorders>
+            <w:tcMar>
+              <w:top w:type="dxa" w:w="60"/>
+              <w:left w:type="dxa" w:w="100"/>
+              <w:bottom w:type="dxa" w:w="60"/>
+              <w:right w:type="dxa" w:w="100"/>
+            </w:tcMar>
+          </w:tcPr>
+          <w:p>
+            <w:r>
+              <w:rPr>
+                <w:sz w:val="19"/>
+                <w:szCs w:val="19"/>
+              </w:rPr>
+              <w:t xml:space="preserve">"Lynkk works like a quiet AI meeting assistant."</w:t>
+            </w:r>
+          </w:p>
+        </w:tc>
+      </w:tr>
+      <w:tr>
+        <w:trPr>
+          <w:tblHeader w:val="false"/>
+        </w:trPr>
+        <w:tc>
+          <w:tcPr>
+            <w:tcW w:type="dxa" w:w="2520"/>
+            <w:tcBorders>
+              <w:top w:val="single" w:color="C9D3DF" w:sz="4"/>
+              <w:left w:val="single" w:color="C9D3DF" w:sz="4"/>
+              <w:bottom w:val="single" w:color="C9D3DF" w:sz="4"/>
+              <w:right w:val="single" w:color="C9D3DF" w:sz="4"/>
+            </w:tcBorders>
+            <w:tcMar>
+              <w:top w:type="dxa" w:w="60"/>
+              <w:left w:type="dxa" w:w="100"/>
+              <w:bottom w:type="dxa" w:w="60"/>
+              <w:right w:type="dxa" w:w="100"/>
+            </w:tcMar>
+          </w:tcPr>
+          <w:p>
+            <w:r>
+              <w:rPr>
+                <w:sz w:val="19"/>
+                <w:szCs w:val="19"/>
+              </w:rPr>
+              <w:t xml:space="preserve">Sales Calls</w:t>
+            </w:r>
+          </w:p>
+        </w:tc>
+        <w:tc>
+          <w:tcPr>
+            <w:tcW w:type="dxa" w:w="2520"/>
+            <w:tcBorders>
+              <w:top w:val="single" w:color="C9D3DF" w:sz="4"/>
+              <w:left w:val="single" w:color="C9D3DF" w:sz="4"/>
+              <w:bottom w:val="single" w:color="C9D3DF" w:sz="4"/>
+              <w:right w:val="single" w:color="C9D3DF" w:sz="4"/>
+            </w:tcBorders>
+            <w:tcMar>
+              <w:top w:type="dxa" w:w="60"/>
+              <w:left w:type="dxa" w:w="100"/>
+              <w:bottom w:type="dxa" w:w="60"/>
+              <w:right w:type="dxa" w:w="100"/>
+            </w:tcMar>
+          </w:tcPr>
+          <w:p>
+            <w:r>
+              <w:rPr>
+                <w:sz w:val="19"/>
+                <w:szCs w:val="19"/>
+              </w:rPr>
+              <w:t xml:space="preserve">action items</w:t>
+            </w:r>
+          </w:p>
+        </w:tc>
+        <w:tc>
+          <w:tcPr>
+            <w:tcW w:type="dxa" w:w="2520"/>
+            <w:tcBorders>
+              <w:top w:val="single" w:color="C9D3DF" w:sz="4"/>
+              <w:left w:val="single" w:color="C9D3DF" w:sz="4"/>
+              <w:bottom w:val="single" w:color="C9D3DF" w:sz="4"/>
+              <w:right w:val="single" w:color="C9D3DF" w:sz="4"/>
+            </w:tcBorders>
+            <w:tcMar>
+              <w:top w:type="dxa" w:w="60"/>
+              <w:left w:type="dxa" w:w="100"/>
+              <w:bottom w:type="dxa" w:w="60"/>
+              <w:right w:type="dxa" w:w="100"/>
+            </w:tcMar>
+          </w:tcPr>
+          <w:p>
+            <w:r>
+              <w:rPr>
+                <w:sz w:val="19"/>
+                <w:szCs w:val="19"/>
+              </w:rPr>
+              <w:t xml:space="preserve">2,900</w:t>
+            </w:r>
+          </w:p>
+        </w:tc>
+        <w:tc>
+          <w:tcPr>
+            <w:tcW w:type="dxa" w:w="2520"/>
+            <w:tcBorders>
+              <w:top w:val="single" w:color="C9D3DF" w:sz="4"/>
+              <w:left w:val="single" w:color="C9D3DF" w:sz="4"/>
+              <w:bottom w:val="single" w:color="C9D3DF" w:sz="4"/>
+              <w:right w:val="single" w:color="C9D3DF" w:sz="4"/>
+            </w:tcBorders>
+            <w:tcMar>
+              <w:top w:type="dxa" w:w="60"/>
+              <w:left w:type="dxa" w:w="100"/>
+              <w:bottom w:type="dxa" w:w="60"/>
+              <w:right w:type="dxa" w:w="100"/>
+            </w:tcMar>
+          </w:tcPr>
+          <w:p>
+            <w:r>
+              <w:rPr>
+                <w:sz w:val="19"/>
+                <w:szCs w:val="19"/>
+              </w:rPr>
+              <w:t xml:space="preserve">"Lynkk writes the action items: the next steps, who will do them, and by when."</w:t>
+            </w:r>
+          </w:p>
+        </w:tc>
+      </w:tr>
+      <w:tr>
+        <w:trPr>
+          <w:tblHeader w:val="false"/>
+        </w:trPr>
+        <w:tc>
+          <w:tcPr>
+            <w:tcW w:type="dxa" w:w="2520"/>
+            <w:tcBorders>
+              <w:top w:val="single" w:color="C9D3DF" w:sz="4"/>
+              <w:left w:val="single" w:color="C9D3DF" w:sz="4"/>
+              <w:bottom w:val="single" w:color="C9D3DF" w:sz="4"/>
+              <w:right w:val="single" w:color="C9D3DF" w:sz="4"/>
+            </w:tcBorders>
+            <w:tcMar>
+              <w:top w:type="dxa" w:w="60"/>
+              <w:left w:type="dxa" w:w="100"/>
+              <w:bottom w:type="dxa" w:w="60"/>
+              <w:right w:type="dxa" w:w="100"/>
+            </w:tcMar>
+          </w:tcPr>
+          <w:p>
+            <w:r>
+              <w:rPr>
+                <w:sz w:val="19"/>
+                <w:szCs w:val="19"/>
+              </w:rPr>
+              <w:t xml:space="preserve">User Interviews</w:t>
+            </w:r>
+          </w:p>
+        </w:tc>
+        <w:tc>
+          <w:tcPr>
+            <w:tcW w:type="dxa" w:w="2520"/>
+            <w:tcBorders>
+              <w:top w:val="single" w:color="C9D3DF" w:sz="4"/>
+              <w:left w:val="single" w:color="C9D3DF" w:sz="4"/>
+              <w:bottom w:val="single" w:color="C9D3DF" w:sz="4"/>
+              <w:right w:val="single" w:color="C9D3DF" w:sz="4"/>
+            </w:tcBorders>
+            <w:tcMar>
+              <w:top w:type="dxa" w:w="60"/>
+              <w:left w:type="dxa" w:w="100"/>
+              <w:bottom w:type="dxa" w:w="60"/>
+              <w:right w:type="dxa" w:w="100"/>
+            </w:tcMar>
+          </w:tcPr>
+          <w:p>
+            <w:r>
+              <w:rPr>
+                <w:sz w:val="19"/>
+                <w:szCs w:val="19"/>
+              </w:rPr>
+              <w:t xml:space="preserve">transcription software</w:t>
+            </w:r>
+          </w:p>
+        </w:tc>
+        <w:tc>
+          <w:tcPr>
+            <w:tcW w:type="dxa" w:w="2520"/>
+            <w:tcBorders>
+              <w:top w:val="single" w:color="C9D3DF" w:sz="4"/>
+              <w:left w:val="single" w:color="C9D3DF" w:sz="4"/>
+              <w:bottom w:val="single" w:color="C9D3DF" w:sz="4"/>
+              <w:right w:val="single" w:color="C9D3DF" w:sz="4"/>
+            </w:tcBorders>
+            <w:tcMar>
+              <w:top w:type="dxa" w:w="60"/>
+              <w:left w:type="dxa" w:w="100"/>
+              <w:bottom w:type="dxa" w:w="60"/>
+              <w:right w:type="dxa" w:w="100"/>
+            </w:tcMar>
+          </w:tcPr>
+          <w:p>
+            <w:r>
+              <w:rPr>
+                <w:sz w:val="19"/>
+                <w:szCs w:val="19"/>
+              </w:rPr>
+              <w:t xml:space="preserve">3,600</w:t>
+            </w:r>
+          </w:p>
+        </w:tc>
+        <w:tc>
+          <w:tcPr>
+            <w:tcW w:type="dxa" w:w="2520"/>
+            <w:tcBorders>
+              <w:top w:val="single" w:color="C9D3DF" w:sz="4"/>
+              <w:left w:val="single" w:color="C9D3DF" w:sz="4"/>
+              <w:bottom w:val="single" w:color="C9D3DF" w:sz="4"/>
+              <w:right w:val="single" w:color="C9D3DF" w:sz="4"/>
+            </w:tcBorders>
+            <w:tcMar>
+              <w:top w:type="dxa" w:w="60"/>
+              <w:left w:type="dxa" w:w="100"/>
+              <w:bottom w:type="dxa" w:w="60"/>
+              <w:right w:type="dxa" w:w="100"/>
+            </w:tcMar>
+          </w:tcPr>
+          <w:p>
+            <w:r>
+              <w:rPr>
+                <w:sz w:val="19"/>
+                <w:szCs w:val="19"/>
+              </w:rPr>
+              <w:t xml:space="preserve">"She tried transcription software once, but it gave her a wall of text with no names."</w:t>
+            </w:r>
+          </w:p>
+        </w:tc>
+      </w:tr>
+      <w:tr>
+        <w:trPr>
+          <w:tblHeader w:val="false"/>
+        </w:trPr>
+        <w:tc>
+          <w:tcPr>
+            <w:tcW w:type="dxa" w:w="2520"/>
+            <w:tcBorders>
+              <w:top w:val="single" w:color="C9D3DF" w:sz="4"/>
+              <w:left w:val="single" w:color="C9D3DF" w:sz="4"/>
+              <w:bottom w:val="single" w:color="C9D3DF" w:sz="4"/>
+              <w:right w:val="single" w:color="C9D3DF" w:sz="4"/>
+            </w:tcBorders>
+            <w:tcMar>
+              <w:top w:type="dxa" w:w="60"/>
+              <w:left w:type="dxa" w:w="100"/>
+              <w:bottom w:type="dxa" w:w="60"/>
+              <w:right w:type="dxa" w:w="100"/>
+            </w:tcMar>
+          </w:tcPr>
+          <w:p>
+            <w:r>
+              <w:rPr>
+                <w:sz w:val="19"/>
+                <w:szCs w:val="19"/>
+              </w:rPr>
+              <w:t xml:space="preserve">User Interviews</w:t>
+            </w:r>
+          </w:p>
+        </w:tc>
+        <w:tc>
+          <w:tcPr>
+            <w:tcW w:type="dxa" w:w="2520"/>
+            <w:tcBorders>
+              <w:top w:val="single" w:color="C9D3DF" w:sz="4"/>
+              <w:left w:val="single" w:color="C9D3DF" w:sz="4"/>
+              <w:bottom w:val="single" w:color="C9D3DF" w:sz="4"/>
+              <w:right w:val="single" w:color="C9D3DF" w:sz="4"/>
+            </w:tcBorders>
+            <w:tcMar>
+              <w:top w:type="dxa" w:w="60"/>
+              <w:left w:type="dxa" w:w="100"/>
+              <w:bottom w:type="dxa" w:w="60"/>
+              <w:right w:type="dxa" w:w="100"/>
+            </w:tcMar>
+          </w:tcPr>
+          <w:p>
+            <w:r>
+              <w:rPr>
+                <w:sz w:val="19"/>
+                <w:szCs w:val="19"/>
+              </w:rPr>
+              <w:t xml:space="preserve">audio to text</w:t>
+            </w:r>
+          </w:p>
+        </w:tc>
+        <w:tc>
+          <w:tcPr>
+            <w:tcW w:type="dxa" w:w="2520"/>
+            <w:tcBorders>
+              <w:top w:val="single" w:color="C9D3DF" w:sz="4"/>
+              <w:left w:val="single" w:color="C9D3DF" w:sz="4"/>
+              <w:bottom w:val="single" w:color="C9D3DF" w:sz="4"/>
+              <w:right w:val="single" w:color="C9D3DF" w:sz="4"/>
+            </w:tcBorders>
+            <w:tcMar>
+              <w:top w:type="dxa" w:w="60"/>
+              <w:left w:type="dxa" w:w="100"/>
+              <w:bottom w:type="dxa" w:w="60"/>
+              <w:right w:type="dxa" w:w="100"/>
+            </w:tcMar>
+          </w:tcPr>
+          <w:p>
+            <w:r>
+              <w:rPr>
+                <w:sz w:val="19"/>
+                <w:szCs w:val="19"/>
+              </w:rPr>
+              <w:t xml:space="preserve">12,100</w:t>
+            </w:r>
+          </w:p>
+        </w:tc>
+        <w:tc>
+          <w:tcPr>
+            <w:tcW w:type="dxa" w:w="2520"/>
+            <w:tcBorders>
+              <w:top w:val="single" w:color="C9D3DF" w:sz="4"/>
+              <w:left w:val="single" w:color="C9D3DF" w:sz="4"/>
+              <w:bottom w:val="single" w:color="C9D3DF" w:sz="4"/>
+              <w:right w:val="single" w:color="C9D3DF" w:sz="4"/>
+            </w:tcBorders>
+            <w:tcMar>
+              <w:top w:type="dxa" w:w="60"/>
+              <w:left w:type="dxa" w:w="100"/>
+              <w:bottom w:type="dxa" w:w="60"/>
+              <w:right w:type="dxa" w:w="100"/>
+            </w:tcMar>
+          </w:tcPr>
+          <w:p>
+            <w:r>
+              <w:rPr>
+                <w:sz w:val="19"/>
+                <w:szCs w:val="19"/>
+              </w:rPr>
+              <w:t xml:space="preserve">"Lynkk turns the audio to text and labels who said each line."</w:t>
+            </w:r>
+          </w:p>
+        </w:tc>
+      </w:tr>
+      <w:tr>
+        <w:trPr>
+          <w:tblHeader w:val="false"/>
+        </w:trPr>
+        <w:tc>
+          <w:tcPr>
+            <w:tcW w:type="dxa" w:w="2520"/>
+            <w:tcBorders>
+              <w:top w:val="single" w:color="C9D3DF" w:sz="4"/>
+              <w:left w:val="single" w:color="C9D3DF" w:sz="4"/>
+              <w:bottom w:val="single" w:color="C9D3DF" w:sz="4"/>
+              <w:right w:val="single" w:color="C9D3DF" w:sz="4"/>
+            </w:tcBorders>
+            <w:tcMar>
+              <w:top w:type="dxa" w:w="60"/>
+              <w:left w:type="dxa" w:w="100"/>
+              <w:bottom w:type="dxa" w:w="60"/>
+              <w:right w:type="dxa" w:w="100"/>
+            </w:tcMar>
+          </w:tcPr>
+          <w:p>
+            <w:r>
+              <w:rPr>
+                <w:sz w:val="19"/>
+                <w:szCs w:val="19"/>
+              </w:rPr>
+              <w:t xml:space="preserve">Team Standups</w:t>
+            </w:r>
+          </w:p>
+        </w:tc>
+        <w:tc>
+          <w:tcPr>
+            <w:tcW w:type="dxa" w:w="2520"/>
+            <w:tcBorders>
+              <w:top w:val="single" w:color="C9D3DF" w:sz="4"/>
+              <w:left w:val="single" w:color="C9D3DF" w:sz="4"/>
+              <w:bottom w:val="single" w:color="C9D3DF" w:sz="4"/>
+              <w:right w:val="single" w:color="C9D3DF" w:sz="4"/>
+            </w:tcBorders>
+            <w:tcMar>
+              <w:top w:type="dxa" w:w="60"/>
+              <w:left w:type="dxa" w:w="100"/>
+              <w:bottom w:type="dxa" w:w="60"/>
+              <w:right w:type="dxa" w:w="100"/>
+            </w:tcMar>
+          </w:tcPr>
+          <w:p>
+            <w:r>
+              <w:rPr>
+                <w:sz w:val="19"/>
+                <w:szCs w:val="19"/>
+              </w:rPr>
+              <w:t xml:space="preserve">ai meeting notes</w:t>
+            </w:r>
+          </w:p>
+        </w:tc>
+        <w:tc>
+          <w:tcPr>
+            <w:tcW w:type="dxa" w:w="2520"/>
+            <w:tcBorders>
+              <w:top w:val="single" w:color="C9D3DF" w:sz="4"/>
+              <w:left w:val="single" w:color="C9D3DF" w:sz="4"/>
+              <w:bottom w:val="single" w:color="C9D3DF" w:sz="4"/>
+              <w:right w:val="single" w:color="C9D3DF" w:sz="4"/>
+            </w:tcBorders>
+            <w:tcMar>
+              <w:top w:type="dxa" w:w="60"/>
+              <w:left w:type="dxa" w:w="100"/>
+              <w:bottom w:type="dxa" w:w="60"/>
+              <w:right w:type="dxa" w:w="100"/>
+            </w:tcMar>
+          </w:tcPr>
+          <w:p>
+            <w:r>
+              <w:rPr>
+                <w:sz w:val="19"/>
+                <w:szCs w:val="19"/>
+              </w:rPr>
+              <w:t xml:space="preserve">1,000</w:t>
+            </w:r>
+          </w:p>
+        </w:tc>
+        <w:tc>
+          <w:tcPr>
+            <w:tcW w:type="dxa" w:w="2520"/>
+            <w:tcBorders>
+              <w:top w:val="single" w:color="C9D3DF" w:sz="4"/>
+              <w:left w:val="single" w:color="C9D3DF" w:sz="4"/>
+              <w:bottom w:val="single" w:color="C9D3DF" w:sz="4"/>
+              <w:right w:val="single" w:color="C9D3DF" w:sz="4"/>
+            </w:tcBorders>
+            <w:tcMar>
+              <w:top w:type="dxa" w:w="60"/>
+              <w:left w:type="dxa" w:w="100"/>
+              <w:bottom w:type="dxa" w:w="60"/>
+              <w:right w:type="dxa" w:w="100"/>
+            </w:tcMar>
+          </w:tcPr>
+          <w:p>
+            <w:r>
+              <w:rPr>
+                <w:sz w:val="19"/>
+                <w:szCs w:val="19"/>
+              </w:rPr>
+              <w:t xml:space="preserve">"Lynkk takes the AI meeting notes for the whole team."</w:t>
+            </w:r>
+          </w:p>
+        </w:tc>
+      </w:tr>
+      <w:tr>
+        <w:trPr>
+          <w:tblHeader w:val="false"/>
+        </w:trPr>
+        <w:tc>
+          <w:tcPr>
+            <w:tcW w:type="dxa" w:w="2520"/>
+            <w:tcBorders>
+              <w:top w:val="single" w:color="C9D3DF" w:sz="4"/>
+              <w:left w:val="single" w:color="C9D3DF" w:sz="4"/>
+              <w:bottom w:val="single" w:color="C9D3DF" w:sz="4"/>
+              <w:right w:val="single" w:color="C9D3DF" w:sz="4"/>
+            </w:tcBorders>
+            <w:tcMar>
+              <w:top w:type="dxa" w:w="60"/>
+              <w:left w:type="dxa" w:w="100"/>
+              <w:bottom w:type="dxa" w:w="60"/>
+              <w:right w:type="dxa" w:w="100"/>
+            </w:tcMar>
+          </w:tcPr>
+          <w:p>
+            <w:r>
+              <w:rPr>
+                <w:sz w:val="19"/>
+                <w:szCs w:val="19"/>
+              </w:rPr>
+              <w:t xml:space="preserve">Team Standups</w:t>
+            </w:r>
+          </w:p>
+        </w:tc>
+        <w:tc>
+          <w:tcPr>
+            <w:tcW w:type="dxa" w:w="2520"/>
+            <w:tcBorders>
+              <w:top w:val="single" w:color="C9D3DF" w:sz="4"/>
+              <w:left w:val="single" w:color="C9D3DF" w:sz="4"/>
+              <w:bottom w:val="single" w:color="C9D3DF" w:sz="4"/>
+              <w:right w:val="single" w:color="C9D3DF" w:sz="4"/>
+            </w:tcBorders>
+            <w:tcMar>
+              <w:top w:type="dxa" w:w="60"/>
+              <w:left w:type="dxa" w:w="100"/>
+              <w:bottom w:type="dxa" w:w="60"/>
+              <w:right w:type="dxa" w:w="100"/>
+            </w:tcMar>
+          </w:tcPr>
+          <w:p>
+            <w:r>
+              <w:rPr>
+                <w:sz w:val="19"/>
+                <w:szCs w:val="19"/>
+              </w:rPr>
+              <w:t xml:space="preserve">action items</w:t>
+            </w:r>
+          </w:p>
+        </w:tc>
+        <w:tc>
+          <w:tcPr>
+            <w:tcW w:type="dxa" w:w="2520"/>
+            <w:tcBorders>
+              <w:top w:val="single" w:color="C9D3DF" w:sz="4"/>
+              <w:left w:val="single" w:color="C9D3DF" w:sz="4"/>
+              <w:bottom w:val="single" w:color="C9D3DF" w:sz="4"/>
+              <w:right w:val="single" w:color="C9D3DF" w:sz="4"/>
+            </w:tcBorders>
+            <w:tcMar>
+              <w:top w:type="dxa" w:w="60"/>
+              <w:left w:type="dxa" w:w="100"/>
+              <w:bottom w:type="dxa" w:w="60"/>
+              <w:right w:type="dxa" w:w="100"/>
+            </w:tcMar>
+          </w:tcPr>
+          <w:p>
+            <w:r>
+              <w:rPr>
+                <w:sz w:val="19"/>
+                <w:szCs w:val="19"/>
+              </w:rPr>
+              <w:t xml:space="preserve">2,900</w:t>
+            </w:r>
+          </w:p>
+        </w:tc>
+        <w:tc>
+          <w:tcPr>
+            <w:tcW w:type="dxa" w:w="2520"/>
+            <w:tcBorders>
+              <w:top w:val="single" w:color="C9D3DF" w:sz="4"/>
+              <w:left w:val="single" w:color="C9D3DF" w:sz="4"/>
+              <w:bottom w:val="single" w:color="C9D3DF" w:sz="4"/>
+              <w:right w:val="single" w:color="C9D3DF" w:sz="4"/>
+            </w:tcBorders>
+            <w:tcMar>
+              <w:top w:type="dxa" w:w="60"/>
+              <w:left w:type="dxa" w:w="100"/>
+              <w:bottom w:type="dxa" w:w="60"/>
+              <w:right w:type="dxa" w:w="100"/>
+            </w:tcMar>
+          </w:tcPr>
+          <w:p>
+            <w:r>
+              <w:rPr>
+                <w:sz w:val="19"/>
+                <w:szCs w:val="19"/>
+              </w:rPr>
+              <w:t xml:space="preserve">"Blockers and action items go to the Tasks board, each with a name and a date."</w:t>
+            </w:r>
+          </w:p>
+        </w:tc>
+      </w:tr>
+      <w:tr>
+        <w:trPr>
+          <w:tblHeader w:val="false"/>
+        </w:trPr>
+        <w:tc>
+          <w:tcPr>
+            <w:tcW w:type="dxa" w:w="2520"/>
+            <w:tcBorders>
+              <w:top w:val="single" w:color="C9D3DF" w:sz="4"/>
+              <w:left w:val="single" w:color="C9D3DF" w:sz="4"/>
+              <w:bottom w:val="single" w:color="C9D3DF" w:sz="4"/>
+              <w:right w:val="single" w:color="C9D3DF" w:sz="4"/>
+            </w:tcBorders>
+            <w:tcMar>
+              <w:top w:type="dxa" w:w="60"/>
+              <w:left w:type="dxa" w:w="100"/>
+              <w:bottom w:type="dxa" w:w="60"/>
+              <w:right w:type="dxa" w:w="100"/>
+            </w:tcMar>
+          </w:tcPr>
+          <w:p>
+            <w:r>
+              <w:rPr>
+                <w:sz w:val="19"/>
+                <w:szCs w:val="19"/>
+              </w:rPr>
+              <w:t xml:space="preserve">Field Interviews</w:t>
+            </w:r>
+          </w:p>
+        </w:tc>
+        <w:tc>
+          <w:tcPr>
+            <w:tcW w:type="dxa" w:w="2520"/>
+            <w:tcBorders>
+              <w:top w:val="single" w:color="C9D3DF" w:sz="4"/>
+              <w:left w:val="single" w:color="C9D3DF" w:sz="4"/>
+              <w:bottom w:val="single" w:color="C9D3DF" w:sz="4"/>
+              <w:right w:val="single" w:color="C9D3DF" w:sz="4"/>
+            </w:tcBorders>
+            <w:tcMar>
+              <w:top w:type="dxa" w:w="60"/>
+              <w:left w:type="dxa" w:w="100"/>
+              <w:bottom w:type="dxa" w:w="60"/>
+              <w:right w:type="dxa" w:w="100"/>
+            </w:tcMar>
+          </w:tcPr>
+          <w:p>
+            <w:r>
+              <w:rPr>
+                <w:sz w:val="19"/>
+                <w:szCs w:val="19"/>
+              </w:rPr>
+              <w:t xml:space="preserve">transcribe audio</w:t>
+            </w:r>
+          </w:p>
+        </w:tc>
+        <w:tc>
+          <w:tcPr>
+            <w:tcW w:type="dxa" w:w="2520"/>
+            <w:tcBorders>
+              <w:top w:val="single" w:color="C9D3DF" w:sz="4"/>
+              <w:left w:val="single" w:color="C9D3DF" w:sz="4"/>
+              <w:bottom w:val="single" w:color="C9D3DF" w:sz="4"/>
+              <w:right w:val="single" w:color="C9D3DF" w:sz="4"/>
+            </w:tcBorders>
+            <w:tcMar>
+              <w:top w:type="dxa" w:w="60"/>
+              <w:left w:type="dxa" w:w="100"/>
+              <w:bottom w:type="dxa" w:w="60"/>
+              <w:right w:type="dxa" w:w="100"/>
+            </w:tcMar>
+          </w:tcPr>
+          <w:p>
+            <w:r>
+              <w:rPr>
+                <w:sz w:val="19"/>
+                <w:szCs w:val="19"/>
+              </w:rPr>
+              <w:t xml:space="preserve">33,100</w:t>
+            </w:r>
+          </w:p>
+        </w:tc>
+        <w:tc>
+          <w:tcPr>
+            <w:tcW w:type="dxa" w:w="2520"/>
+            <w:tcBorders>
+              <w:top w:val="single" w:color="C9D3DF" w:sz="4"/>
+              <w:left w:val="single" w:color="C9D3DF" w:sz="4"/>
+              <w:bottom w:val="single" w:color="C9D3DF" w:sz="4"/>
+              <w:right w:val="single" w:color="C9D3DF" w:sz="4"/>
+            </w:tcBorders>
+            <w:tcMar>
+              <w:top w:type="dxa" w:w="60"/>
+              <w:left w:type="dxa" w:w="100"/>
+              <w:bottom w:type="dxa" w:w="60"/>
+              <w:right w:type="dxa" w:w="100"/>
+            </w:tcMar>
+          </w:tcPr>
+          <w:p>
+            <w:r>
+              <w:rPr>
+                <w:sz w:val="19"/>
+                <w:szCs w:val="19"/>
+              </w:rPr>
+              <w:t xml:space="preserve">"She needs a way to transcribe audio in two languages."</w:t>
+            </w:r>
+          </w:p>
+        </w:tc>
+      </w:tr>
+      <w:tr>
+        <w:trPr>
+          <w:tblHeader w:val="false"/>
+        </w:trPr>
+        <w:tc>
+          <w:tcPr>
+            <w:tcW w:type="dxa" w:w="2520"/>
+            <w:tcBorders>
+              <w:top w:val="single" w:color="C9D3DF" w:sz="4"/>
+              <w:left w:val="single" w:color="C9D3DF" w:sz="4"/>
+              <w:bottom w:val="single" w:color="C9D3DF" w:sz="4"/>
+              <w:right w:val="single" w:color="C9D3DF" w:sz="4"/>
+            </w:tcBorders>
+            <w:tcMar>
+              <w:top w:type="dxa" w:w="60"/>
+              <w:left w:type="dxa" w:w="100"/>
+              <w:bottom w:type="dxa" w:w="60"/>
+              <w:right w:type="dxa" w:w="100"/>
+            </w:tcMar>
+          </w:tcPr>
+          <w:p>
+            <w:r>
+              <w:rPr>
+                <w:sz w:val="19"/>
+                <w:szCs w:val="19"/>
+              </w:rPr>
+              <w:t xml:space="preserve">Field Interviews</w:t>
+            </w:r>
+          </w:p>
+        </w:tc>
+        <w:tc>
+          <w:tcPr>
+            <w:tcW w:type="dxa" w:w="2520"/>
+            <w:tcBorders>
+              <w:top w:val="single" w:color="C9D3DF" w:sz="4"/>
+              <w:left w:val="single" w:color="C9D3DF" w:sz="4"/>
+              <w:bottom w:val="single" w:color="C9D3DF" w:sz="4"/>
+              <w:right w:val="single" w:color="C9D3DF" w:sz="4"/>
+            </w:tcBorders>
+            <w:tcMar>
+              <w:top w:type="dxa" w:w="60"/>
+              <w:left w:type="dxa" w:w="100"/>
+              <w:bottom w:type="dxa" w:w="60"/>
+              <w:right w:type="dxa" w:w="100"/>
+            </w:tcMar>
+          </w:tcPr>
+          <w:p>
+            <w:r>
+              <w:rPr>
+                <w:sz w:val="19"/>
+                <w:szCs w:val="19"/>
+              </w:rPr>
+              <w:t xml:space="preserve">ai transcription</w:t>
+            </w:r>
+          </w:p>
+        </w:tc>
+        <w:tc>
+          <w:tcPr>
+            <w:tcW w:type="dxa" w:w="2520"/>
+            <w:tcBorders>
+              <w:top w:val="single" w:color="C9D3DF" w:sz="4"/>
+              <w:left w:val="single" w:color="C9D3DF" w:sz="4"/>
+              <w:bottom w:val="single" w:color="C9D3DF" w:sz="4"/>
+              <w:right w:val="single" w:color="C9D3DF" w:sz="4"/>
+            </w:tcBorders>
+            <w:tcMar>
+              <w:top w:type="dxa" w:w="60"/>
+              <w:left w:type="dxa" w:w="100"/>
+              <w:bottom w:type="dxa" w:w="60"/>
+              <w:right w:type="dxa" w:w="100"/>
+            </w:tcMar>
+          </w:tcPr>
+          <w:p>
+            <w:r>
+              <w:rPr>
+                <w:sz w:val="19"/>
+                <w:szCs w:val="19"/>
+              </w:rPr>
+              <w:t xml:space="preserve">5,400</w:t>
+            </w:r>
+          </w:p>
+        </w:tc>
+        <w:tc>
+          <w:tcPr>
+            <w:tcW w:type="dxa" w:w="2520"/>
+            <w:tcBorders>
+              <w:top w:val="single" w:color="C9D3DF" w:sz="4"/>
+              <w:left w:val="single" w:color="C9D3DF" w:sz="4"/>
+              <w:bottom w:val="single" w:color="C9D3DF" w:sz="4"/>
+              <w:right w:val="single" w:color="C9D3DF" w:sz="4"/>
+            </w:tcBorders>
+            <w:tcMar>
+              <w:top w:type="dxa" w:w="60"/>
+              <w:left w:type="dxa" w:w="100"/>
+              <w:bottom w:type="dxa" w:w="60"/>
+              <w:right w:type="dxa" w:w="100"/>
+            </w:tcMar>
+          </w:tcPr>
+          <w:p>
+            <w:r>
+              <w:rPr>
+                <w:sz w:val="19"/>
+                <w:szCs w:val="19"/>
+              </w:rPr>
+              <w:t xml:space="preserve">"Lynkk's AI transcription gives her the text in Hindi and Hinglish."</w:t>
+            </w:r>
+          </w:p>
+        </w:tc>
+      </w:tr>
+      <w:tr>
+        <w:trPr>
+          <w:tblHeader w:val="false"/>
+        </w:trPr>
+        <w:tc>
+          <w:tcPr>
+            <w:tcW w:type="dxa" w:w="2520"/>
+            <w:tcBorders>
+              <w:top w:val="single" w:color="C9D3DF" w:sz="4"/>
+              <w:left w:val="single" w:color="C9D3DF" w:sz="4"/>
+              <w:bottom w:val="single" w:color="C9D3DF" w:sz="4"/>
+              <w:right w:val="single" w:color="C9D3DF" w:sz="4"/>
+            </w:tcBorders>
+            <w:tcMar>
+              <w:top w:type="dxa" w:w="60"/>
+              <w:left w:type="dxa" w:w="100"/>
+              <w:bottom w:type="dxa" w:w="60"/>
+              <w:right w:type="dxa" w:w="100"/>
+            </w:tcMar>
+          </w:tcPr>
+          <w:p>
+            <w:r>
+              <w:rPr>
+                <w:sz w:val="19"/>
+                <w:szCs w:val="19"/>
+              </w:rPr>
+              <w:t xml:space="preserve">Lectures</w:t>
+            </w:r>
+          </w:p>
+        </w:tc>
+        <w:tc>
+          <w:tcPr>
+            <w:tcW w:type="dxa" w:w="2520"/>
+            <w:tcBorders>
+              <w:top w:val="single" w:color="C9D3DF" w:sz="4"/>
+              <w:left w:val="single" w:color="C9D3DF" w:sz="4"/>
+              <w:bottom w:val="single" w:color="C9D3DF" w:sz="4"/>
+              <w:right w:val="single" w:color="C9D3DF" w:sz="4"/>
+            </w:tcBorders>
+            <w:tcMar>
+              <w:top w:type="dxa" w:w="60"/>
+              <w:left w:type="dxa" w:w="100"/>
+              <w:bottom w:type="dxa" w:w="60"/>
+              <w:right w:type="dxa" w:w="100"/>
+            </w:tcMar>
+          </w:tcPr>
+          <w:p>
+            <w:r>
+              <w:rPr>
+                <w:sz w:val="19"/>
+                <w:szCs w:val="19"/>
+              </w:rPr>
+              <w:t xml:space="preserve">transcribe audio</w:t>
+            </w:r>
+          </w:p>
+        </w:tc>
+        <w:tc>
+          <w:tcPr>
+            <w:tcW w:type="dxa" w:w="2520"/>
+            <w:tcBorders>
+              <w:top w:val="single" w:color="C9D3DF" w:sz="4"/>
+              <w:left w:val="single" w:color="C9D3DF" w:sz="4"/>
+              <w:bottom w:val="single" w:color="C9D3DF" w:sz="4"/>
+              <w:right w:val="single" w:color="C9D3DF" w:sz="4"/>
+            </w:tcBorders>
+            <w:tcMar>
+              <w:top w:type="dxa" w:w="60"/>
+              <w:left w:type="dxa" w:w="100"/>
+              <w:bottom w:type="dxa" w:w="60"/>
+              <w:right w:type="dxa" w:w="100"/>
+            </w:tcMar>
+          </w:tcPr>
+          <w:p>
+            <w:r>
+              <w:rPr>
+                <w:sz w:val="19"/>
+                <w:szCs w:val="19"/>
+              </w:rPr>
+              <w:t xml:space="preserve">33,100</w:t>
+            </w:r>
+          </w:p>
+        </w:tc>
+        <w:tc>
+          <w:tcPr>
+            <w:tcW w:type="dxa" w:w="2520"/>
+            <w:tcBorders>
+              <w:top w:val="single" w:color="C9D3DF" w:sz="4"/>
+              <w:left w:val="single" w:color="C9D3DF" w:sz="4"/>
+              <w:bottom w:val="single" w:color="C9D3DF" w:sz="4"/>
+              <w:right w:val="single" w:color="C9D3DF" w:sz="4"/>
+            </w:tcBorders>
+            <w:tcMar>
+              <w:top w:type="dxa" w:w="60"/>
+              <w:left w:type="dxa" w:w="100"/>
+              <w:bottom w:type="dxa" w:w="60"/>
+              <w:right w:type="dxa" w:w="100"/>
+            </w:tcMar>
+          </w:tcPr>
+          <w:p>
+            <w:r>
+              <w:rPr>
+                <w:sz w:val="19"/>
+                <w:szCs w:val="19"/>
+              </w:rPr>
+              <w:t xml:space="preserve">"He once tried to transcribe audio from a class by hand. It took all weekend."</w:t>
+            </w:r>
+          </w:p>
+        </w:tc>
+      </w:tr>
+      <w:tr>
+        <w:trPr>
+          <w:tblHeader w:val="false"/>
+        </w:trPr>
+        <w:tc>
+          <w:tcPr>
+            <w:tcW w:type="dxa" w:w="2520"/>
+            <w:tcBorders>
+              <w:top w:val="single" w:color="C9D3DF" w:sz="4"/>
+              <w:left w:val="single" w:color="C9D3DF" w:sz="4"/>
+              <w:bottom w:val="single" w:color="C9D3DF" w:sz="4"/>
+              <w:right w:val="single" w:color="C9D3DF" w:sz="4"/>
+            </w:tcBorders>
+            <w:tcMar>
+              <w:top w:type="dxa" w:w="60"/>
+              <w:left w:type="dxa" w:w="100"/>
+              <w:bottom w:type="dxa" w:w="60"/>
+              <w:right w:type="dxa" w:w="100"/>
+            </w:tcMar>
+          </w:tcPr>
+          <w:p>
+            <w:r>
+              <w:rPr>
+                <w:sz w:val="19"/>
+                <w:szCs w:val="19"/>
+              </w:rPr>
+              <w:t xml:space="preserve">Lectures</w:t>
+            </w:r>
+          </w:p>
+        </w:tc>
+        <w:tc>
+          <w:tcPr>
+            <w:tcW w:type="dxa" w:w="2520"/>
+            <w:tcBorders>
+              <w:top w:val="single" w:color="C9D3DF" w:sz="4"/>
+              <w:left w:val="single" w:color="C9D3DF" w:sz="4"/>
+              <w:bottom w:val="single" w:color="C9D3DF" w:sz="4"/>
+              <w:right w:val="single" w:color="C9D3DF" w:sz="4"/>
+            </w:tcBorders>
+            <w:tcMar>
+              <w:top w:type="dxa" w:w="60"/>
+              <w:left w:type="dxa" w:w="100"/>
+              <w:bottom w:type="dxa" w:w="60"/>
+              <w:right w:type="dxa" w:w="100"/>
+            </w:tcMar>
+          </w:tcPr>
+          <w:p>
+            <w:r>
+              <w:rPr>
+                <w:sz w:val="19"/>
+                <w:szCs w:val="19"/>
+              </w:rPr>
+              <w:t xml:space="preserve">ai note taker</w:t>
+            </w:r>
+          </w:p>
+        </w:tc>
+        <w:tc>
+          <w:tcPr>
+            <w:tcW w:type="dxa" w:w="2520"/>
+            <w:tcBorders>
+              <w:top w:val="single" w:color="C9D3DF" w:sz="4"/>
+              <w:left w:val="single" w:color="C9D3DF" w:sz="4"/>
+              <w:bottom w:val="single" w:color="C9D3DF" w:sz="4"/>
+              <w:right w:val="single" w:color="C9D3DF" w:sz="4"/>
+            </w:tcBorders>
+            <w:tcMar>
+              <w:top w:type="dxa" w:w="60"/>
+              <w:left w:type="dxa" w:w="100"/>
+              <w:bottom w:type="dxa" w:w="60"/>
+              <w:right w:type="dxa" w:w="100"/>
+            </w:tcMar>
+          </w:tcPr>
+          <w:p>
+            <w:r>
+              <w:rPr>
+                <w:sz w:val="19"/>
+                <w:szCs w:val="19"/>
+              </w:rPr>
+              <w:t xml:space="preserve">27,100</w:t>
+            </w:r>
+          </w:p>
+        </w:tc>
+        <w:tc>
+          <w:tcPr>
+            <w:tcW w:type="dxa" w:w="2520"/>
+            <w:tcBorders>
+              <w:top w:val="single" w:color="C9D3DF" w:sz="4"/>
+              <w:left w:val="single" w:color="C9D3DF" w:sz="4"/>
+              <w:bottom w:val="single" w:color="C9D3DF" w:sz="4"/>
+              <w:right w:val="single" w:color="C9D3DF" w:sz="4"/>
+            </w:tcBorders>
+            <w:tcMar>
+              <w:top w:type="dxa" w:w="60"/>
+              <w:left w:type="dxa" w:w="100"/>
+              <w:bottom w:type="dxa" w:w="60"/>
+              <w:right w:type="dxa" w:w="100"/>
+            </w:tcMar>
+          </w:tcPr>
+          <w:p>
+            <w:r>
+              <w:rPr>
+                <w:sz w:val="19"/>
+                <w:szCs w:val="19"/>
+              </w:rPr>
+              <w:t xml:space="preserve">"Lynkk is his AI note taker, so he doesn't try to write everything down."</w:t>
+            </w:r>
+          </w:p>
+        </w:tc>
+      </w:tr>
+      <w:tr>
+        <w:trPr>
+          <w:tblHeader w:val="false"/>
+        </w:trPr>
+        <w:tc>
+          <w:tcPr>
+            <w:tcW w:type="dxa" w:w="2520"/>
+            <w:tcBorders>
+              <w:top w:val="single" w:color="C9D3DF" w:sz="4"/>
+              <w:left w:val="single" w:color="C9D3DF" w:sz="4"/>
+              <w:bottom w:val="single" w:color="C9D3DF" w:sz="4"/>
+              <w:right w:val="single" w:color="C9D3DF" w:sz="4"/>
+            </w:tcBorders>
+            <w:tcMar>
+              <w:top w:type="dxa" w:w="60"/>
+              <w:left w:type="dxa" w:w="100"/>
+              <w:bottom w:type="dxa" w:w="60"/>
+              <w:right w:type="dxa" w:w="100"/>
+            </w:tcMar>
+          </w:tcPr>
+          <w:p>
+            <w:r>
+              <w:rPr>
+                <w:sz w:val="19"/>
+                <w:szCs w:val="19"/>
+              </w:rPr>
+              <w:t xml:space="preserve">Customer Research (Marketing)</w:t>
+            </w:r>
+          </w:p>
+        </w:tc>
+        <w:tc>
+          <w:tcPr>
+            <w:tcW w:type="dxa" w:w="2520"/>
+            <w:tcBorders>
+              <w:top w:val="single" w:color="C9D3DF" w:sz="4"/>
+              <w:left w:val="single" w:color="C9D3DF" w:sz="4"/>
+              <w:bottom w:val="single" w:color="C9D3DF" w:sz="4"/>
+              <w:right w:val="single" w:color="C9D3DF" w:sz="4"/>
+            </w:tcBorders>
+            <w:tcMar>
+              <w:top w:type="dxa" w:w="60"/>
+              <w:left w:type="dxa" w:w="100"/>
+              <w:bottom w:type="dxa" w:w="60"/>
+              <w:right w:type="dxa" w:w="100"/>
+            </w:tcMar>
+          </w:tcPr>
+          <w:p>
+            <w:r>
+              <w:rPr>
+                <w:sz w:val="19"/>
+                <w:szCs w:val="19"/>
+              </w:rPr>
+              <w:t xml:space="preserve">meeting recorder</w:t>
+            </w:r>
+          </w:p>
+        </w:tc>
+        <w:tc>
+          <w:tcPr>
+            <w:tcW w:type="dxa" w:w="2520"/>
+            <w:tcBorders>
+              <w:top w:val="single" w:color="C9D3DF" w:sz="4"/>
+              <w:left w:val="single" w:color="C9D3DF" w:sz="4"/>
+              <w:bottom w:val="single" w:color="C9D3DF" w:sz="4"/>
+              <w:right w:val="single" w:color="C9D3DF" w:sz="4"/>
+            </w:tcBorders>
+            <w:tcMar>
+              <w:top w:type="dxa" w:w="60"/>
+              <w:left w:type="dxa" w:w="100"/>
+              <w:bottom w:type="dxa" w:w="60"/>
+              <w:right w:type="dxa" w:w="100"/>
+            </w:tcMar>
+          </w:tcPr>
+          <w:p>
+            <w:r>
+              <w:rPr>
+                <w:sz w:val="19"/>
+                <w:szCs w:val="19"/>
+              </w:rPr>
+              <w:t xml:space="preserve">1,900</w:t>
+            </w:r>
+          </w:p>
+        </w:tc>
+        <w:tc>
+          <w:tcPr>
+            <w:tcW w:type="dxa" w:w="2520"/>
+            <w:tcBorders>
+              <w:top w:val="single" w:color="C9D3DF" w:sz="4"/>
+              <w:left w:val="single" w:color="C9D3DF" w:sz="4"/>
+              <w:bottom w:val="single" w:color="C9D3DF" w:sz="4"/>
+              <w:right w:val="single" w:color="C9D3DF" w:sz="4"/>
+            </w:tcBorders>
+            <w:tcMar>
+              <w:top w:type="dxa" w:w="60"/>
+              <w:left w:type="dxa" w:w="100"/>
+              <w:bottom w:type="dxa" w:w="60"/>
+              <w:right w:type="dxa" w:w="100"/>
+            </w:tcMar>
+          </w:tcPr>
+          <w:p>
+            <w:r>
+              <w:rPr>
+                <w:sz w:val="19"/>
+                <w:szCs w:val="19"/>
+              </w:rPr>
+              <w:t xml:space="preserve">"Sarah's team starts using Lynkk as the meeting recorder for customer calls."</w:t>
+            </w:r>
+          </w:p>
+        </w:tc>
+      </w:tr>
+      <w:tr>
+        <w:trPr>
+          <w:tblHeader w:val="false"/>
+        </w:trPr>
+        <w:tc>
+          <w:tcPr>
+            <w:tcW w:type="dxa" w:w="2520"/>
+            <w:tcBorders>
+              <w:top w:val="single" w:color="C9D3DF" w:sz="4"/>
+              <w:left w:val="single" w:color="C9D3DF" w:sz="4"/>
+              <w:bottom w:val="single" w:color="C9D3DF" w:sz="4"/>
+              <w:right w:val="single" w:color="C9D3DF" w:sz="4"/>
+            </w:tcBorders>
+            <w:tcMar>
+              <w:top w:type="dxa" w:w="60"/>
+              <w:left w:type="dxa" w:w="100"/>
+              <w:bottom w:type="dxa" w:w="60"/>
+              <w:right w:type="dxa" w:w="100"/>
+            </w:tcMar>
+          </w:tcPr>
+          <w:p>
+            <w:r>
+              <w:rPr>
+                <w:sz w:val="19"/>
+                <w:szCs w:val="19"/>
+              </w:rPr>
+              <w:t xml:space="preserve">Customer Research (Marketing)</w:t>
+            </w:r>
+          </w:p>
+        </w:tc>
+        <w:tc>
+          <w:tcPr>
+            <w:tcW w:type="dxa" w:w="2520"/>
+            <w:tcBorders>
+              <w:top w:val="single" w:color="C9D3DF" w:sz="4"/>
+              <w:left w:val="single" w:color="C9D3DF" w:sz="4"/>
+              <w:bottom w:val="single" w:color="C9D3DF" w:sz="4"/>
+              <w:right w:val="single" w:color="C9D3DF" w:sz="4"/>
+            </w:tcBorders>
+            <w:tcMar>
+              <w:top w:type="dxa" w:w="60"/>
+              <w:left w:type="dxa" w:w="100"/>
+              <w:bottom w:type="dxa" w:w="60"/>
+              <w:right w:type="dxa" w:w="100"/>
+            </w:tcMar>
+          </w:tcPr>
+          <w:p>
+            <w:r>
+              <w:rPr>
+                <w:sz w:val="19"/>
+                <w:szCs w:val="19"/>
+              </w:rPr>
+              <w:t xml:space="preserve">meeting summary</w:t>
+            </w:r>
+          </w:p>
+        </w:tc>
+        <w:tc>
+          <w:tcPr>
+            <w:tcW w:type="dxa" w:w="2520"/>
+            <w:tcBorders>
+              <w:top w:val="single" w:color="C9D3DF" w:sz="4"/>
+              <w:left w:val="single" w:color="C9D3DF" w:sz="4"/>
+              <w:bottom w:val="single" w:color="C9D3DF" w:sz="4"/>
+              <w:right w:val="single" w:color="C9D3DF" w:sz="4"/>
+            </w:tcBorders>
+            <w:tcMar>
+              <w:top w:type="dxa" w:w="60"/>
+              <w:left w:type="dxa" w:w="100"/>
+              <w:bottom w:type="dxa" w:w="60"/>
+              <w:right w:type="dxa" w:w="100"/>
+            </w:tcMar>
+          </w:tcPr>
+          <w:p>
+            <w:r>
+              <w:rPr>
+                <w:sz w:val="19"/>
+                <w:szCs w:val="19"/>
+              </w:rPr>
+              <w:t xml:space="preserve">390</w:t>
+            </w:r>
+          </w:p>
+        </w:tc>
+        <w:tc>
+          <w:tcPr>
+            <w:tcW w:type="dxa" w:w="2520"/>
+            <w:tcBorders>
+              <w:top w:val="single" w:color="C9D3DF" w:sz="4"/>
+              <w:left w:val="single" w:color="C9D3DF" w:sz="4"/>
+              <w:bottom w:val="single" w:color="C9D3DF" w:sz="4"/>
+              <w:right w:val="single" w:color="C9D3DF" w:sz="4"/>
+            </w:tcBorders>
+            <w:tcMar>
+              <w:top w:type="dxa" w:w="60"/>
+              <w:left w:type="dxa" w:w="100"/>
+              <w:bottom w:type="dxa" w:w="60"/>
+              <w:right w:type="dxa" w:w="100"/>
+            </w:tcMar>
+          </w:tcPr>
+          <w:p>
+            <w:r>
+              <w:rPr>
+                <w:sz w:val="19"/>
+                <w:szCs w:val="19"/>
+              </w:rPr>
+              <w:t xml:space="preserve">"Lynkk writes a meeting summary for each one."</w:t>
+            </w:r>
+          </w:p>
+        </w:tc>
+      </w:tr>
+      <w:tr>
+        <w:trPr>
+          <w:tblHeader w:val="false"/>
+        </w:trPr>
+        <w:tc>
+          <w:tcPr>
+            <w:tcW w:type="dxa" w:w="2520"/>
+            <w:tcBorders>
+              <w:top w:val="single" w:color="C9D3DF" w:sz="4"/>
+              <w:left w:val="single" w:color="C9D3DF" w:sz="4"/>
+              <w:bottom w:val="single" w:color="C9D3DF" w:sz="4"/>
+              <w:right w:val="single" w:color="C9D3DF" w:sz="4"/>
+            </w:tcBorders>
+            <w:tcMar>
+              <w:top w:type="dxa" w:w="60"/>
+              <w:left w:type="dxa" w:w="100"/>
+              <w:bottom w:type="dxa" w:w="60"/>
+              <w:right w:type="dxa" w:w="100"/>
+            </w:tcMar>
+          </w:tcPr>
+          <w:p>
+            <w:r>
+              <w:rPr>
+                <w:sz w:val="19"/>
+                <w:szCs w:val="19"/>
+              </w:rPr>
+              <w:t xml:space="preserve">Lawyers</w:t>
+            </w:r>
+          </w:p>
+        </w:tc>
+        <w:tc>
+          <w:tcPr>
+            <w:tcW w:type="dxa" w:w="2520"/>
+            <w:tcBorders>
+              <w:top w:val="single" w:color="C9D3DF" w:sz="4"/>
+              <w:left w:val="single" w:color="C9D3DF" w:sz="4"/>
+              <w:bottom w:val="single" w:color="C9D3DF" w:sz="4"/>
+              <w:right w:val="single" w:color="C9D3DF" w:sz="4"/>
+            </w:tcBorders>
+            <w:tcMar>
+              <w:top w:type="dxa" w:w="60"/>
+              <w:left w:type="dxa" w:w="100"/>
+              <w:bottom w:type="dxa" w:w="60"/>
+              <w:right w:type="dxa" w:w="100"/>
+            </w:tcMar>
+          </w:tcPr>
+          <w:p>
+            <w:r>
+              <w:rPr>
+                <w:sz w:val="19"/>
+                <w:szCs w:val="19"/>
+              </w:rPr>
+              <w:t xml:space="preserve">meeting transcription</w:t>
+            </w:r>
+          </w:p>
+        </w:tc>
+        <w:tc>
+          <w:tcPr>
+            <w:tcW w:type="dxa" w:w="2520"/>
+            <w:tcBorders>
+              <w:top w:val="single" w:color="C9D3DF" w:sz="4"/>
+              <w:left w:val="single" w:color="C9D3DF" w:sz="4"/>
+              <w:bottom w:val="single" w:color="C9D3DF" w:sz="4"/>
+              <w:right w:val="single" w:color="C9D3DF" w:sz="4"/>
+            </w:tcBorders>
+            <w:tcMar>
+              <w:top w:type="dxa" w:w="60"/>
+              <w:left w:type="dxa" w:w="100"/>
+              <w:bottom w:type="dxa" w:w="60"/>
+              <w:right w:type="dxa" w:w="100"/>
+            </w:tcMar>
+          </w:tcPr>
+          <w:p>
+            <w:r>
+              <w:rPr>
+                <w:sz w:val="19"/>
+                <w:szCs w:val="19"/>
+              </w:rPr>
+              <w:t xml:space="preserve">480</w:t>
+            </w:r>
+          </w:p>
+        </w:tc>
+        <w:tc>
+          <w:tcPr>
+            <w:tcW w:type="dxa" w:w="2520"/>
+            <w:tcBorders>
+              <w:top w:val="single" w:color="C9D3DF" w:sz="4"/>
+              <w:left w:val="single" w:color="C9D3DF" w:sz="4"/>
+              <w:bottom w:val="single" w:color="C9D3DF" w:sz="4"/>
+              <w:right w:val="single" w:color="C9D3DF" w:sz="4"/>
+            </w:tcBorders>
+            <w:tcMar>
+              <w:top w:type="dxa" w:w="60"/>
+              <w:left w:type="dxa" w:w="100"/>
+              <w:bottom w:type="dxa" w:w="60"/>
+              <w:right w:type="dxa" w:w="100"/>
+            </w:tcMar>
+          </w:tcPr>
+          <w:p>
+            <w:r>
+              <w:rPr>
+                <w:sz w:val="19"/>
+                <w:szCs w:val="19"/>
+              </w:rPr>
+              <w:t xml:space="preserve">"She tried meeting transcription once, but she got pages of text and still had to dig out the facts."</w:t>
+            </w:r>
+          </w:p>
+        </w:tc>
+      </w:tr>
+      <w:tr>
+        <w:trPr>
+          <w:tblHeader w:val="false"/>
+        </w:trPr>
+        <w:tc>
+          <w:tcPr>
+            <w:tcW w:type="dxa" w:w="2520"/>
+            <w:tcBorders>
+              <w:top w:val="single" w:color="C9D3DF" w:sz="4"/>
+              <w:left w:val="single" w:color="C9D3DF" w:sz="4"/>
+              <w:bottom w:val="single" w:color="C9D3DF" w:sz="4"/>
+              <w:right w:val="single" w:color="C9D3DF" w:sz="4"/>
+            </w:tcBorders>
+            <w:tcMar>
+              <w:top w:type="dxa" w:w="60"/>
+              <w:left w:type="dxa" w:w="100"/>
+              <w:bottom w:type="dxa" w:w="60"/>
+              <w:right w:type="dxa" w:w="100"/>
+            </w:tcMar>
+          </w:tcPr>
+          <w:p>
+            <w:r>
+              <w:rPr>
+                <w:sz w:val="19"/>
+                <w:szCs w:val="19"/>
+              </w:rPr>
+              <w:t xml:space="preserve">Managers (1:1 Meetings)</w:t>
+            </w:r>
+          </w:p>
+        </w:tc>
+        <w:tc>
+          <w:tcPr>
+            <w:tcW w:type="dxa" w:w="2520"/>
+            <w:tcBorders>
+              <w:top w:val="single" w:color="C9D3DF" w:sz="4"/>
+              <w:left w:val="single" w:color="C9D3DF" w:sz="4"/>
+              <w:bottom w:val="single" w:color="C9D3DF" w:sz="4"/>
+              <w:right w:val="single" w:color="C9D3DF" w:sz="4"/>
+            </w:tcBorders>
+            <w:tcMar>
+              <w:top w:type="dxa" w:w="60"/>
+              <w:left w:type="dxa" w:w="100"/>
+              <w:bottom w:type="dxa" w:w="60"/>
+              <w:right w:type="dxa" w:w="100"/>
+            </w:tcMar>
+          </w:tcPr>
+          <w:p>
+            <w:r>
+              <w:rPr>
+                <w:sz w:val="19"/>
+                <w:szCs w:val="19"/>
+              </w:rPr>
+              <w:t xml:space="preserve">ai meeting assistant</w:t>
+            </w:r>
+          </w:p>
+        </w:tc>
+        <w:tc>
+          <w:tcPr>
+            <w:tcW w:type="dxa" w:w="2520"/>
+            <w:tcBorders>
+              <w:top w:val="single" w:color="C9D3DF" w:sz="4"/>
+              <w:left w:val="single" w:color="C9D3DF" w:sz="4"/>
+              <w:bottom w:val="single" w:color="C9D3DF" w:sz="4"/>
+              <w:right w:val="single" w:color="C9D3DF" w:sz="4"/>
+            </w:tcBorders>
+            <w:tcMar>
+              <w:top w:type="dxa" w:w="60"/>
+              <w:left w:type="dxa" w:w="100"/>
+              <w:bottom w:type="dxa" w:w="60"/>
+              <w:right w:type="dxa" w:w="100"/>
+            </w:tcMar>
+          </w:tcPr>
+          <w:p>
+            <w:r>
+              <w:rPr>
+                <w:sz w:val="19"/>
+                <w:szCs w:val="19"/>
+              </w:rPr>
+              <w:t xml:space="preserve">4,400</w:t>
+            </w:r>
+          </w:p>
+        </w:tc>
+        <w:tc>
+          <w:tcPr>
+            <w:tcW w:type="dxa" w:w="2520"/>
+            <w:tcBorders>
+              <w:top w:val="single" w:color="C9D3DF" w:sz="4"/>
+              <w:left w:val="single" w:color="C9D3DF" w:sz="4"/>
+              <w:bottom w:val="single" w:color="C9D3DF" w:sz="4"/>
+              <w:right w:val="single" w:color="C9D3DF" w:sz="4"/>
+            </w:tcBorders>
+            <w:tcMar>
+              <w:top w:type="dxa" w:w="60"/>
+              <w:left w:type="dxa" w:w="100"/>
+              <w:bottom w:type="dxa" w:w="60"/>
+              <w:right w:type="dxa" w:w="100"/>
+            </w:tcMar>
+          </w:tcPr>
+          <w:p>
+            <w:r>
+              <w:rPr>
+                <w:sz w:val="19"/>
+                <w:szCs w:val="19"/>
+              </w:rPr>
+              <w:t xml:space="preserve">"Before the 1:1, Sam asks Lynkk, his AI meeting assistant."</w:t>
+            </w:r>
+          </w:p>
+        </w:tc>
+      </w:tr>
+      <w:tr>
+        <w:trPr>
+          <w:tblHeader w:val="false"/>
+        </w:trPr>
+        <w:tc>
+          <w:tcPr>
+            <w:tcW w:type="dxa" w:w="2520"/>
+            <w:tcBorders>
+              <w:top w:val="single" w:color="C9D3DF" w:sz="4"/>
+              <w:left w:val="single" w:color="C9D3DF" w:sz="4"/>
+              <w:bottom w:val="single" w:color="C9D3DF" w:sz="4"/>
+              <w:right w:val="single" w:color="C9D3DF" w:sz="4"/>
+            </w:tcBorders>
+            <w:tcMar>
+              <w:top w:type="dxa" w:w="60"/>
+              <w:left w:type="dxa" w:w="100"/>
+              <w:bottom w:type="dxa" w:w="60"/>
+              <w:right w:type="dxa" w:w="100"/>
+            </w:tcMar>
+          </w:tcPr>
+          <w:p>
+            <w:r>
+              <w:rPr>
+                <w:sz w:val="19"/>
+                <w:szCs w:val="19"/>
+              </w:rPr>
+              <w:t xml:space="preserve">Managers (1:1 Meetings)</w:t>
+            </w:r>
+          </w:p>
+        </w:tc>
+        <w:tc>
+          <w:tcPr>
+            <w:tcW w:type="dxa" w:w="2520"/>
+            <w:tcBorders>
+              <w:top w:val="single" w:color="C9D3DF" w:sz="4"/>
+              <w:left w:val="single" w:color="C9D3DF" w:sz="4"/>
+              <w:bottom w:val="single" w:color="C9D3DF" w:sz="4"/>
+              <w:right w:val="single" w:color="C9D3DF" w:sz="4"/>
+            </w:tcBorders>
+            <w:tcMar>
+              <w:top w:type="dxa" w:w="60"/>
+              <w:left w:type="dxa" w:w="100"/>
+              <w:bottom w:type="dxa" w:w="60"/>
+              <w:right w:type="dxa" w:w="100"/>
+            </w:tcMar>
+          </w:tcPr>
+          <w:p>
+            <w:r>
+              <w:rPr>
+                <w:sz w:val="19"/>
+                <w:szCs w:val="19"/>
+              </w:rPr>
+              <w:t xml:space="preserve">action items</w:t>
+            </w:r>
+          </w:p>
+        </w:tc>
+        <w:tc>
+          <w:tcPr>
+            <w:tcW w:type="dxa" w:w="2520"/>
+            <w:tcBorders>
+              <w:top w:val="single" w:color="C9D3DF" w:sz="4"/>
+              <w:left w:val="single" w:color="C9D3DF" w:sz="4"/>
+              <w:bottom w:val="single" w:color="C9D3DF" w:sz="4"/>
+              <w:right w:val="single" w:color="C9D3DF" w:sz="4"/>
+            </w:tcBorders>
+            <w:tcMar>
+              <w:top w:type="dxa" w:w="60"/>
+              <w:left w:type="dxa" w:w="100"/>
+              <w:bottom w:type="dxa" w:w="60"/>
+              <w:right w:type="dxa" w:w="100"/>
+            </w:tcMar>
+          </w:tcPr>
+          <w:p>
+            <w:r>
+              <w:rPr>
+                <w:sz w:val="19"/>
+                <w:szCs w:val="19"/>
+              </w:rPr>
+              <w:t xml:space="preserve">2,900</w:t>
+            </w:r>
+          </w:p>
+        </w:tc>
+        <w:tc>
+          <w:tcPr>
+            <w:tcW w:type="dxa" w:w="2520"/>
+            <w:tcBorders>
+              <w:top w:val="single" w:color="C9D3DF" w:sz="4"/>
+              <w:left w:val="single" w:color="C9D3DF" w:sz="4"/>
+              <w:bottom w:val="single" w:color="C9D3DF" w:sz="4"/>
+              <w:right w:val="single" w:color="C9D3DF" w:sz="4"/>
+            </w:tcBorders>
+            <w:tcMar>
+              <w:top w:type="dxa" w:w="60"/>
+              <w:left w:type="dxa" w:w="100"/>
+              <w:bottom w:type="dxa" w:w="60"/>
+              <w:right w:type="dxa" w:w="100"/>
+            </w:tcMar>
+          </w:tcPr>
+          <w:p>
+            <w:r>
+              <w:rPr>
+                <w:sz w:val="19"/>
+                <w:szCs w:val="19"/>
+              </w:rPr>
+              <w:t xml:space="preserve">"Lynkk writes the wins, the problems, and the action items with names and dates."</w:t>
+            </w:r>
+          </w:p>
+        </w:tc>
+      </w:tr>
+      <w:tr>
+        <w:trPr>
+          <w:tblHeader w:val="false"/>
+        </w:trPr>
+        <w:tc>
+          <w:tcPr>
+            <w:tcW w:type="dxa" w:w="2520"/>
+            <w:tcBorders>
+              <w:top w:val="single" w:color="C9D3DF" w:sz="4"/>
+              <w:left w:val="single" w:color="C9D3DF" w:sz="4"/>
+              <w:bottom w:val="single" w:color="C9D3DF" w:sz="4"/>
+              <w:right w:val="single" w:color="C9D3DF" w:sz="4"/>
+            </w:tcBorders>
+            <w:tcMar>
+              <w:top w:type="dxa" w:w="60"/>
+              <w:left w:type="dxa" w:w="100"/>
+              <w:bottom w:type="dxa" w:w="60"/>
+              <w:right w:type="dxa" w:w="100"/>
+            </w:tcMar>
+          </w:tcPr>
+          <w:p>
+            <w:r>
+              <w:rPr>
+                <w:sz w:val="19"/>
+                <w:szCs w:val="19"/>
+              </w:rPr>
+              <w:t xml:space="preserve">Real Estate Agents</w:t>
+            </w:r>
+          </w:p>
+        </w:tc>
+        <w:tc>
+          <w:tcPr>
+            <w:tcW w:type="dxa" w:w="2520"/>
+            <w:tcBorders>
+              <w:top w:val="single" w:color="C9D3DF" w:sz="4"/>
+              <w:left w:val="single" w:color="C9D3DF" w:sz="4"/>
+              <w:bottom w:val="single" w:color="C9D3DF" w:sz="4"/>
+              <w:right w:val="single" w:color="C9D3DF" w:sz="4"/>
+            </w:tcBorders>
+            <w:tcMar>
+              <w:top w:type="dxa" w:w="60"/>
+              <w:left w:type="dxa" w:w="100"/>
+              <w:bottom w:type="dxa" w:w="60"/>
+              <w:right w:type="dxa" w:w="100"/>
+            </w:tcMar>
+          </w:tcPr>
+          <w:p>
+            <w:r>
+              <w:rPr>
+                <w:sz w:val="19"/>
+                <w:szCs w:val="19"/>
+              </w:rPr>
+              <w:t xml:space="preserve">meeting notes</w:t>
+            </w:r>
+          </w:p>
+        </w:tc>
+        <w:tc>
+          <w:tcPr>
+            <w:tcW w:type="dxa" w:w="2520"/>
+            <w:tcBorders>
+              <w:top w:val="single" w:color="C9D3DF" w:sz="4"/>
+              <w:left w:val="single" w:color="C9D3DF" w:sz="4"/>
+              <w:bottom w:val="single" w:color="C9D3DF" w:sz="4"/>
+              <w:right w:val="single" w:color="C9D3DF" w:sz="4"/>
+            </w:tcBorders>
+            <w:tcMar>
+              <w:top w:type="dxa" w:w="60"/>
+              <w:left w:type="dxa" w:w="100"/>
+              <w:bottom w:type="dxa" w:w="60"/>
+              <w:right w:type="dxa" w:w="100"/>
+            </w:tcMar>
+          </w:tcPr>
+          <w:p>
+            <w:r>
+              <w:rPr>
+                <w:sz w:val="19"/>
+                <w:szCs w:val="19"/>
+              </w:rPr>
+              <w:t xml:space="preserve">3,600</w:t>
+            </w:r>
+          </w:p>
+        </w:tc>
+        <w:tc>
+          <w:tcPr>
+            <w:tcW w:type="dxa" w:w="2520"/>
+            <w:tcBorders>
+              <w:top w:val="single" w:color="C9D3DF" w:sz="4"/>
+              <w:left w:val="single" w:color="C9D3DF" w:sz="4"/>
+              <w:bottom w:val="single" w:color="C9D3DF" w:sz="4"/>
+              <w:right w:val="single" w:color="C9D3DF" w:sz="4"/>
+            </w:tcBorders>
+            <w:tcMar>
+              <w:top w:type="dxa" w:w="60"/>
+              <w:left w:type="dxa" w:w="100"/>
+              <w:bottom w:type="dxa" w:w="60"/>
+              <w:right w:type="dxa" w:w="100"/>
+            </w:tcMar>
+          </w:tcPr>
+          <w:p>
+            <w:r>
+              <w:rPr>
+                <w:sz w:val="19"/>
+                <w:szCs w:val="19"/>
+              </w:rPr>
+              <w:t xml:space="preserve">"After many calls with no meeting notes, Chris mixes them up."</w:t>
+            </w:r>
+          </w:p>
+        </w:tc>
+      </w:tr>
+      <w:tr>
+        <w:trPr>
+          <w:tblHeader w:val="false"/>
+        </w:trPr>
+        <w:tc>
+          <w:tcPr>
+            <w:tcW w:type="dxa" w:w="2520"/>
+            <w:tcBorders>
+              <w:top w:val="single" w:color="C9D3DF" w:sz="4"/>
+              <w:left w:val="single" w:color="C9D3DF" w:sz="4"/>
+              <w:bottom w:val="single" w:color="C9D3DF" w:sz="4"/>
+              <w:right w:val="single" w:color="C9D3DF" w:sz="4"/>
+            </w:tcBorders>
+            <w:tcMar>
+              <w:top w:type="dxa" w:w="60"/>
+              <w:left w:type="dxa" w:w="100"/>
+              <w:bottom w:type="dxa" w:w="60"/>
+              <w:right w:type="dxa" w:w="100"/>
+            </w:tcMar>
+          </w:tcPr>
+          <w:p>
+            <w:r>
+              <w:rPr>
+                <w:sz w:val="19"/>
+                <w:szCs w:val="19"/>
+              </w:rPr>
+              <w:t xml:space="preserve">Real Estate Agents</w:t>
+            </w:r>
+          </w:p>
+        </w:tc>
+        <w:tc>
+          <w:tcPr>
+            <w:tcW w:type="dxa" w:w="2520"/>
+            <w:tcBorders>
+              <w:top w:val="single" w:color="C9D3DF" w:sz="4"/>
+              <w:left w:val="single" w:color="C9D3DF" w:sz="4"/>
+              <w:bottom w:val="single" w:color="C9D3DF" w:sz="4"/>
+              <w:right w:val="single" w:color="C9D3DF" w:sz="4"/>
+            </w:tcBorders>
+            <w:tcMar>
+              <w:top w:type="dxa" w:w="60"/>
+              <w:left w:type="dxa" w:w="100"/>
+              <w:bottom w:type="dxa" w:w="60"/>
+              <w:right w:type="dxa" w:w="100"/>
+            </w:tcMar>
+          </w:tcPr>
+          <w:p>
+            <w:r>
+              <w:rPr>
+                <w:sz w:val="19"/>
+                <w:szCs w:val="19"/>
+              </w:rPr>
+              <w:t xml:space="preserve">ai note taker</w:t>
+            </w:r>
+          </w:p>
+        </w:tc>
+        <w:tc>
+          <w:tcPr>
+            <w:tcW w:type="dxa" w:w="2520"/>
+            <w:tcBorders>
+              <w:top w:val="single" w:color="C9D3DF" w:sz="4"/>
+              <w:left w:val="single" w:color="C9D3DF" w:sz="4"/>
+              <w:bottom w:val="single" w:color="C9D3DF" w:sz="4"/>
+              <w:right w:val="single" w:color="C9D3DF" w:sz="4"/>
+            </w:tcBorders>
+            <w:tcMar>
+              <w:top w:type="dxa" w:w="60"/>
+              <w:left w:type="dxa" w:w="100"/>
+              <w:bottom w:type="dxa" w:w="60"/>
+              <w:right w:type="dxa" w:w="100"/>
+            </w:tcMar>
+          </w:tcPr>
+          <w:p>
+            <w:r>
+              <w:rPr>
+                <w:sz w:val="19"/>
+                <w:szCs w:val="19"/>
+              </w:rPr>
+              <w:t xml:space="preserve">27,100</w:t>
+            </w:r>
+          </w:p>
+        </w:tc>
+        <w:tc>
+          <w:tcPr>
+            <w:tcW w:type="dxa" w:w="2520"/>
+            <w:tcBorders>
+              <w:top w:val="single" w:color="C9D3DF" w:sz="4"/>
+              <w:left w:val="single" w:color="C9D3DF" w:sz="4"/>
+              <w:bottom w:val="single" w:color="C9D3DF" w:sz="4"/>
+              <w:right w:val="single" w:color="C9D3DF" w:sz="4"/>
+            </w:tcBorders>
+            <w:tcMar>
+              <w:top w:type="dxa" w:w="60"/>
+              <w:left w:type="dxa" w:w="100"/>
+              <w:bottom w:type="dxa" w:w="60"/>
+              <w:right w:type="dxa" w:w="100"/>
+            </w:tcMar>
+          </w:tcPr>
+          <w:p>
+            <w:r>
+              <w:rPr>
+                <w:sz w:val="19"/>
+                <w:szCs w:val="19"/>
+              </w:rPr>
+              <w:t xml:space="preserve">"Lynkk is his AI note taker, so he doesn't write anything down."</w:t>
+            </w:r>
+          </w:p>
+        </w:tc>
+      </w:tr>
+      <w:tr>
+        <w:trPr>
+          <w:tblHeader w:val="false"/>
+        </w:trPr>
+        <w:tc>
+          <w:tcPr>
+            <w:tcW w:type="dxa" w:w="2520"/>
+            <w:tcBorders>
+              <w:top w:val="single" w:color="C9D3DF" w:sz="4"/>
+              <w:left w:val="single" w:color="C9D3DF" w:sz="4"/>
+              <w:bottom w:val="single" w:color="C9D3DF" w:sz="4"/>
+              <w:right w:val="single" w:color="C9D3DF" w:sz="4"/>
+            </w:tcBorders>
+            <w:tcMar>
+              <w:top w:type="dxa" w:w="60"/>
+              <w:left w:type="dxa" w:w="100"/>
+              <w:bottom w:type="dxa" w:w="60"/>
+              <w:right w:type="dxa" w:w="100"/>
+            </w:tcMar>
+          </w:tcPr>
+          <w:p>
+            <w:r>
+              <w:rPr>
+                <w:sz w:val="19"/>
+                <w:szCs w:val="19"/>
+              </w:rPr>
+              <w:t xml:space="preserve">Financial Advisors</w:t>
+            </w:r>
+          </w:p>
+        </w:tc>
+        <w:tc>
+          <w:tcPr>
+            <w:tcW w:type="dxa" w:w="2520"/>
+            <w:tcBorders>
+              <w:top w:val="single" w:color="C9D3DF" w:sz="4"/>
+              <w:left w:val="single" w:color="C9D3DF" w:sz="4"/>
+              <w:bottom w:val="single" w:color="C9D3DF" w:sz="4"/>
+              <w:right w:val="single" w:color="C9D3DF" w:sz="4"/>
+            </w:tcBorders>
+            <w:tcMar>
+              <w:top w:type="dxa" w:w="60"/>
+              <w:left w:type="dxa" w:w="100"/>
+              <w:bottom w:type="dxa" w:w="60"/>
+              <w:right w:type="dxa" w:w="100"/>
+            </w:tcMar>
+          </w:tcPr>
+          <w:p>
+            <w:r>
+              <w:rPr>
+                <w:sz w:val="19"/>
+                <w:szCs w:val="19"/>
+              </w:rPr>
+              <w:t xml:space="preserve">ai meeting summary</w:t>
+            </w:r>
+          </w:p>
+        </w:tc>
+        <w:tc>
+          <w:tcPr>
+            <w:tcW w:type="dxa" w:w="2520"/>
+            <w:tcBorders>
+              <w:top w:val="single" w:color="C9D3DF" w:sz="4"/>
+              <w:left w:val="single" w:color="C9D3DF" w:sz="4"/>
+              <w:bottom w:val="single" w:color="C9D3DF" w:sz="4"/>
+              <w:right w:val="single" w:color="C9D3DF" w:sz="4"/>
+            </w:tcBorders>
+            <w:tcMar>
+              <w:top w:type="dxa" w:w="60"/>
+              <w:left w:type="dxa" w:w="100"/>
+              <w:bottom w:type="dxa" w:w="60"/>
+              <w:right w:type="dxa" w:w="100"/>
+            </w:tcMar>
+          </w:tcPr>
+          <w:p>
+            <w:r>
+              <w:rPr>
+                <w:sz w:val="19"/>
+                <w:szCs w:val="19"/>
+              </w:rPr>
+              <w:t xml:space="preserve">170</w:t>
+            </w:r>
+          </w:p>
+        </w:tc>
+        <w:tc>
+          <w:tcPr>
+            <w:tcW w:type="dxa" w:w="2520"/>
+            <w:tcBorders>
+              <w:top w:val="single" w:color="C9D3DF" w:sz="4"/>
+              <w:left w:val="single" w:color="C9D3DF" w:sz="4"/>
+              <w:bottom w:val="single" w:color="C9D3DF" w:sz="4"/>
+              <w:right w:val="single" w:color="C9D3DF" w:sz="4"/>
+            </w:tcBorders>
+            <w:tcMar>
+              <w:top w:type="dxa" w:w="60"/>
+              <w:left w:type="dxa" w:w="100"/>
+              <w:bottom w:type="dxa" w:w="60"/>
+              <w:right w:type="dxa" w:w="100"/>
+            </w:tcMar>
+          </w:tcPr>
+          <w:p>
+            <w:r>
+              <w:rPr>
+                <w:sz w:val="19"/>
+                <w:szCs w:val="19"/>
+              </w:rPr>
+              <w:t xml:space="preserve">"Lynkk writes an AI meeting summary: their goals, what changed since last year, and the tasks."</w:t>
+            </w:r>
+          </w:p>
+        </w:tc>
+      </w:tr>
+    </w:tbl>
+    <w:p>
+      <w:pPr>
+        <w:spacing w:after="120"/>
+      </w:pPr>
     </w:p>
     <w:p>
       <w:pPr>
@@ -4227,7 +6420,7 @@
         <w:pStyle w:val="Heading2"/>
       </w:pPr>
       <w:r>
-        <w:t xml:space="preserve">Sales Calls (783 words)</w:t>
+        <w:t xml:space="preserve">Sales Calls (795 words)</w:t>
       </w:r>
     </w:p>
     <w:tbl>
@@ -4451,7 +6644,7 @@
                 <w:sz w:val="19"/>
                 <w:szCs w:val="19"/>
               </w:rPr>
-              <w:t xml:space="preserve">0.77%</w:t>
+              <w:t xml:space="preserve">0.75%</w:t>
             </w:r>
           </w:p>
         </w:tc>
@@ -4560,7 +6753,7 @@
                 <w:sz w:val="19"/>
                 <w:szCs w:val="19"/>
               </w:rPr>
-              <w:t xml:space="preserve">0.26%</w:t>
+              <w:t xml:space="preserve">0.25%</w:t>
             </w:r>
           </w:p>
         </w:tc>
@@ -4669,7 +6862,7 @@
                 <w:sz w:val="19"/>
                 <w:szCs w:val="19"/>
               </w:rPr>
-              <w:t xml:space="preserve">0.77%</w:t>
+              <w:t xml:space="preserve">0.75%</w:t>
             </w:r>
           </w:p>
         </w:tc>
@@ -4887,7 +7080,7 @@
                 <w:sz w:val="19"/>
                 <w:szCs w:val="19"/>
               </w:rPr>
-              <w:t xml:space="preserve">2.04%</w:t>
+              <w:t xml:space="preserve">2.01%</w:t>
             </w:r>
           </w:p>
         </w:tc>
@@ -5132,6 +7325,224 @@
                 <w:szCs w:val="19"/>
               </w:rPr>
               <w:t xml:space="preserve">"Questions people ask" section</w:t>
+            </w:r>
+          </w:p>
+        </w:tc>
+      </w:tr>
+      <w:tr>
+        <w:trPr>
+          <w:tblHeader w:val="false"/>
+        </w:trPr>
+        <w:tc>
+          <w:tcPr>
+            <w:tcW w:type="dxa" w:w="2520"/>
+            <w:tcBorders>
+              <w:top w:val="single" w:color="C9D3DF" w:sz="4"/>
+              <w:left w:val="single" w:color="C9D3DF" w:sz="4"/>
+              <w:bottom w:val="single" w:color="C9D3DF" w:sz="4"/>
+              <w:right w:val="single" w:color="C9D3DF" w:sz="4"/>
+            </w:tcBorders>
+            <w:tcMar>
+              <w:top w:type="dxa" w:w="60"/>
+              <w:left w:type="dxa" w:w="100"/>
+              <w:bottom w:type="dxa" w:w="60"/>
+              <w:right w:type="dxa" w:w="100"/>
+            </w:tcMar>
+          </w:tcPr>
+          <w:p>
+            <w:r>
+              <w:rPr>
+                <w:sz w:val="19"/>
+                <w:szCs w:val="19"/>
+              </w:rPr>
+              <w:t xml:space="preserve">ai meeting assistant</w:t>
+            </w:r>
+          </w:p>
+        </w:tc>
+        <w:tc>
+          <w:tcPr>
+            <w:tcW w:type="dxa" w:w="2520"/>
+            <w:tcBorders>
+              <w:top w:val="single" w:color="C9D3DF" w:sz="4"/>
+              <w:left w:val="single" w:color="C9D3DF" w:sz="4"/>
+              <w:bottom w:val="single" w:color="C9D3DF" w:sz="4"/>
+              <w:right w:val="single" w:color="C9D3DF" w:sz="4"/>
+            </w:tcBorders>
+            <w:tcMar>
+              <w:top w:type="dxa" w:w="60"/>
+              <w:left w:type="dxa" w:w="100"/>
+              <w:bottom w:type="dxa" w:w="60"/>
+              <w:right w:type="dxa" w:w="100"/>
+            </w:tcMar>
+          </w:tcPr>
+          <w:p>
+            <w:r>
+              <w:rPr>
+                <w:sz w:val="19"/>
+                <w:szCs w:val="19"/>
+              </w:rPr>
+              <w:t xml:space="preserve">1</w:t>
+            </w:r>
+          </w:p>
+        </w:tc>
+        <w:tc>
+          <w:tcPr>
+            <w:tcW w:type="dxa" w:w="2520"/>
+            <w:tcBorders>
+              <w:top w:val="single" w:color="C9D3DF" w:sz="4"/>
+              <w:left w:val="single" w:color="C9D3DF" w:sz="4"/>
+              <w:bottom w:val="single" w:color="C9D3DF" w:sz="4"/>
+              <w:right w:val="single" w:color="C9D3DF" w:sz="4"/>
+            </w:tcBorders>
+            <w:tcMar>
+              <w:top w:type="dxa" w:w="60"/>
+              <w:left w:type="dxa" w:w="100"/>
+              <w:bottom w:type="dxa" w:w="60"/>
+              <w:right w:type="dxa" w:w="100"/>
+            </w:tcMar>
+          </w:tcPr>
+          <w:p>
+            <w:r>
+              <w:rPr>
+                <w:sz w:val="19"/>
+                <w:szCs w:val="19"/>
+              </w:rPr>
+              <w:t xml:space="preserve">0.38%</w:t>
+            </w:r>
+          </w:p>
+        </w:tc>
+        <w:tc>
+          <w:tcPr>
+            <w:tcW w:type="dxa" w:w="2520"/>
+            <w:tcBorders>
+              <w:top w:val="single" w:color="C9D3DF" w:sz="4"/>
+              <w:left w:val="single" w:color="C9D3DF" w:sz="4"/>
+              <w:bottom w:val="single" w:color="C9D3DF" w:sz="4"/>
+              <w:right w:val="single" w:color="C9D3DF" w:sz="4"/>
+            </w:tcBorders>
+            <w:tcMar>
+              <w:top w:type="dxa" w:w="60"/>
+              <w:left w:type="dxa" w:w="100"/>
+              <w:bottom w:type="dxa" w:w="60"/>
+              <w:right w:type="dxa" w:w="100"/>
+            </w:tcMar>
+          </w:tcPr>
+          <w:p>
+            <w:r>
+              <w:rPr>
+                <w:sz w:val="19"/>
+                <w:szCs w:val="19"/>
+              </w:rPr>
+              <w:t xml:space="preserve">"How Lynkk helps Jessica on her next sales call" section</w:t>
+            </w:r>
+          </w:p>
+        </w:tc>
+      </w:tr>
+      <w:tr>
+        <w:trPr>
+          <w:tblHeader w:val="false"/>
+        </w:trPr>
+        <w:tc>
+          <w:tcPr>
+            <w:tcW w:type="dxa" w:w="2520"/>
+            <w:tcBorders>
+              <w:top w:val="single" w:color="C9D3DF" w:sz="4"/>
+              <w:left w:val="single" w:color="C9D3DF" w:sz="4"/>
+              <w:bottom w:val="single" w:color="C9D3DF" w:sz="4"/>
+              <w:right w:val="single" w:color="C9D3DF" w:sz="4"/>
+            </w:tcBorders>
+            <w:tcMar>
+              <w:top w:type="dxa" w:w="60"/>
+              <w:left w:type="dxa" w:w="100"/>
+              <w:bottom w:type="dxa" w:w="60"/>
+              <w:right w:type="dxa" w:w="100"/>
+            </w:tcMar>
+          </w:tcPr>
+          <w:p>
+            <w:r>
+              <w:rPr>
+                <w:sz w:val="19"/>
+                <w:szCs w:val="19"/>
+              </w:rPr>
+              <w:t xml:space="preserve">action items</w:t>
+            </w:r>
+          </w:p>
+        </w:tc>
+        <w:tc>
+          <w:tcPr>
+            <w:tcW w:type="dxa" w:w="2520"/>
+            <w:tcBorders>
+              <w:top w:val="single" w:color="C9D3DF" w:sz="4"/>
+              <w:left w:val="single" w:color="C9D3DF" w:sz="4"/>
+              <w:bottom w:val="single" w:color="C9D3DF" w:sz="4"/>
+              <w:right w:val="single" w:color="C9D3DF" w:sz="4"/>
+            </w:tcBorders>
+            <w:tcMar>
+              <w:top w:type="dxa" w:w="60"/>
+              <w:left w:type="dxa" w:w="100"/>
+              <w:bottom w:type="dxa" w:w="60"/>
+              <w:right w:type="dxa" w:w="100"/>
+            </w:tcMar>
+          </w:tcPr>
+          <w:p>
+            <w:r>
+              <w:rPr>
+                <w:sz w:val="19"/>
+                <w:szCs w:val="19"/>
+              </w:rPr>
+              <w:t xml:space="preserve">1</w:t>
+            </w:r>
+          </w:p>
+        </w:tc>
+        <w:tc>
+          <w:tcPr>
+            <w:tcW w:type="dxa" w:w="2520"/>
+            <w:tcBorders>
+              <w:top w:val="single" w:color="C9D3DF" w:sz="4"/>
+              <w:left w:val="single" w:color="C9D3DF" w:sz="4"/>
+              <w:bottom w:val="single" w:color="C9D3DF" w:sz="4"/>
+              <w:right w:val="single" w:color="C9D3DF" w:sz="4"/>
+            </w:tcBorders>
+            <w:tcMar>
+              <w:top w:type="dxa" w:w="60"/>
+              <w:left w:type="dxa" w:w="100"/>
+              <w:bottom w:type="dxa" w:w="60"/>
+              <w:right w:type="dxa" w:w="100"/>
+            </w:tcMar>
+          </w:tcPr>
+          <w:p>
+            <w:r>
+              <w:rPr>
+                <w:sz w:val="19"/>
+                <w:szCs w:val="19"/>
+              </w:rPr>
+              <w:t xml:space="preserve">0.25%</w:t>
+            </w:r>
+          </w:p>
+        </w:tc>
+        <w:tc>
+          <w:tcPr>
+            <w:tcW w:type="dxa" w:w="2520"/>
+            <w:tcBorders>
+              <w:top w:val="single" w:color="C9D3DF" w:sz="4"/>
+              <w:left w:val="single" w:color="C9D3DF" w:sz="4"/>
+              <w:bottom w:val="single" w:color="C9D3DF" w:sz="4"/>
+              <w:right w:val="single" w:color="C9D3DF" w:sz="4"/>
+            </w:tcBorders>
+            <w:tcMar>
+              <w:top w:type="dxa" w:w="60"/>
+              <w:left w:type="dxa" w:w="100"/>
+              <w:bottom w:type="dxa" w:w="60"/>
+              <w:right w:type="dxa" w:w="100"/>
+            </w:tcMar>
+          </w:tcPr>
+          <w:p>
+            <w:r>
+              <w:rPr>
+                <w:sz w:val="19"/>
+                <w:szCs w:val="19"/>
+              </w:rPr>
+              <w:t xml:space="preserve">"How Lynkk helps Jessica on her next sales call" section</w:t>
             </w:r>
           </w:p>
         </w:tc>
@@ -5147,7 +7558,7 @@
         <w:pStyle w:val="Heading2"/>
       </w:pPr>
       <w:r>
-        <w:t xml:space="preserve">User Interviews (735 words)</w:t>
+        <w:t xml:space="preserve">User Interviews (754 words)</w:t>
       </w:r>
     </w:p>
     <w:tbl>
@@ -5371,7 +7782,7 @@
                 <w:sz w:val="19"/>
                 <w:szCs w:val="19"/>
               </w:rPr>
-              <w:t xml:space="preserve">0.41%</w:t>
+              <w:t xml:space="preserve">0.4%</w:t>
             </w:r>
           </w:p>
         </w:tc>
@@ -5480,7 +7891,7 @@
                 <w:sz w:val="19"/>
                 <w:szCs w:val="19"/>
               </w:rPr>
-              <w:t xml:space="preserve">0.54%</w:t>
+              <w:t xml:space="preserve">0.53%</w:t>
             </w:r>
           </w:p>
         </w:tc>
@@ -5589,7 +8000,7 @@
                 <w:sz w:val="19"/>
                 <w:szCs w:val="19"/>
               </w:rPr>
-              <w:t xml:space="preserve">0.82%</w:t>
+              <w:t xml:space="preserve">0.8%</w:t>
             </w:r>
           </w:p>
         </w:tc>
@@ -5698,7 +8109,7 @@
                 <w:sz w:val="19"/>
                 <w:szCs w:val="19"/>
               </w:rPr>
-              <w:t xml:space="preserve">0.41%</w:t>
+              <w:t xml:space="preserve">0.4%</w:t>
             </w:r>
           </w:p>
         </w:tc>
@@ -5807,7 +8218,7 @@
                 <w:sz w:val="19"/>
                 <w:szCs w:val="19"/>
               </w:rPr>
-              <w:t xml:space="preserve">0.41%</w:t>
+              <w:t xml:space="preserve">0.4%</w:t>
             </w:r>
           </w:p>
         </w:tc>
@@ -5943,6 +8354,224 @@
                 <w:szCs w:val="19"/>
               </w:rPr>
               <w:t xml:space="preserve">"How Lynkk helps Rachel transcribe interviews" heading</w:t>
+            </w:r>
+          </w:p>
+        </w:tc>
+      </w:tr>
+      <w:tr>
+        <w:trPr>
+          <w:tblHeader w:val="false"/>
+        </w:trPr>
+        <w:tc>
+          <w:tcPr>
+            <w:tcW w:type="dxa" w:w="2520"/>
+            <w:tcBorders>
+              <w:top w:val="single" w:color="C9D3DF" w:sz="4"/>
+              <w:left w:val="single" w:color="C9D3DF" w:sz="4"/>
+              <w:bottom w:val="single" w:color="C9D3DF" w:sz="4"/>
+              <w:right w:val="single" w:color="C9D3DF" w:sz="4"/>
+            </w:tcBorders>
+            <w:tcMar>
+              <w:top w:type="dxa" w:w="60"/>
+              <w:left w:type="dxa" w:w="100"/>
+              <w:bottom w:type="dxa" w:w="60"/>
+              <w:right w:type="dxa" w:w="100"/>
+            </w:tcMar>
+          </w:tcPr>
+          <w:p>
+            <w:r>
+              <w:rPr>
+                <w:sz w:val="19"/>
+                <w:szCs w:val="19"/>
+              </w:rPr>
+              <w:t xml:space="preserve">transcription software</w:t>
+            </w:r>
+          </w:p>
+        </w:tc>
+        <w:tc>
+          <w:tcPr>
+            <w:tcW w:type="dxa" w:w="2520"/>
+            <w:tcBorders>
+              <w:top w:val="single" w:color="C9D3DF" w:sz="4"/>
+              <w:left w:val="single" w:color="C9D3DF" w:sz="4"/>
+              <w:bottom w:val="single" w:color="C9D3DF" w:sz="4"/>
+              <w:right w:val="single" w:color="C9D3DF" w:sz="4"/>
+            </w:tcBorders>
+            <w:tcMar>
+              <w:top w:type="dxa" w:w="60"/>
+              <w:left w:type="dxa" w:w="100"/>
+              <w:bottom w:type="dxa" w:w="60"/>
+              <w:right w:type="dxa" w:w="100"/>
+            </w:tcMar>
+          </w:tcPr>
+          <w:p>
+            <w:r>
+              <w:rPr>
+                <w:sz w:val="19"/>
+                <w:szCs w:val="19"/>
+              </w:rPr>
+              <w:t xml:space="preserve">1</w:t>
+            </w:r>
+          </w:p>
+        </w:tc>
+        <w:tc>
+          <w:tcPr>
+            <w:tcW w:type="dxa" w:w="2520"/>
+            <w:tcBorders>
+              <w:top w:val="single" w:color="C9D3DF" w:sz="4"/>
+              <w:left w:val="single" w:color="C9D3DF" w:sz="4"/>
+              <w:bottom w:val="single" w:color="C9D3DF" w:sz="4"/>
+              <w:right w:val="single" w:color="C9D3DF" w:sz="4"/>
+            </w:tcBorders>
+            <w:tcMar>
+              <w:top w:type="dxa" w:w="60"/>
+              <w:left w:type="dxa" w:w="100"/>
+              <w:bottom w:type="dxa" w:w="60"/>
+              <w:right w:type="dxa" w:w="100"/>
+            </w:tcMar>
+          </w:tcPr>
+          <w:p>
+            <w:r>
+              <w:rPr>
+                <w:sz w:val="19"/>
+                <w:szCs w:val="19"/>
+              </w:rPr>
+              <w:t xml:space="preserve">0.27%</w:t>
+            </w:r>
+          </w:p>
+        </w:tc>
+        <w:tc>
+          <w:tcPr>
+            <w:tcW w:type="dxa" w:w="2520"/>
+            <w:tcBorders>
+              <w:top w:val="single" w:color="C9D3DF" w:sz="4"/>
+              <w:left w:val="single" w:color="C9D3DF" w:sz="4"/>
+              <w:bottom w:val="single" w:color="C9D3DF" w:sz="4"/>
+              <w:right w:val="single" w:color="C9D3DF" w:sz="4"/>
+            </w:tcBorders>
+            <w:tcMar>
+              <w:top w:type="dxa" w:w="60"/>
+              <w:left w:type="dxa" w:w="100"/>
+              <w:bottom w:type="dxa" w:w="60"/>
+              <w:right w:type="dxa" w:w="100"/>
+            </w:tcMar>
+          </w:tcPr>
+          <w:p>
+            <w:r>
+              <w:rPr>
+                <w:sz w:val="19"/>
+                <w:szCs w:val="19"/>
+              </w:rPr>
+              <w:t xml:space="preserve">"Rachel's problem" section</w:t>
+            </w:r>
+          </w:p>
+        </w:tc>
+      </w:tr>
+      <w:tr>
+        <w:trPr>
+          <w:tblHeader w:val="false"/>
+        </w:trPr>
+        <w:tc>
+          <w:tcPr>
+            <w:tcW w:type="dxa" w:w="2520"/>
+            <w:tcBorders>
+              <w:top w:val="single" w:color="C9D3DF" w:sz="4"/>
+              <w:left w:val="single" w:color="C9D3DF" w:sz="4"/>
+              <w:bottom w:val="single" w:color="C9D3DF" w:sz="4"/>
+              <w:right w:val="single" w:color="C9D3DF" w:sz="4"/>
+            </w:tcBorders>
+            <w:tcMar>
+              <w:top w:type="dxa" w:w="60"/>
+              <w:left w:type="dxa" w:w="100"/>
+              <w:bottom w:type="dxa" w:w="60"/>
+              <w:right w:type="dxa" w:w="100"/>
+            </w:tcMar>
+          </w:tcPr>
+          <w:p>
+            <w:r>
+              <w:rPr>
+                <w:sz w:val="19"/>
+                <w:szCs w:val="19"/>
+              </w:rPr>
+              <w:t xml:space="preserve">audio to text</w:t>
+            </w:r>
+          </w:p>
+        </w:tc>
+        <w:tc>
+          <w:tcPr>
+            <w:tcW w:type="dxa" w:w="2520"/>
+            <w:tcBorders>
+              <w:top w:val="single" w:color="C9D3DF" w:sz="4"/>
+              <w:left w:val="single" w:color="C9D3DF" w:sz="4"/>
+              <w:bottom w:val="single" w:color="C9D3DF" w:sz="4"/>
+              <w:right w:val="single" w:color="C9D3DF" w:sz="4"/>
+            </w:tcBorders>
+            <w:tcMar>
+              <w:top w:type="dxa" w:w="60"/>
+              <w:left w:type="dxa" w:w="100"/>
+              <w:bottom w:type="dxa" w:w="60"/>
+              <w:right w:type="dxa" w:w="100"/>
+            </w:tcMar>
+          </w:tcPr>
+          <w:p>
+            <w:r>
+              <w:rPr>
+                <w:sz w:val="19"/>
+                <w:szCs w:val="19"/>
+              </w:rPr>
+              <w:t xml:space="preserve">1</w:t>
+            </w:r>
+          </w:p>
+        </w:tc>
+        <w:tc>
+          <w:tcPr>
+            <w:tcW w:type="dxa" w:w="2520"/>
+            <w:tcBorders>
+              <w:top w:val="single" w:color="C9D3DF" w:sz="4"/>
+              <w:left w:val="single" w:color="C9D3DF" w:sz="4"/>
+              <w:bottom w:val="single" w:color="C9D3DF" w:sz="4"/>
+              <w:right w:val="single" w:color="C9D3DF" w:sz="4"/>
+            </w:tcBorders>
+            <w:tcMar>
+              <w:top w:type="dxa" w:w="60"/>
+              <w:left w:type="dxa" w:w="100"/>
+              <w:bottom w:type="dxa" w:w="60"/>
+              <w:right w:type="dxa" w:w="100"/>
+            </w:tcMar>
+          </w:tcPr>
+          <w:p>
+            <w:r>
+              <w:rPr>
+                <w:sz w:val="19"/>
+                <w:szCs w:val="19"/>
+              </w:rPr>
+              <w:t xml:space="preserve">0.4%</w:t>
+            </w:r>
+          </w:p>
+        </w:tc>
+        <w:tc>
+          <w:tcPr>
+            <w:tcW w:type="dxa" w:w="2520"/>
+            <w:tcBorders>
+              <w:top w:val="single" w:color="C9D3DF" w:sz="4"/>
+              <w:left w:val="single" w:color="C9D3DF" w:sz="4"/>
+              <w:bottom w:val="single" w:color="C9D3DF" w:sz="4"/>
+              <w:right w:val="single" w:color="C9D3DF" w:sz="4"/>
+            </w:tcBorders>
+            <w:tcMar>
+              <w:top w:type="dxa" w:w="60"/>
+              <w:left w:type="dxa" w:w="100"/>
+              <w:bottom w:type="dxa" w:w="60"/>
+              <w:right w:type="dxa" w:w="100"/>
+            </w:tcMar>
+          </w:tcPr>
+          <w:p>
+            <w:r>
+              <w:rPr>
+                <w:sz w:val="19"/>
+                <w:szCs w:val="19"/>
+              </w:rPr>
+              <w:t xml:space="preserve">"How Lynkk helps Rachel transcribe interviews" section</w:t>
             </w:r>
           </w:p>
         </w:tc>
@@ -5958,7 +8587,7 @@
         <w:pStyle w:val="Heading2"/>
       </w:pPr>
       <w:r>
-        <w:t xml:space="preserve">Team Standups (737 words)</w:t>
+        <w:t xml:space="preserve">Team Standups (750 words)</w:t>
       </w:r>
     </w:p>
     <w:tbl>
@@ -6182,7 +8811,7 @@
                 <w:sz w:val="19"/>
                 <w:szCs w:val="19"/>
               </w:rPr>
-              <w:t xml:space="preserve">1.09%</w:t>
+              <w:t xml:space="preserve">1.07%</w:t>
             </w:r>
           </w:p>
         </w:tc>
@@ -6291,7 +8920,7 @@
                 <w:sz w:val="19"/>
                 <w:szCs w:val="19"/>
               </w:rPr>
-              <w:t xml:space="preserve">1.36%</w:t>
+              <w:t xml:space="preserve">1.33%</w:t>
             </w:r>
           </w:p>
         </w:tc>
@@ -6400,7 +9029,7 @@
                 <w:sz w:val="19"/>
                 <w:szCs w:val="19"/>
               </w:rPr>
-              <w:t xml:space="preserve">0.81%</w:t>
+              <w:t xml:space="preserve">0.8%</w:t>
             </w:r>
           </w:p>
         </w:tc>
@@ -6509,7 +9138,7 @@
                 <w:sz w:val="19"/>
                 <w:szCs w:val="19"/>
               </w:rPr>
-              <w:t xml:space="preserve">0.54%</w:t>
+              <w:t xml:space="preserve">0.53%</w:t>
             </w:r>
           </w:p>
         </w:tc>
@@ -6618,7 +9247,7 @@
                 <w:sz w:val="19"/>
                 <w:szCs w:val="19"/>
               </w:rPr>
-              <w:t xml:space="preserve">0.54%</w:t>
+              <w:t xml:space="preserve">0.53%</w:t>
             </w:r>
           </w:p>
         </w:tc>
@@ -6645,6 +9274,224 @@
                 <w:szCs w:val="19"/>
               </w:rPr>
               <w:t xml:space="preserve">"Questions people ask" section</w:t>
+            </w:r>
+          </w:p>
+        </w:tc>
+      </w:tr>
+      <w:tr>
+        <w:trPr>
+          <w:tblHeader w:val="false"/>
+        </w:trPr>
+        <w:tc>
+          <w:tcPr>
+            <w:tcW w:type="dxa" w:w="2520"/>
+            <w:tcBorders>
+              <w:top w:val="single" w:color="C9D3DF" w:sz="4"/>
+              <w:left w:val="single" w:color="C9D3DF" w:sz="4"/>
+              <w:bottom w:val="single" w:color="C9D3DF" w:sz="4"/>
+              <w:right w:val="single" w:color="C9D3DF" w:sz="4"/>
+            </w:tcBorders>
+            <w:tcMar>
+              <w:top w:type="dxa" w:w="60"/>
+              <w:left w:type="dxa" w:w="100"/>
+              <w:bottom w:type="dxa" w:w="60"/>
+              <w:right w:type="dxa" w:w="100"/>
+            </w:tcMar>
+          </w:tcPr>
+          <w:p>
+            <w:r>
+              <w:rPr>
+                <w:sz w:val="19"/>
+                <w:szCs w:val="19"/>
+              </w:rPr>
+              <w:t xml:space="preserve">ai meeting notes</w:t>
+            </w:r>
+          </w:p>
+        </w:tc>
+        <w:tc>
+          <w:tcPr>
+            <w:tcW w:type="dxa" w:w="2520"/>
+            <w:tcBorders>
+              <w:top w:val="single" w:color="C9D3DF" w:sz="4"/>
+              <w:left w:val="single" w:color="C9D3DF" w:sz="4"/>
+              <w:bottom w:val="single" w:color="C9D3DF" w:sz="4"/>
+              <w:right w:val="single" w:color="C9D3DF" w:sz="4"/>
+            </w:tcBorders>
+            <w:tcMar>
+              <w:top w:type="dxa" w:w="60"/>
+              <w:left w:type="dxa" w:w="100"/>
+              <w:bottom w:type="dxa" w:w="60"/>
+              <w:right w:type="dxa" w:w="100"/>
+            </w:tcMar>
+          </w:tcPr>
+          <w:p>
+            <w:r>
+              <w:rPr>
+                <w:sz w:val="19"/>
+                <w:szCs w:val="19"/>
+              </w:rPr>
+              <w:t xml:space="preserve">1</w:t>
+            </w:r>
+          </w:p>
+        </w:tc>
+        <w:tc>
+          <w:tcPr>
+            <w:tcW w:type="dxa" w:w="2520"/>
+            <w:tcBorders>
+              <w:top w:val="single" w:color="C9D3DF" w:sz="4"/>
+              <w:left w:val="single" w:color="C9D3DF" w:sz="4"/>
+              <w:bottom w:val="single" w:color="C9D3DF" w:sz="4"/>
+              <w:right w:val="single" w:color="C9D3DF" w:sz="4"/>
+            </w:tcBorders>
+            <w:tcMar>
+              <w:top w:type="dxa" w:w="60"/>
+              <w:left w:type="dxa" w:w="100"/>
+              <w:bottom w:type="dxa" w:w="60"/>
+              <w:right w:type="dxa" w:w="100"/>
+            </w:tcMar>
+          </w:tcPr>
+          <w:p>
+            <w:r>
+              <w:rPr>
+                <w:sz w:val="19"/>
+                <w:szCs w:val="19"/>
+              </w:rPr>
+              <w:t xml:space="preserve">0.4%</w:t>
+            </w:r>
+          </w:p>
+        </w:tc>
+        <w:tc>
+          <w:tcPr>
+            <w:tcW w:type="dxa" w:w="2520"/>
+            <w:tcBorders>
+              <w:top w:val="single" w:color="C9D3DF" w:sz="4"/>
+              <w:left w:val="single" w:color="C9D3DF" w:sz="4"/>
+              <w:bottom w:val="single" w:color="C9D3DF" w:sz="4"/>
+              <w:right w:val="single" w:color="C9D3DF" w:sz="4"/>
+            </w:tcBorders>
+            <w:tcMar>
+              <w:top w:type="dxa" w:w="60"/>
+              <w:left w:type="dxa" w:w="100"/>
+              <w:bottom w:type="dxa" w:w="60"/>
+              <w:right w:type="dxa" w:w="100"/>
+            </w:tcMar>
+          </w:tcPr>
+          <w:p>
+            <w:r>
+              <w:rPr>
+                <w:sz w:val="19"/>
+                <w:szCs w:val="19"/>
+              </w:rPr>
+              <w:t xml:space="preserve">"How Lynkk helps Jake with the daily standup meeting" section</w:t>
+            </w:r>
+          </w:p>
+        </w:tc>
+      </w:tr>
+      <w:tr>
+        <w:trPr>
+          <w:tblHeader w:val="false"/>
+        </w:trPr>
+        <w:tc>
+          <w:tcPr>
+            <w:tcW w:type="dxa" w:w="2520"/>
+            <w:tcBorders>
+              <w:top w:val="single" w:color="C9D3DF" w:sz="4"/>
+              <w:left w:val="single" w:color="C9D3DF" w:sz="4"/>
+              <w:bottom w:val="single" w:color="C9D3DF" w:sz="4"/>
+              <w:right w:val="single" w:color="C9D3DF" w:sz="4"/>
+            </w:tcBorders>
+            <w:tcMar>
+              <w:top w:type="dxa" w:w="60"/>
+              <w:left w:type="dxa" w:w="100"/>
+              <w:bottom w:type="dxa" w:w="60"/>
+              <w:right w:type="dxa" w:w="100"/>
+            </w:tcMar>
+          </w:tcPr>
+          <w:p>
+            <w:r>
+              <w:rPr>
+                <w:sz w:val="19"/>
+                <w:szCs w:val="19"/>
+              </w:rPr>
+              <w:t xml:space="preserve">action items</w:t>
+            </w:r>
+          </w:p>
+        </w:tc>
+        <w:tc>
+          <w:tcPr>
+            <w:tcW w:type="dxa" w:w="2520"/>
+            <w:tcBorders>
+              <w:top w:val="single" w:color="C9D3DF" w:sz="4"/>
+              <w:left w:val="single" w:color="C9D3DF" w:sz="4"/>
+              <w:bottom w:val="single" w:color="C9D3DF" w:sz="4"/>
+              <w:right w:val="single" w:color="C9D3DF" w:sz="4"/>
+            </w:tcBorders>
+            <w:tcMar>
+              <w:top w:type="dxa" w:w="60"/>
+              <w:left w:type="dxa" w:w="100"/>
+              <w:bottom w:type="dxa" w:w="60"/>
+              <w:right w:type="dxa" w:w="100"/>
+            </w:tcMar>
+          </w:tcPr>
+          <w:p>
+            <w:r>
+              <w:rPr>
+                <w:sz w:val="19"/>
+                <w:szCs w:val="19"/>
+              </w:rPr>
+              <w:t xml:space="preserve">1</w:t>
+            </w:r>
+          </w:p>
+        </w:tc>
+        <w:tc>
+          <w:tcPr>
+            <w:tcW w:type="dxa" w:w="2520"/>
+            <w:tcBorders>
+              <w:top w:val="single" w:color="C9D3DF" w:sz="4"/>
+              <w:left w:val="single" w:color="C9D3DF" w:sz="4"/>
+              <w:bottom w:val="single" w:color="C9D3DF" w:sz="4"/>
+              <w:right w:val="single" w:color="C9D3DF" w:sz="4"/>
+            </w:tcBorders>
+            <w:tcMar>
+              <w:top w:type="dxa" w:w="60"/>
+              <w:left w:type="dxa" w:w="100"/>
+              <w:bottom w:type="dxa" w:w="60"/>
+              <w:right w:type="dxa" w:w="100"/>
+            </w:tcMar>
+          </w:tcPr>
+          <w:p>
+            <w:r>
+              <w:rPr>
+                <w:sz w:val="19"/>
+                <w:szCs w:val="19"/>
+              </w:rPr>
+              <w:t xml:space="preserve">0.27%</w:t>
+            </w:r>
+          </w:p>
+        </w:tc>
+        <w:tc>
+          <w:tcPr>
+            <w:tcW w:type="dxa" w:w="2520"/>
+            <w:tcBorders>
+              <w:top w:val="single" w:color="C9D3DF" w:sz="4"/>
+              <w:left w:val="single" w:color="C9D3DF" w:sz="4"/>
+              <w:bottom w:val="single" w:color="C9D3DF" w:sz="4"/>
+              <w:right w:val="single" w:color="C9D3DF" w:sz="4"/>
+            </w:tcBorders>
+            <w:tcMar>
+              <w:top w:type="dxa" w:w="60"/>
+              <w:left w:type="dxa" w:w="100"/>
+              <w:bottom w:type="dxa" w:w="60"/>
+              <w:right w:type="dxa" w:w="100"/>
+            </w:tcMar>
+          </w:tcPr>
+          <w:p>
+            <w:r>
+              <w:rPr>
+                <w:sz w:val="19"/>
+                <w:szCs w:val="19"/>
+              </w:rPr>
+              <w:t xml:space="preserve">"How Lynkk helps Jake with the daily standup meeting" section</w:t>
             </w:r>
           </w:p>
         </w:tc>
@@ -6660,7 +9507,7 @@
         <w:pStyle w:val="Heading2"/>
       </w:pPr>
       <w:r>
-        <w:t xml:space="preserve">Field Interviews (718 words)</w:t>
+        <w:t xml:space="preserve">Field Interviews (730 words)</w:t>
       </w:r>
     </w:p>
     <w:tbl>
@@ -6884,7 +9731,7 @@
                 <w:sz w:val="19"/>
                 <w:szCs w:val="19"/>
               </w:rPr>
-              <w:t xml:space="preserve">0.56%</w:t>
+              <w:t xml:space="preserve">0.55%</w:t>
             </w:r>
           </w:p>
         </w:tc>
@@ -6993,7 +9840,7 @@
                 <w:sz w:val="19"/>
                 <w:szCs w:val="19"/>
               </w:rPr>
-              <w:t xml:space="preserve">0.56%</w:t>
+              <w:t xml:space="preserve">0.55%</w:t>
             </w:r>
           </w:p>
         </w:tc>
@@ -7102,7 +9949,7 @@
                 <w:sz w:val="19"/>
                 <w:szCs w:val="19"/>
               </w:rPr>
-              <w:t xml:space="preserve">0.56%</w:t>
+              <w:t xml:space="preserve">0.55%</w:t>
             </w:r>
           </w:p>
         </w:tc>
@@ -7211,7 +10058,7 @@
                 <w:sz w:val="19"/>
                 <w:szCs w:val="19"/>
               </w:rPr>
-              <w:t xml:space="preserve">0.84%</w:t>
+              <w:t xml:space="preserve">0.82%</w:t>
             </w:r>
           </w:p>
         </w:tc>
@@ -7320,7 +10167,7 @@
                 <w:sz w:val="19"/>
                 <w:szCs w:val="19"/>
               </w:rPr>
-              <w:t xml:space="preserve">0.56%</w:t>
+              <w:t xml:space="preserve">0.55%</w:t>
             </w:r>
           </w:p>
         </w:tc>
@@ -7429,7 +10276,7 @@
                 <w:sz w:val="19"/>
                 <w:szCs w:val="19"/>
               </w:rPr>
-              <w:t xml:space="preserve">0.56%</w:t>
+              <w:t xml:space="preserve">0.55%</w:t>
             </w:r>
           </w:p>
         </w:tc>
@@ -7456,6 +10303,224 @@
                 <w:szCs w:val="19"/>
               </w:rPr>
               <w:t xml:space="preserve">Intro</w:t>
+            </w:r>
+          </w:p>
+        </w:tc>
+      </w:tr>
+      <w:tr>
+        <w:trPr>
+          <w:tblHeader w:val="false"/>
+        </w:trPr>
+        <w:tc>
+          <w:tcPr>
+            <w:tcW w:type="dxa" w:w="2520"/>
+            <w:tcBorders>
+              <w:top w:val="single" w:color="C9D3DF" w:sz="4"/>
+              <w:left w:val="single" w:color="C9D3DF" w:sz="4"/>
+              <w:bottom w:val="single" w:color="C9D3DF" w:sz="4"/>
+              <w:right w:val="single" w:color="C9D3DF" w:sz="4"/>
+            </w:tcBorders>
+            <w:tcMar>
+              <w:top w:type="dxa" w:w="60"/>
+              <w:left w:type="dxa" w:w="100"/>
+              <w:bottom w:type="dxa" w:w="60"/>
+              <w:right w:type="dxa" w:w="100"/>
+            </w:tcMar>
+          </w:tcPr>
+          <w:p>
+            <w:r>
+              <w:rPr>
+                <w:sz w:val="19"/>
+                <w:szCs w:val="19"/>
+              </w:rPr>
+              <w:t xml:space="preserve">transcribe audio</w:t>
+            </w:r>
+          </w:p>
+        </w:tc>
+        <w:tc>
+          <w:tcPr>
+            <w:tcW w:type="dxa" w:w="2520"/>
+            <w:tcBorders>
+              <w:top w:val="single" w:color="C9D3DF" w:sz="4"/>
+              <w:left w:val="single" w:color="C9D3DF" w:sz="4"/>
+              <w:bottom w:val="single" w:color="C9D3DF" w:sz="4"/>
+              <w:right w:val="single" w:color="C9D3DF" w:sz="4"/>
+            </w:tcBorders>
+            <w:tcMar>
+              <w:top w:type="dxa" w:w="60"/>
+              <w:left w:type="dxa" w:w="100"/>
+              <w:bottom w:type="dxa" w:w="60"/>
+              <w:right w:type="dxa" w:w="100"/>
+            </w:tcMar>
+          </w:tcPr>
+          <w:p>
+            <w:r>
+              <w:rPr>
+                <w:sz w:val="19"/>
+                <w:szCs w:val="19"/>
+              </w:rPr>
+              <w:t xml:space="preserve">1</w:t>
+            </w:r>
+          </w:p>
+        </w:tc>
+        <w:tc>
+          <w:tcPr>
+            <w:tcW w:type="dxa" w:w="2520"/>
+            <w:tcBorders>
+              <w:top w:val="single" w:color="C9D3DF" w:sz="4"/>
+              <w:left w:val="single" w:color="C9D3DF" w:sz="4"/>
+              <w:bottom w:val="single" w:color="C9D3DF" w:sz="4"/>
+              <w:right w:val="single" w:color="C9D3DF" w:sz="4"/>
+            </w:tcBorders>
+            <w:tcMar>
+              <w:top w:type="dxa" w:w="60"/>
+              <w:left w:type="dxa" w:w="100"/>
+              <w:bottom w:type="dxa" w:w="60"/>
+              <w:right w:type="dxa" w:w="100"/>
+            </w:tcMar>
+          </w:tcPr>
+          <w:p>
+            <w:r>
+              <w:rPr>
+                <w:sz w:val="19"/>
+                <w:szCs w:val="19"/>
+              </w:rPr>
+              <w:t xml:space="preserve">0.27%</w:t>
+            </w:r>
+          </w:p>
+        </w:tc>
+        <w:tc>
+          <w:tcPr>
+            <w:tcW w:type="dxa" w:w="2520"/>
+            <w:tcBorders>
+              <w:top w:val="single" w:color="C9D3DF" w:sz="4"/>
+              <w:left w:val="single" w:color="C9D3DF" w:sz="4"/>
+              <w:bottom w:val="single" w:color="C9D3DF" w:sz="4"/>
+              <w:right w:val="single" w:color="C9D3DF" w:sz="4"/>
+            </w:tcBorders>
+            <w:tcMar>
+              <w:top w:type="dxa" w:w="60"/>
+              <w:left w:type="dxa" w:w="100"/>
+              <w:bottom w:type="dxa" w:w="60"/>
+              <w:right w:type="dxa" w:w="100"/>
+            </w:tcMar>
+          </w:tcPr>
+          <w:p>
+            <w:r>
+              <w:rPr>
+                <w:sz w:val="19"/>
+                <w:szCs w:val="19"/>
+              </w:rPr>
+              <w:t xml:space="preserve">"Emily's problem" section</w:t>
+            </w:r>
+          </w:p>
+        </w:tc>
+      </w:tr>
+      <w:tr>
+        <w:trPr>
+          <w:tblHeader w:val="false"/>
+        </w:trPr>
+        <w:tc>
+          <w:tcPr>
+            <w:tcW w:type="dxa" w:w="2520"/>
+            <w:tcBorders>
+              <w:top w:val="single" w:color="C9D3DF" w:sz="4"/>
+              <w:left w:val="single" w:color="C9D3DF" w:sz="4"/>
+              <w:bottom w:val="single" w:color="C9D3DF" w:sz="4"/>
+              <w:right w:val="single" w:color="C9D3DF" w:sz="4"/>
+            </w:tcBorders>
+            <w:tcMar>
+              <w:top w:type="dxa" w:w="60"/>
+              <w:left w:type="dxa" w:w="100"/>
+              <w:bottom w:type="dxa" w:w="60"/>
+              <w:right w:type="dxa" w:w="100"/>
+            </w:tcMar>
+          </w:tcPr>
+          <w:p>
+            <w:r>
+              <w:rPr>
+                <w:sz w:val="19"/>
+                <w:szCs w:val="19"/>
+              </w:rPr>
+              <w:t xml:space="preserve">ai transcription</w:t>
+            </w:r>
+          </w:p>
+        </w:tc>
+        <w:tc>
+          <w:tcPr>
+            <w:tcW w:type="dxa" w:w="2520"/>
+            <w:tcBorders>
+              <w:top w:val="single" w:color="C9D3DF" w:sz="4"/>
+              <w:left w:val="single" w:color="C9D3DF" w:sz="4"/>
+              <w:bottom w:val="single" w:color="C9D3DF" w:sz="4"/>
+              <w:right w:val="single" w:color="C9D3DF" w:sz="4"/>
+            </w:tcBorders>
+            <w:tcMar>
+              <w:top w:type="dxa" w:w="60"/>
+              <w:left w:type="dxa" w:w="100"/>
+              <w:bottom w:type="dxa" w:w="60"/>
+              <w:right w:type="dxa" w:w="100"/>
+            </w:tcMar>
+          </w:tcPr>
+          <w:p>
+            <w:r>
+              <w:rPr>
+                <w:sz w:val="19"/>
+                <w:szCs w:val="19"/>
+              </w:rPr>
+              <w:t xml:space="preserve">1</w:t>
+            </w:r>
+          </w:p>
+        </w:tc>
+        <w:tc>
+          <w:tcPr>
+            <w:tcW w:type="dxa" w:w="2520"/>
+            <w:tcBorders>
+              <w:top w:val="single" w:color="C9D3DF" w:sz="4"/>
+              <w:left w:val="single" w:color="C9D3DF" w:sz="4"/>
+              <w:bottom w:val="single" w:color="C9D3DF" w:sz="4"/>
+              <w:right w:val="single" w:color="C9D3DF" w:sz="4"/>
+            </w:tcBorders>
+            <w:tcMar>
+              <w:top w:type="dxa" w:w="60"/>
+              <w:left w:type="dxa" w:w="100"/>
+              <w:bottom w:type="dxa" w:w="60"/>
+              <w:right w:type="dxa" w:w="100"/>
+            </w:tcMar>
+          </w:tcPr>
+          <w:p>
+            <w:r>
+              <w:rPr>
+                <w:sz w:val="19"/>
+                <w:szCs w:val="19"/>
+              </w:rPr>
+              <w:t xml:space="preserve">0.27%</w:t>
+            </w:r>
+          </w:p>
+        </w:tc>
+        <w:tc>
+          <w:tcPr>
+            <w:tcW w:type="dxa" w:w="2520"/>
+            <w:tcBorders>
+              <w:top w:val="single" w:color="C9D3DF" w:sz="4"/>
+              <w:left w:val="single" w:color="C9D3DF" w:sz="4"/>
+              <w:bottom w:val="single" w:color="C9D3DF" w:sz="4"/>
+              <w:right w:val="single" w:color="C9D3DF" w:sz="4"/>
+            </w:tcBorders>
+            <w:tcMar>
+              <w:top w:type="dxa" w:w="60"/>
+              <w:left w:type="dxa" w:w="100"/>
+              <w:bottom w:type="dxa" w:w="60"/>
+              <w:right w:type="dxa" w:w="100"/>
+            </w:tcMar>
+          </w:tcPr>
+          <w:p>
+            <w:r>
+              <w:rPr>
+                <w:sz w:val="19"/>
+                <w:szCs w:val="19"/>
+              </w:rPr>
+              <w:t xml:space="preserve">"How Lynkk helps Emily with field interviews" section</w:t>
             </w:r>
           </w:p>
         </w:tc>
@@ -7471,7 +10536,7 @@
         <w:pStyle w:val="Heading2"/>
       </w:pPr>
       <w:r>
-        <w:t xml:space="preserve">Lectures (709 words)</w:t>
+        <w:t xml:space="preserve">Lectures (731 words)</w:t>
       </w:r>
     </w:p>
     <w:tbl>
@@ -7695,7 +10760,7 @@
                 <w:sz w:val="19"/>
                 <w:szCs w:val="19"/>
               </w:rPr>
-              <w:t xml:space="preserve">0.56%</w:t>
+              <w:t xml:space="preserve">0.55%</w:t>
             </w:r>
           </w:p>
         </w:tc>
@@ -7804,7 +10869,7 @@
                 <w:sz w:val="19"/>
                 <w:szCs w:val="19"/>
               </w:rPr>
-              <w:t xml:space="preserve">0.85%</w:t>
+              <w:t xml:space="preserve">0.82%</w:t>
             </w:r>
           </w:p>
         </w:tc>
@@ -7913,7 +10978,7 @@
                 <w:sz w:val="19"/>
                 <w:szCs w:val="19"/>
               </w:rPr>
-              <w:t xml:space="preserve">0.71%</w:t>
+              <w:t xml:space="preserve">0.68%</w:t>
             </w:r>
           </w:p>
         </w:tc>
@@ -8022,7 +11087,7 @@
                 <w:sz w:val="19"/>
                 <w:szCs w:val="19"/>
               </w:rPr>
-              <w:t xml:space="preserve">0.28%</w:t>
+              <w:t xml:space="preserve">0.27%</w:t>
             </w:r>
           </w:p>
         </w:tc>
@@ -8131,7 +11196,7 @@
                 <w:sz w:val="19"/>
                 <w:szCs w:val="19"/>
               </w:rPr>
-              <w:t xml:space="preserve">0.71%</w:t>
+              <w:t xml:space="preserve">0.68%</w:t>
             </w:r>
           </w:p>
         </w:tc>
@@ -8158,6 +11223,224 @@
                 <w:szCs w:val="19"/>
               </w:rPr>
               <w:t xml:space="preserve">"Questions people ask" section</w:t>
+            </w:r>
+          </w:p>
+        </w:tc>
+      </w:tr>
+      <w:tr>
+        <w:trPr>
+          <w:tblHeader w:val="false"/>
+        </w:trPr>
+        <w:tc>
+          <w:tcPr>
+            <w:tcW w:type="dxa" w:w="2520"/>
+            <w:tcBorders>
+              <w:top w:val="single" w:color="C9D3DF" w:sz="4"/>
+              <w:left w:val="single" w:color="C9D3DF" w:sz="4"/>
+              <w:bottom w:val="single" w:color="C9D3DF" w:sz="4"/>
+              <w:right w:val="single" w:color="C9D3DF" w:sz="4"/>
+            </w:tcBorders>
+            <w:tcMar>
+              <w:top w:type="dxa" w:w="60"/>
+              <w:left w:type="dxa" w:w="100"/>
+              <w:bottom w:type="dxa" w:w="60"/>
+              <w:right w:type="dxa" w:w="100"/>
+            </w:tcMar>
+          </w:tcPr>
+          <w:p>
+            <w:r>
+              <w:rPr>
+                <w:sz w:val="19"/>
+                <w:szCs w:val="19"/>
+              </w:rPr>
+              <w:t xml:space="preserve">transcribe audio</w:t>
+            </w:r>
+          </w:p>
+        </w:tc>
+        <w:tc>
+          <w:tcPr>
+            <w:tcW w:type="dxa" w:w="2520"/>
+            <w:tcBorders>
+              <w:top w:val="single" w:color="C9D3DF" w:sz="4"/>
+              <w:left w:val="single" w:color="C9D3DF" w:sz="4"/>
+              <w:bottom w:val="single" w:color="C9D3DF" w:sz="4"/>
+              <w:right w:val="single" w:color="C9D3DF" w:sz="4"/>
+            </w:tcBorders>
+            <w:tcMar>
+              <w:top w:type="dxa" w:w="60"/>
+              <w:left w:type="dxa" w:w="100"/>
+              <w:bottom w:type="dxa" w:w="60"/>
+              <w:right w:type="dxa" w:w="100"/>
+            </w:tcMar>
+          </w:tcPr>
+          <w:p>
+            <w:r>
+              <w:rPr>
+                <w:sz w:val="19"/>
+                <w:szCs w:val="19"/>
+              </w:rPr>
+              <w:t xml:space="preserve">1</w:t>
+            </w:r>
+          </w:p>
+        </w:tc>
+        <w:tc>
+          <w:tcPr>
+            <w:tcW w:type="dxa" w:w="2520"/>
+            <w:tcBorders>
+              <w:top w:val="single" w:color="C9D3DF" w:sz="4"/>
+              <w:left w:val="single" w:color="C9D3DF" w:sz="4"/>
+              <w:bottom w:val="single" w:color="C9D3DF" w:sz="4"/>
+              <w:right w:val="single" w:color="C9D3DF" w:sz="4"/>
+            </w:tcBorders>
+            <w:tcMar>
+              <w:top w:type="dxa" w:w="60"/>
+              <w:left w:type="dxa" w:w="100"/>
+              <w:bottom w:type="dxa" w:w="60"/>
+              <w:right w:type="dxa" w:w="100"/>
+            </w:tcMar>
+          </w:tcPr>
+          <w:p>
+            <w:r>
+              <w:rPr>
+                <w:sz w:val="19"/>
+                <w:szCs w:val="19"/>
+              </w:rPr>
+              <w:t xml:space="preserve">0.27%</w:t>
+            </w:r>
+          </w:p>
+        </w:tc>
+        <w:tc>
+          <w:tcPr>
+            <w:tcW w:type="dxa" w:w="2520"/>
+            <w:tcBorders>
+              <w:top w:val="single" w:color="C9D3DF" w:sz="4"/>
+              <w:left w:val="single" w:color="C9D3DF" w:sz="4"/>
+              <w:bottom w:val="single" w:color="C9D3DF" w:sz="4"/>
+              <w:right w:val="single" w:color="C9D3DF" w:sz="4"/>
+            </w:tcBorders>
+            <w:tcMar>
+              <w:top w:type="dxa" w:w="60"/>
+              <w:left w:type="dxa" w:w="100"/>
+              <w:bottom w:type="dxa" w:w="60"/>
+              <w:right w:type="dxa" w:w="100"/>
+            </w:tcMar>
+          </w:tcPr>
+          <w:p>
+            <w:r>
+              <w:rPr>
+                <w:sz w:val="19"/>
+                <w:szCs w:val="19"/>
+              </w:rPr>
+              <w:t xml:space="preserve">"Ethan's problem" section</w:t>
+            </w:r>
+          </w:p>
+        </w:tc>
+      </w:tr>
+      <w:tr>
+        <w:trPr>
+          <w:tblHeader w:val="false"/>
+        </w:trPr>
+        <w:tc>
+          <w:tcPr>
+            <w:tcW w:type="dxa" w:w="2520"/>
+            <w:tcBorders>
+              <w:top w:val="single" w:color="C9D3DF" w:sz="4"/>
+              <w:left w:val="single" w:color="C9D3DF" w:sz="4"/>
+              <w:bottom w:val="single" w:color="C9D3DF" w:sz="4"/>
+              <w:right w:val="single" w:color="C9D3DF" w:sz="4"/>
+            </w:tcBorders>
+            <w:tcMar>
+              <w:top w:type="dxa" w:w="60"/>
+              <w:left w:type="dxa" w:w="100"/>
+              <w:bottom w:type="dxa" w:w="60"/>
+              <w:right w:type="dxa" w:w="100"/>
+            </w:tcMar>
+          </w:tcPr>
+          <w:p>
+            <w:r>
+              <w:rPr>
+                <w:sz w:val="19"/>
+                <w:szCs w:val="19"/>
+              </w:rPr>
+              <w:t xml:space="preserve">ai note taker</w:t>
+            </w:r>
+          </w:p>
+        </w:tc>
+        <w:tc>
+          <w:tcPr>
+            <w:tcW w:type="dxa" w:w="2520"/>
+            <w:tcBorders>
+              <w:top w:val="single" w:color="C9D3DF" w:sz="4"/>
+              <w:left w:val="single" w:color="C9D3DF" w:sz="4"/>
+              <w:bottom w:val="single" w:color="C9D3DF" w:sz="4"/>
+              <w:right w:val="single" w:color="C9D3DF" w:sz="4"/>
+            </w:tcBorders>
+            <w:tcMar>
+              <w:top w:type="dxa" w:w="60"/>
+              <w:left w:type="dxa" w:w="100"/>
+              <w:bottom w:type="dxa" w:w="60"/>
+              <w:right w:type="dxa" w:w="100"/>
+            </w:tcMar>
+          </w:tcPr>
+          <w:p>
+            <w:r>
+              <w:rPr>
+                <w:sz w:val="19"/>
+                <w:szCs w:val="19"/>
+              </w:rPr>
+              <w:t xml:space="preserve">2</w:t>
+            </w:r>
+          </w:p>
+        </w:tc>
+        <w:tc>
+          <w:tcPr>
+            <w:tcW w:type="dxa" w:w="2520"/>
+            <w:tcBorders>
+              <w:top w:val="single" w:color="C9D3DF" w:sz="4"/>
+              <w:left w:val="single" w:color="C9D3DF" w:sz="4"/>
+              <w:bottom w:val="single" w:color="C9D3DF" w:sz="4"/>
+              <w:right w:val="single" w:color="C9D3DF" w:sz="4"/>
+            </w:tcBorders>
+            <w:tcMar>
+              <w:top w:type="dxa" w:w="60"/>
+              <w:left w:type="dxa" w:w="100"/>
+              <w:bottom w:type="dxa" w:w="60"/>
+              <w:right w:type="dxa" w:w="100"/>
+            </w:tcMar>
+          </w:tcPr>
+          <w:p>
+            <w:r>
+              <w:rPr>
+                <w:sz w:val="19"/>
+                <w:szCs w:val="19"/>
+              </w:rPr>
+              <w:t xml:space="preserve">0.82%</w:t>
+            </w:r>
+          </w:p>
+        </w:tc>
+        <w:tc>
+          <w:tcPr>
+            <w:tcW w:type="dxa" w:w="2520"/>
+            <w:tcBorders>
+              <w:top w:val="single" w:color="C9D3DF" w:sz="4"/>
+              <w:left w:val="single" w:color="C9D3DF" w:sz="4"/>
+              <w:bottom w:val="single" w:color="C9D3DF" w:sz="4"/>
+              <w:right w:val="single" w:color="C9D3DF" w:sz="4"/>
+            </w:tcBorders>
+            <w:tcMar>
+              <w:top w:type="dxa" w:w="60"/>
+              <w:left w:type="dxa" w:w="100"/>
+              <w:bottom w:type="dxa" w:w="60"/>
+              <w:right w:type="dxa" w:w="100"/>
+            </w:tcMar>
+          </w:tcPr>
+          <w:p>
+            <w:r>
+              <w:rPr>
+                <w:sz w:val="19"/>
+                <w:szCs w:val="19"/>
+              </w:rPr>
+              <w:t xml:space="preserve">"How Lynkk helps Ethan record lectures" section, "Questions people ask" section</w:t>
             </w:r>
           </w:p>
         </w:tc>
@@ -8173,7 +11456,7 @@
         <w:pStyle w:val="Heading2"/>
       </w:pPr>
       <w:r>
-        <w:t xml:space="preserve">Customer Research (Marketing) (716 words)</w:t>
+        <w:t xml:space="preserve">Customer Research (Marketing) (721 words)</w:t>
       </w:r>
     </w:p>
     <w:tbl>
@@ -8397,7 +11680,7 @@
                 <w:sz w:val="19"/>
                 <w:szCs w:val="19"/>
               </w:rPr>
-              <w:t xml:space="preserve">1.26%</w:t>
+              <w:t xml:space="preserve">1.25%</w:t>
             </w:r>
           </w:p>
         </w:tc>
@@ -8506,7 +11789,7 @@
                 <w:sz w:val="19"/>
                 <w:szCs w:val="19"/>
               </w:rPr>
-              <w:t xml:space="preserve">1.26%</w:t>
+              <w:t xml:space="preserve">1.25%</w:t>
             </w:r>
           </w:p>
         </w:tc>
@@ -8642,6 +11925,224 @@
                 <w:szCs w:val="19"/>
               </w:rPr>
               <w:t xml:space="preserve">"Questions people ask" section</w:t>
+            </w:r>
+          </w:p>
+        </w:tc>
+      </w:tr>
+      <w:tr>
+        <w:trPr>
+          <w:tblHeader w:val="false"/>
+        </w:trPr>
+        <w:tc>
+          <w:tcPr>
+            <w:tcW w:type="dxa" w:w="2520"/>
+            <w:tcBorders>
+              <w:top w:val="single" w:color="C9D3DF" w:sz="4"/>
+              <w:left w:val="single" w:color="C9D3DF" w:sz="4"/>
+              <w:bottom w:val="single" w:color="C9D3DF" w:sz="4"/>
+              <w:right w:val="single" w:color="C9D3DF" w:sz="4"/>
+            </w:tcBorders>
+            <w:tcMar>
+              <w:top w:type="dxa" w:w="60"/>
+              <w:left w:type="dxa" w:w="100"/>
+              <w:bottom w:type="dxa" w:w="60"/>
+              <w:right w:type="dxa" w:w="100"/>
+            </w:tcMar>
+          </w:tcPr>
+          <w:p>
+            <w:r>
+              <w:rPr>
+                <w:sz w:val="19"/>
+                <w:szCs w:val="19"/>
+              </w:rPr>
+              <w:t xml:space="preserve">meeting recorder</w:t>
+            </w:r>
+          </w:p>
+        </w:tc>
+        <w:tc>
+          <w:tcPr>
+            <w:tcW w:type="dxa" w:w="2520"/>
+            <w:tcBorders>
+              <w:top w:val="single" w:color="C9D3DF" w:sz="4"/>
+              <w:left w:val="single" w:color="C9D3DF" w:sz="4"/>
+              <w:bottom w:val="single" w:color="C9D3DF" w:sz="4"/>
+              <w:right w:val="single" w:color="C9D3DF" w:sz="4"/>
+            </w:tcBorders>
+            <w:tcMar>
+              <w:top w:type="dxa" w:w="60"/>
+              <w:left w:type="dxa" w:w="100"/>
+              <w:bottom w:type="dxa" w:w="60"/>
+              <w:right w:type="dxa" w:w="100"/>
+            </w:tcMar>
+          </w:tcPr>
+          <w:p>
+            <w:r>
+              <w:rPr>
+                <w:sz w:val="19"/>
+                <w:szCs w:val="19"/>
+              </w:rPr>
+              <w:t xml:space="preserve">1</w:t>
+            </w:r>
+          </w:p>
+        </w:tc>
+        <w:tc>
+          <w:tcPr>
+            <w:tcW w:type="dxa" w:w="2520"/>
+            <w:tcBorders>
+              <w:top w:val="single" w:color="C9D3DF" w:sz="4"/>
+              <w:left w:val="single" w:color="C9D3DF" w:sz="4"/>
+              <w:bottom w:val="single" w:color="C9D3DF" w:sz="4"/>
+              <w:right w:val="single" w:color="C9D3DF" w:sz="4"/>
+            </w:tcBorders>
+            <w:tcMar>
+              <w:top w:type="dxa" w:w="60"/>
+              <w:left w:type="dxa" w:w="100"/>
+              <w:bottom w:type="dxa" w:w="60"/>
+              <w:right w:type="dxa" w:w="100"/>
+            </w:tcMar>
+          </w:tcPr>
+          <w:p>
+            <w:r>
+              <w:rPr>
+                <w:sz w:val="19"/>
+                <w:szCs w:val="19"/>
+              </w:rPr>
+              <w:t xml:space="preserve">0.28%</w:t>
+            </w:r>
+          </w:p>
+        </w:tc>
+        <w:tc>
+          <w:tcPr>
+            <w:tcW w:type="dxa" w:w="2520"/>
+            <w:tcBorders>
+              <w:top w:val="single" w:color="C9D3DF" w:sz="4"/>
+              <w:left w:val="single" w:color="C9D3DF" w:sz="4"/>
+              <w:bottom w:val="single" w:color="C9D3DF" w:sz="4"/>
+              <w:right w:val="single" w:color="C9D3DF" w:sz="4"/>
+            </w:tcBorders>
+            <w:tcMar>
+              <w:top w:type="dxa" w:w="60"/>
+              <w:left w:type="dxa" w:w="100"/>
+              <w:bottom w:type="dxa" w:w="60"/>
+              <w:right w:type="dxa" w:w="100"/>
+            </w:tcMar>
+          </w:tcPr>
+          <w:p>
+            <w:r>
+              <w:rPr>
+                <w:sz w:val="19"/>
+                <w:szCs w:val="19"/>
+              </w:rPr>
+              <w:t xml:space="preserve">"How Lynkk helps Sarah find the voice of customer" section</w:t>
+            </w:r>
+          </w:p>
+        </w:tc>
+      </w:tr>
+      <w:tr>
+        <w:trPr>
+          <w:tblHeader w:val="false"/>
+        </w:trPr>
+        <w:tc>
+          <w:tcPr>
+            <w:tcW w:type="dxa" w:w="2520"/>
+            <w:tcBorders>
+              <w:top w:val="single" w:color="C9D3DF" w:sz="4"/>
+              <w:left w:val="single" w:color="C9D3DF" w:sz="4"/>
+              <w:bottom w:val="single" w:color="C9D3DF" w:sz="4"/>
+              <w:right w:val="single" w:color="C9D3DF" w:sz="4"/>
+            </w:tcBorders>
+            <w:tcMar>
+              <w:top w:type="dxa" w:w="60"/>
+              <w:left w:type="dxa" w:w="100"/>
+              <w:bottom w:type="dxa" w:w="60"/>
+              <w:right w:type="dxa" w:w="100"/>
+            </w:tcMar>
+          </w:tcPr>
+          <w:p>
+            <w:r>
+              <w:rPr>
+                <w:sz w:val="19"/>
+                <w:szCs w:val="19"/>
+              </w:rPr>
+              <w:t xml:space="preserve">meeting summary</w:t>
+            </w:r>
+          </w:p>
+        </w:tc>
+        <w:tc>
+          <w:tcPr>
+            <w:tcW w:type="dxa" w:w="2520"/>
+            <w:tcBorders>
+              <w:top w:val="single" w:color="C9D3DF" w:sz="4"/>
+              <w:left w:val="single" w:color="C9D3DF" w:sz="4"/>
+              <w:bottom w:val="single" w:color="C9D3DF" w:sz="4"/>
+              <w:right w:val="single" w:color="C9D3DF" w:sz="4"/>
+            </w:tcBorders>
+            <w:tcMar>
+              <w:top w:type="dxa" w:w="60"/>
+              <w:left w:type="dxa" w:w="100"/>
+              <w:bottom w:type="dxa" w:w="60"/>
+              <w:right w:type="dxa" w:w="100"/>
+            </w:tcMar>
+          </w:tcPr>
+          <w:p>
+            <w:r>
+              <w:rPr>
+                <w:sz w:val="19"/>
+                <w:szCs w:val="19"/>
+              </w:rPr>
+              <w:t xml:space="preserve">1</w:t>
+            </w:r>
+          </w:p>
+        </w:tc>
+        <w:tc>
+          <w:tcPr>
+            <w:tcW w:type="dxa" w:w="2520"/>
+            <w:tcBorders>
+              <w:top w:val="single" w:color="C9D3DF" w:sz="4"/>
+              <w:left w:val="single" w:color="C9D3DF" w:sz="4"/>
+              <w:bottom w:val="single" w:color="C9D3DF" w:sz="4"/>
+              <w:right w:val="single" w:color="C9D3DF" w:sz="4"/>
+            </w:tcBorders>
+            <w:tcMar>
+              <w:top w:type="dxa" w:w="60"/>
+              <w:left w:type="dxa" w:w="100"/>
+              <w:bottom w:type="dxa" w:w="60"/>
+              <w:right w:type="dxa" w:w="100"/>
+            </w:tcMar>
+          </w:tcPr>
+          <w:p>
+            <w:r>
+              <w:rPr>
+                <w:sz w:val="19"/>
+                <w:szCs w:val="19"/>
+              </w:rPr>
+              <w:t xml:space="preserve">0.28%</w:t>
+            </w:r>
+          </w:p>
+        </w:tc>
+        <w:tc>
+          <w:tcPr>
+            <w:tcW w:type="dxa" w:w="2520"/>
+            <w:tcBorders>
+              <w:top w:val="single" w:color="C9D3DF" w:sz="4"/>
+              <w:left w:val="single" w:color="C9D3DF" w:sz="4"/>
+              <w:bottom w:val="single" w:color="C9D3DF" w:sz="4"/>
+              <w:right w:val="single" w:color="C9D3DF" w:sz="4"/>
+            </w:tcBorders>
+            <w:tcMar>
+              <w:top w:type="dxa" w:w="60"/>
+              <w:left w:type="dxa" w:w="100"/>
+              <w:bottom w:type="dxa" w:w="60"/>
+              <w:right w:type="dxa" w:w="100"/>
+            </w:tcMar>
+          </w:tcPr>
+          <w:p>
+            <w:r>
+              <w:rPr>
+                <w:sz w:val="19"/>
+                <w:szCs w:val="19"/>
+              </w:rPr>
+              <w:t xml:space="preserve">"How Lynkk helps Sarah find the voice of customer" section</w:t>
             </w:r>
           </w:p>
         </w:tc>
@@ -8657,7 +12158,7 @@
         <w:pStyle w:val="Heading2"/>
       </w:pPr>
       <w:r>
-        <w:t xml:space="preserve">Lawyers (714 words)</w:t>
+        <w:t xml:space="preserve">Lawyers (733 words)</w:t>
       </w:r>
     </w:p>
     <w:tbl>
@@ -8881,7 +12382,7 @@
                 <w:sz w:val="19"/>
                 <w:szCs w:val="19"/>
               </w:rPr>
-              <w:t xml:space="preserve">0.84%</w:t>
+              <w:t xml:space="preserve">0.82%</w:t>
             </w:r>
           </w:p>
         </w:tc>
@@ -8990,7 +12491,7 @@
                 <w:sz w:val="19"/>
                 <w:szCs w:val="19"/>
               </w:rPr>
-              <w:t xml:space="preserve">0.56%</w:t>
+              <w:t xml:space="preserve">0.55%</w:t>
             </w:r>
           </w:p>
         </w:tc>
@@ -9099,7 +12600,7 @@
                 <w:sz w:val="19"/>
                 <w:szCs w:val="19"/>
               </w:rPr>
-              <w:t xml:space="preserve">0.56%</w:t>
+              <w:t xml:space="preserve">0.55%</w:t>
             </w:r>
           </w:p>
         </w:tc>
@@ -9126,6 +12627,115 @@
                 <w:szCs w:val="19"/>
               </w:rPr>
               <w:t xml:space="preserve">"Questions people ask" section</w:t>
+            </w:r>
+          </w:p>
+        </w:tc>
+      </w:tr>
+      <w:tr>
+        <w:trPr>
+          <w:tblHeader w:val="false"/>
+        </w:trPr>
+        <w:tc>
+          <w:tcPr>
+            <w:tcW w:type="dxa" w:w="2520"/>
+            <w:tcBorders>
+              <w:top w:val="single" w:color="C9D3DF" w:sz="4"/>
+              <w:left w:val="single" w:color="C9D3DF" w:sz="4"/>
+              <w:bottom w:val="single" w:color="C9D3DF" w:sz="4"/>
+              <w:right w:val="single" w:color="C9D3DF" w:sz="4"/>
+            </w:tcBorders>
+            <w:tcMar>
+              <w:top w:type="dxa" w:w="60"/>
+              <w:left w:type="dxa" w:w="100"/>
+              <w:bottom w:type="dxa" w:w="60"/>
+              <w:right w:type="dxa" w:w="100"/>
+            </w:tcMar>
+          </w:tcPr>
+          <w:p>
+            <w:r>
+              <w:rPr>
+                <w:sz w:val="19"/>
+                <w:szCs w:val="19"/>
+              </w:rPr>
+              <w:t xml:space="preserve">meeting transcription</w:t>
+            </w:r>
+          </w:p>
+        </w:tc>
+        <w:tc>
+          <w:tcPr>
+            <w:tcW w:type="dxa" w:w="2520"/>
+            <w:tcBorders>
+              <w:top w:val="single" w:color="C9D3DF" w:sz="4"/>
+              <w:left w:val="single" w:color="C9D3DF" w:sz="4"/>
+              <w:bottom w:val="single" w:color="C9D3DF" w:sz="4"/>
+              <w:right w:val="single" w:color="C9D3DF" w:sz="4"/>
+            </w:tcBorders>
+            <w:tcMar>
+              <w:top w:type="dxa" w:w="60"/>
+              <w:left w:type="dxa" w:w="100"/>
+              <w:bottom w:type="dxa" w:w="60"/>
+              <w:right w:type="dxa" w:w="100"/>
+            </w:tcMar>
+          </w:tcPr>
+          <w:p>
+            <w:r>
+              <w:rPr>
+                <w:sz w:val="19"/>
+                <w:szCs w:val="19"/>
+              </w:rPr>
+              <w:t xml:space="preserve">1</w:t>
+            </w:r>
+          </w:p>
+        </w:tc>
+        <w:tc>
+          <w:tcPr>
+            <w:tcW w:type="dxa" w:w="2520"/>
+            <w:tcBorders>
+              <w:top w:val="single" w:color="C9D3DF" w:sz="4"/>
+              <w:left w:val="single" w:color="C9D3DF" w:sz="4"/>
+              <w:bottom w:val="single" w:color="C9D3DF" w:sz="4"/>
+              <w:right w:val="single" w:color="C9D3DF" w:sz="4"/>
+            </w:tcBorders>
+            <w:tcMar>
+              <w:top w:type="dxa" w:w="60"/>
+              <w:left w:type="dxa" w:w="100"/>
+              <w:bottom w:type="dxa" w:w="60"/>
+              <w:right w:type="dxa" w:w="100"/>
+            </w:tcMar>
+          </w:tcPr>
+          <w:p>
+            <w:r>
+              <w:rPr>
+                <w:sz w:val="19"/>
+                <w:szCs w:val="19"/>
+              </w:rPr>
+              <w:t xml:space="preserve">0.27%</w:t>
+            </w:r>
+          </w:p>
+        </w:tc>
+        <w:tc>
+          <w:tcPr>
+            <w:tcW w:type="dxa" w:w="2520"/>
+            <w:tcBorders>
+              <w:top w:val="single" w:color="C9D3DF" w:sz="4"/>
+              <w:left w:val="single" w:color="C9D3DF" w:sz="4"/>
+              <w:bottom w:val="single" w:color="C9D3DF" w:sz="4"/>
+              <w:right w:val="single" w:color="C9D3DF" w:sz="4"/>
+            </w:tcBorders>
+            <w:tcMar>
+              <w:top w:type="dxa" w:w="60"/>
+              <w:left w:type="dxa" w:w="100"/>
+              <w:bottom w:type="dxa" w:w="60"/>
+              <w:right w:type="dxa" w:w="100"/>
+            </w:tcMar>
+          </w:tcPr>
+          <w:p>
+            <w:r>
+              <w:rPr>
+                <w:sz w:val="19"/>
+                <w:szCs w:val="19"/>
+              </w:rPr>
+              <w:t xml:space="preserve">"Laura's problem" section</w:t>
             </w:r>
           </w:p>
         </w:tc>
@@ -9141,7 +12751,7 @@
         <w:pStyle w:val="Heading2"/>
       </w:pPr>
       <w:r>
-        <w:t xml:space="preserve">Managers (1:1 Meetings) (740 words)</w:t>
+        <w:t xml:space="preserve">Managers (1:1 Meetings) (745 words)</w:t>
       </w:r>
     </w:p>
     <w:tbl>
@@ -9583,7 +13193,7 @@
                 <w:sz w:val="19"/>
                 <w:szCs w:val="19"/>
               </w:rPr>
-              <w:t xml:space="preserve">2.16%</w:t>
+              <w:t xml:space="preserve">2.15%</w:t>
             </w:r>
           </w:p>
         </w:tc>
@@ -9610,6 +13220,224 @@
                 <w:szCs w:val="19"/>
               </w:rPr>
               <w:t xml:space="preserve">Title, H1, Intro, "Meet Sam" section, "How Lynkk helps Sam with 1 on 1 meetings" heading</w:t>
+            </w:r>
+          </w:p>
+        </w:tc>
+      </w:tr>
+      <w:tr>
+        <w:trPr>
+          <w:tblHeader w:val="false"/>
+        </w:trPr>
+        <w:tc>
+          <w:tcPr>
+            <w:tcW w:type="dxa" w:w="2520"/>
+            <w:tcBorders>
+              <w:top w:val="single" w:color="C9D3DF" w:sz="4"/>
+              <w:left w:val="single" w:color="C9D3DF" w:sz="4"/>
+              <w:bottom w:val="single" w:color="C9D3DF" w:sz="4"/>
+              <w:right w:val="single" w:color="C9D3DF" w:sz="4"/>
+            </w:tcBorders>
+            <w:tcMar>
+              <w:top w:type="dxa" w:w="60"/>
+              <w:left w:type="dxa" w:w="100"/>
+              <w:bottom w:type="dxa" w:w="60"/>
+              <w:right w:type="dxa" w:w="100"/>
+            </w:tcMar>
+          </w:tcPr>
+          <w:p>
+            <w:r>
+              <w:rPr>
+                <w:sz w:val="19"/>
+                <w:szCs w:val="19"/>
+              </w:rPr>
+              <w:t xml:space="preserve">ai meeting assistant</w:t>
+            </w:r>
+          </w:p>
+        </w:tc>
+        <w:tc>
+          <w:tcPr>
+            <w:tcW w:type="dxa" w:w="2520"/>
+            <w:tcBorders>
+              <w:top w:val="single" w:color="C9D3DF" w:sz="4"/>
+              <w:left w:val="single" w:color="C9D3DF" w:sz="4"/>
+              <w:bottom w:val="single" w:color="C9D3DF" w:sz="4"/>
+              <w:right w:val="single" w:color="C9D3DF" w:sz="4"/>
+            </w:tcBorders>
+            <w:tcMar>
+              <w:top w:type="dxa" w:w="60"/>
+              <w:left w:type="dxa" w:w="100"/>
+              <w:bottom w:type="dxa" w:w="60"/>
+              <w:right w:type="dxa" w:w="100"/>
+            </w:tcMar>
+          </w:tcPr>
+          <w:p>
+            <w:r>
+              <w:rPr>
+                <w:sz w:val="19"/>
+                <w:szCs w:val="19"/>
+              </w:rPr>
+              <w:t xml:space="preserve">1</w:t>
+            </w:r>
+          </w:p>
+        </w:tc>
+        <w:tc>
+          <w:tcPr>
+            <w:tcW w:type="dxa" w:w="2520"/>
+            <w:tcBorders>
+              <w:top w:val="single" w:color="C9D3DF" w:sz="4"/>
+              <w:left w:val="single" w:color="C9D3DF" w:sz="4"/>
+              <w:bottom w:val="single" w:color="C9D3DF" w:sz="4"/>
+              <w:right w:val="single" w:color="C9D3DF" w:sz="4"/>
+            </w:tcBorders>
+            <w:tcMar>
+              <w:top w:type="dxa" w:w="60"/>
+              <w:left w:type="dxa" w:w="100"/>
+              <w:bottom w:type="dxa" w:w="60"/>
+              <w:right w:type="dxa" w:w="100"/>
+            </w:tcMar>
+          </w:tcPr>
+          <w:p>
+            <w:r>
+              <w:rPr>
+                <w:sz w:val="19"/>
+                <w:szCs w:val="19"/>
+              </w:rPr>
+              <w:t xml:space="preserve">0.4%</w:t>
+            </w:r>
+          </w:p>
+        </w:tc>
+        <w:tc>
+          <w:tcPr>
+            <w:tcW w:type="dxa" w:w="2520"/>
+            <w:tcBorders>
+              <w:top w:val="single" w:color="C9D3DF" w:sz="4"/>
+              <w:left w:val="single" w:color="C9D3DF" w:sz="4"/>
+              <w:bottom w:val="single" w:color="C9D3DF" w:sz="4"/>
+              <w:right w:val="single" w:color="C9D3DF" w:sz="4"/>
+            </w:tcBorders>
+            <w:tcMar>
+              <w:top w:type="dxa" w:w="60"/>
+              <w:left w:type="dxa" w:w="100"/>
+              <w:bottom w:type="dxa" w:w="60"/>
+              <w:right w:type="dxa" w:w="100"/>
+            </w:tcMar>
+          </w:tcPr>
+          <w:p>
+            <w:r>
+              <w:rPr>
+                <w:sz w:val="19"/>
+                <w:szCs w:val="19"/>
+              </w:rPr>
+              <w:t xml:space="preserve">"How Lynkk helps Sam with 1 on 1 meetings" section</w:t>
+            </w:r>
+          </w:p>
+        </w:tc>
+      </w:tr>
+      <w:tr>
+        <w:trPr>
+          <w:tblHeader w:val="false"/>
+        </w:trPr>
+        <w:tc>
+          <w:tcPr>
+            <w:tcW w:type="dxa" w:w="2520"/>
+            <w:tcBorders>
+              <w:top w:val="single" w:color="C9D3DF" w:sz="4"/>
+              <w:left w:val="single" w:color="C9D3DF" w:sz="4"/>
+              <w:bottom w:val="single" w:color="C9D3DF" w:sz="4"/>
+              <w:right w:val="single" w:color="C9D3DF" w:sz="4"/>
+            </w:tcBorders>
+            <w:tcMar>
+              <w:top w:type="dxa" w:w="60"/>
+              <w:left w:type="dxa" w:w="100"/>
+              <w:bottom w:type="dxa" w:w="60"/>
+              <w:right w:type="dxa" w:w="100"/>
+            </w:tcMar>
+          </w:tcPr>
+          <w:p>
+            <w:r>
+              <w:rPr>
+                <w:sz w:val="19"/>
+                <w:szCs w:val="19"/>
+              </w:rPr>
+              <w:t xml:space="preserve">action items</w:t>
+            </w:r>
+          </w:p>
+        </w:tc>
+        <w:tc>
+          <w:tcPr>
+            <w:tcW w:type="dxa" w:w="2520"/>
+            <w:tcBorders>
+              <w:top w:val="single" w:color="C9D3DF" w:sz="4"/>
+              <w:left w:val="single" w:color="C9D3DF" w:sz="4"/>
+              <w:bottom w:val="single" w:color="C9D3DF" w:sz="4"/>
+              <w:right w:val="single" w:color="C9D3DF" w:sz="4"/>
+            </w:tcBorders>
+            <w:tcMar>
+              <w:top w:type="dxa" w:w="60"/>
+              <w:left w:type="dxa" w:w="100"/>
+              <w:bottom w:type="dxa" w:w="60"/>
+              <w:right w:type="dxa" w:w="100"/>
+            </w:tcMar>
+          </w:tcPr>
+          <w:p>
+            <w:r>
+              <w:rPr>
+                <w:sz w:val="19"/>
+                <w:szCs w:val="19"/>
+              </w:rPr>
+              <w:t xml:space="preserve">1</w:t>
+            </w:r>
+          </w:p>
+        </w:tc>
+        <w:tc>
+          <w:tcPr>
+            <w:tcW w:type="dxa" w:w="2520"/>
+            <w:tcBorders>
+              <w:top w:val="single" w:color="C9D3DF" w:sz="4"/>
+              <w:left w:val="single" w:color="C9D3DF" w:sz="4"/>
+              <w:bottom w:val="single" w:color="C9D3DF" w:sz="4"/>
+              <w:right w:val="single" w:color="C9D3DF" w:sz="4"/>
+            </w:tcBorders>
+            <w:tcMar>
+              <w:top w:type="dxa" w:w="60"/>
+              <w:left w:type="dxa" w:w="100"/>
+              <w:bottom w:type="dxa" w:w="60"/>
+              <w:right w:type="dxa" w:w="100"/>
+            </w:tcMar>
+          </w:tcPr>
+          <w:p>
+            <w:r>
+              <w:rPr>
+                <w:sz w:val="19"/>
+                <w:szCs w:val="19"/>
+              </w:rPr>
+              <w:t xml:space="preserve">0.27%</w:t>
+            </w:r>
+          </w:p>
+        </w:tc>
+        <w:tc>
+          <w:tcPr>
+            <w:tcW w:type="dxa" w:w="2520"/>
+            <w:tcBorders>
+              <w:top w:val="single" w:color="C9D3DF" w:sz="4"/>
+              <w:left w:val="single" w:color="C9D3DF" w:sz="4"/>
+              <w:bottom w:val="single" w:color="C9D3DF" w:sz="4"/>
+              <w:right w:val="single" w:color="C9D3DF" w:sz="4"/>
+            </w:tcBorders>
+            <w:tcMar>
+              <w:top w:type="dxa" w:w="60"/>
+              <w:left w:type="dxa" w:w="100"/>
+              <w:bottom w:type="dxa" w:w="60"/>
+              <w:right w:type="dxa" w:w="100"/>
+            </w:tcMar>
+          </w:tcPr>
+          <w:p>
+            <w:r>
+              <w:rPr>
+                <w:sz w:val="19"/>
+                <w:szCs w:val="19"/>
+              </w:rPr>
+              <w:t xml:space="preserve">"How Lynkk helps Sam with 1 on 1 meetings" section</w:t>
             </w:r>
           </w:p>
         </w:tc>
@@ -9625,7 +13453,7 @@
         <w:pStyle w:val="Heading2"/>
       </w:pPr>
       <w:r>
-        <w:t xml:space="preserve">Real Estate Agents (720 words)</w:t>
+        <w:t xml:space="preserve">Real Estate Agents (731 words)</w:t>
       </w:r>
     </w:p>
     <w:tbl>
@@ -9849,7 +13677,7 @@
                 <w:sz w:val="19"/>
                 <w:szCs w:val="19"/>
               </w:rPr>
-              <w:t xml:space="preserve">1.39%</w:t>
+              <w:t xml:space="preserve">1.37%</w:t>
             </w:r>
           </w:p>
         </w:tc>
@@ -9958,7 +13786,7 @@
                 <w:sz w:val="19"/>
                 <w:szCs w:val="19"/>
               </w:rPr>
-              <w:t xml:space="preserve">1.67%</w:t>
+              <w:t xml:space="preserve">1.64%</w:t>
             </w:r>
           </w:p>
         </w:tc>
@@ -10067,7 +13895,7 @@
                 <w:sz w:val="19"/>
                 <w:szCs w:val="19"/>
               </w:rPr>
-              <w:t xml:space="preserve">0.56%</w:t>
+              <w:t xml:space="preserve">0.55%</w:t>
             </w:r>
           </w:p>
         </w:tc>
@@ -10094,6 +13922,224 @@
                 <w:szCs w:val="19"/>
               </w:rPr>
               <w:t xml:space="preserve">Meta, "Questions people ask" section</w:t>
+            </w:r>
+          </w:p>
+        </w:tc>
+      </w:tr>
+      <w:tr>
+        <w:trPr>
+          <w:tblHeader w:val="false"/>
+        </w:trPr>
+        <w:tc>
+          <w:tcPr>
+            <w:tcW w:type="dxa" w:w="2520"/>
+            <w:tcBorders>
+              <w:top w:val="single" w:color="C9D3DF" w:sz="4"/>
+              <w:left w:val="single" w:color="C9D3DF" w:sz="4"/>
+              <w:bottom w:val="single" w:color="C9D3DF" w:sz="4"/>
+              <w:right w:val="single" w:color="C9D3DF" w:sz="4"/>
+            </w:tcBorders>
+            <w:tcMar>
+              <w:top w:type="dxa" w:w="60"/>
+              <w:left w:type="dxa" w:w="100"/>
+              <w:bottom w:type="dxa" w:w="60"/>
+              <w:right w:type="dxa" w:w="100"/>
+            </w:tcMar>
+          </w:tcPr>
+          <w:p>
+            <w:r>
+              <w:rPr>
+                <w:sz w:val="19"/>
+                <w:szCs w:val="19"/>
+              </w:rPr>
+              <w:t xml:space="preserve">meeting notes</w:t>
+            </w:r>
+          </w:p>
+        </w:tc>
+        <w:tc>
+          <w:tcPr>
+            <w:tcW w:type="dxa" w:w="2520"/>
+            <w:tcBorders>
+              <w:top w:val="single" w:color="C9D3DF" w:sz="4"/>
+              <w:left w:val="single" w:color="C9D3DF" w:sz="4"/>
+              <w:bottom w:val="single" w:color="C9D3DF" w:sz="4"/>
+              <w:right w:val="single" w:color="C9D3DF" w:sz="4"/>
+            </w:tcBorders>
+            <w:tcMar>
+              <w:top w:type="dxa" w:w="60"/>
+              <w:left w:type="dxa" w:w="100"/>
+              <w:bottom w:type="dxa" w:w="60"/>
+              <w:right w:type="dxa" w:w="100"/>
+            </w:tcMar>
+          </w:tcPr>
+          <w:p>
+            <w:r>
+              <w:rPr>
+                <w:sz w:val="19"/>
+                <w:szCs w:val="19"/>
+              </w:rPr>
+              <w:t xml:space="preserve">1</w:t>
+            </w:r>
+          </w:p>
+        </w:tc>
+        <w:tc>
+          <w:tcPr>
+            <w:tcW w:type="dxa" w:w="2520"/>
+            <w:tcBorders>
+              <w:top w:val="single" w:color="C9D3DF" w:sz="4"/>
+              <w:left w:val="single" w:color="C9D3DF" w:sz="4"/>
+              <w:bottom w:val="single" w:color="C9D3DF" w:sz="4"/>
+              <w:right w:val="single" w:color="C9D3DF" w:sz="4"/>
+            </w:tcBorders>
+            <w:tcMar>
+              <w:top w:type="dxa" w:w="60"/>
+              <w:left w:type="dxa" w:w="100"/>
+              <w:bottom w:type="dxa" w:w="60"/>
+              <w:right w:type="dxa" w:w="100"/>
+            </w:tcMar>
+          </w:tcPr>
+          <w:p>
+            <w:r>
+              <w:rPr>
+                <w:sz w:val="19"/>
+                <w:szCs w:val="19"/>
+              </w:rPr>
+              <w:t xml:space="preserve">0.27%</w:t>
+            </w:r>
+          </w:p>
+        </w:tc>
+        <w:tc>
+          <w:tcPr>
+            <w:tcW w:type="dxa" w:w="2520"/>
+            <w:tcBorders>
+              <w:top w:val="single" w:color="C9D3DF" w:sz="4"/>
+              <w:left w:val="single" w:color="C9D3DF" w:sz="4"/>
+              <w:bottom w:val="single" w:color="C9D3DF" w:sz="4"/>
+              <w:right w:val="single" w:color="C9D3DF" w:sz="4"/>
+            </w:tcBorders>
+            <w:tcMar>
+              <w:top w:type="dxa" w:w="60"/>
+              <w:left w:type="dxa" w:w="100"/>
+              <w:bottom w:type="dxa" w:w="60"/>
+              <w:right w:type="dxa" w:w="100"/>
+            </w:tcMar>
+          </w:tcPr>
+          <w:p>
+            <w:r>
+              <w:rPr>
+                <w:sz w:val="19"/>
+                <w:szCs w:val="19"/>
+              </w:rPr>
+              <w:t xml:space="preserve">"Chris's problem" section</w:t>
+            </w:r>
+          </w:p>
+        </w:tc>
+      </w:tr>
+      <w:tr>
+        <w:trPr>
+          <w:tblHeader w:val="false"/>
+        </w:trPr>
+        <w:tc>
+          <w:tcPr>
+            <w:tcW w:type="dxa" w:w="2520"/>
+            <w:tcBorders>
+              <w:top w:val="single" w:color="C9D3DF" w:sz="4"/>
+              <w:left w:val="single" w:color="C9D3DF" w:sz="4"/>
+              <w:bottom w:val="single" w:color="C9D3DF" w:sz="4"/>
+              <w:right w:val="single" w:color="C9D3DF" w:sz="4"/>
+            </w:tcBorders>
+            <w:tcMar>
+              <w:top w:type="dxa" w:w="60"/>
+              <w:left w:type="dxa" w:w="100"/>
+              <w:bottom w:type="dxa" w:w="60"/>
+              <w:right w:type="dxa" w:w="100"/>
+            </w:tcMar>
+          </w:tcPr>
+          <w:p>
+            <w:r>
+              <w:rPr>
+                <w:sz w:val="19"/>
+                <w:szCs w:val="19"/>
+              </w:rPr>
+              <w:t xml:space="preserve">ai note taker</w:t>
+            </w:r>
+          </w:p>
+        </w:tc>
+        <w:tc>
+          <w:tcPr>
+            <w:tcW w:type="dxa" w:w="2520"/>
+            <w:tcBorders>
+              <w:top w:val="single" w:color="C9D3DF" w:sz="4"/>
+              <w:left w:val="single" w:color="C9D3DF" w:sz="4"/>
+              <w:bottom w:val="single" w:color="C9D3DF" w:sz="4"/>
+              <w:right w:val="single" w:color="C9D3DF" w:sz="4"/>
+            </w:tcBorders>
+            <w:tcMar>
+              <w:top w:type="dxa" w:w="60"/>
+              <w:left w:type="dxa" w:w="100"/>
+              <w:bottom w:type="dxa" w:w="60"/>
+              <w:right w:type="dxa" w:w="100"/>
+            </w:tcMar>
+          </w:tcPr>
+          <w:p>
+            <w:r>
+              <w:rPr>
+                <w:sz w:val="19"/>
+                <w:szCs w:val="19"/>
+              </w:rPr>
+              <w:t xml:space="preserve">1</w:t>
+            </w:r>
+          </w:p>
+        </w:tc>
+        <w:tc>
+          <w:tcPr>
+            <w:tcW w:type="dxa" w:w="2520"/>
+            <w:tcBorders>
+              <w:top w:val="single" w:color="C9D3DF" w:sz="4"/>
+              <w:left w:val="single" w:color="C9D3DF" w:sz="4"/>
+              <w:bottom w:val="single" w:color="C9D3DF" w:sz="4"/>
+              <w:right w:val="single" w:color="C9D3DF" w:sz="4"/>
+            </w:tcBorders>
+            <w:tcMar>
+              <w:top w:type="dxa" w:w="60"/>
+              <w:left w:type="dxa" w:w="100"/>
+              <w:bottom w:type="dxa" w:w="60"/>
+              <w:right w:type="dxa" w:w="100"/>
+            </w:tcMar>
+          </w:tcPr>
+          <w:p>
+            <w:r>
+              <w:rPr>
+                <w:sz w:val="19"/>
+                <w:szCs w:val="19"/>
+              </w:rPr>
+              <w:t xml:space="preserve">0.41%</w:t>
+            </w:r>
+          </w:p>
+        </w:tc>
+        <w:tc>
+          <w:tcPr>
+            <w:tcW w:type="dxa" w:w="2520"/>
+            <w:tcBorders>
+              <w:top w:val="single" w:color="C9D3DF" w:sz="4"/>
+              <w:left w:val="single" w:color="C9D3DF" w:sz="4"/>
+              <w:bottom w:val="single" w:color="C9D3DF" w:sz="4"/>
+              <w:right w:val="single" w:color="C9D3DF" w:sz="4"/>
+            </w:tcBorders>
+            <w:tcMar>
+              <w:top w:type="dxa" w:w="60"/>
+              <w:left w:type="dxa" w:w="100"/>
+              <w:bottom w:type="dxa" w:w="60"/>
+              <w:right w:type="dxa" w:w="100"/>
+            </w:tcMar>
+          </w:tcPr>
+          <w:p>
+            <w:r>
+              <w:rPr>
+                <w:sz w:val="19"/>
+                <w:szCs w:val="19"/>
+              </w:rPr>
+              <w:t xml:space="preserve">"How Lynkk helps Chris remember every client" section</w:t>
             </w:r>
           </w:p>
         </w:tc>
@@ -10109,7 +14155,7 @@
         <w:pStyle w:val="Heading2"/>
       </w:pPr>
       <w:r>
-        <w:t xml:space="preserve">Financial Advisors (708 words)</w:t>
+        <w:t xml:space="preserve">Financial Advisors (712 words)</w:t>
       </w:r>
     </w:p>
     <w:tbl>
@@ -10442,7 +14488,7 @@
                 <w:sz w:val="19"/>
                 <w:szCs w:val="19"/>
               </w:rPr>
-              <w:t xml:space="preserve">0.71%</w:t>
+              <w:t xml:space="preserve">0.7%</w:t>
             </w:r>
           </w:p>
         </w:tc>
@@ -10551,7 +14597,7 @@
                 <w:sz w:val="19"/>
                 <w:szCs w:val="19"/>
               </w:rPr>
-              <w:t xml:space="preserve">0.71%</w:t>
+              <w:t xml:space="preserve">0.7%</w:t>
             </w:r>
           </w:p>
         </w:tc>
@@ -10660,7 +14706,7 @@
                 <w:sz w:val="19"/>
                 <w:szCs w:val="19"/>
               </w:rPr>
-              <w:t xml:space="preserve">0.85%</w:t>
+              <w:t xml:space="preserve">0.84%</w:t>
             </w:r>
           </w:p>
         </w:tc>
@@ -10687,6 +14733,115 @@
                 <w:szCs w:val="19"/>
               </w:rPr>
               <w:t xml:space="preserve">Meta, "So, what is Lynkk?" section</w:t>
+            </w:r>
+          </w:p>
+        </w:tc>
+      </w:tr>
+      <w:tr>
+        <w:trPr>
+          <w:tblHeader w:val="false"/>
+        </w:trPr>
+        <w:tc>
+          <w:tcPr>
+            <w:tcW w:type="dxa" w:w="2520"/>
+            <w:tcBorders>
+              <w:top w:val="single" w:color="C9D3DF" w:sz="4"/>
+              <w:left w:val="single" w:color="C9D3DF" w:sz="4"/>
+              <w:bottom w:val="single" w:color="C9D3DF" w:sz="4"/>
+              <w:right w:val="single" w:color="C9D3DF" w:sz="4"/>
+            </w:tcBorders>
+            <w:tcMar>
+              <w:top w:type="dxa" w:w="60"/>
+              <w:left w:type="dxa" w:w="100"/>
+              <w:bottom w:type="dxa" w:w="60"/>
+              <w:right w:type="dxa" w:w="100"/>
+            </w:tcMar>
+          </w:tcPr>
+          <w:p>
+            <w:r>
+              <w:rPr>
+                <w:sz w:val="19"/>
+                <w:szCs w:val="19"/>
+              </w:rPr>
+              <w:t xml:space="preserve">ai meeting summary</w:t>
+            </w:r>
+          </w:p>
+        </w:tc>
+        <w:tc>
+          <w:tcPr>
+            <w:tcW w:type="dxa" w:w="2520"/>
+            <w:tcBorders>
+              <w:top w:val="single" w:color="C9D3DF" w:sz="4"/>
+              <w:left w:val="single" w:color="C9D3DF" w:sz="4"/>
+              <w:bottom w:val="single" w:color="C9D3DF" w:sz="4"/>
+              <w:right w:val="single" w:color="C9D3DF" w:sz="4"/>
+            </w:tcBorders>
+            <w:tcMar>
+              <w:top w:type="dxa" w:w="60"/>
+              <w:left w:type="dxa" w:w="100"/>
+              <w:bottom w:type="dxa" w:w="60"/>
+              <w:right w:type="dxa" w:w="100"/>
+            </w:tcMar>
+          </w:tcPr>
+          <w:p>
+            <w:r>
+              <w:rPr>
+                <w:sz w:val="19"/>
+                <w:szCs w:val="19"/>
+              </w:rPr>
+              <w:t xml:space="preserve">1</w:t>
+            </w:r>
+          </w:p>
+        </w:tc>
+        <w:tc>
+          <w:tcPr>
+            <w:tcW w:type="dxa" w:w="2520"/>
+            <w:tcBorders>
+              <w:top w:val="single" w:color="C9D3DF" w:sz="4"/>
+              <w:left w:val="single" w:color="C9D3DF" w:sz="4"/>
+              <w:bottom w:val="single" w:color="C9D3DF" w:sz="4"/>
+              <w:right w:val="single" w:color="C9D3DF" w:sz="4"/>
+            </w:tcBorders>
+            <w:tcMar>
+              <w:top w:type="dxa" w:w="60"/>
+              <w:left w:type="dxa" w:w="100"/>
+              <w:bottom w:type="dxa" w:w="60"/>
+              <w:right w:type="dxa" w:w="100"/>
+            </w:tcMar>
+          </w:tcPr>
+          <w:p>
+            <w:r>
+              <w:rPr>
+                <w:sz w:val="19"/>
+                <w:szCs w:val="19"/>
+              </w:rPr>
+              <w:t xml:space="preserve">0.42%</w:t>
+            </w:r>
+          </w:p>
+        </w:tc>
+        <w:tc>
+          <w:tcPr>
+            <w:tcW w:type="dxa" w:w="2520"/>
+            <w:tcBorders>
+              <w:top w:val="single" w:color="C9D3DF" w:sz="4"/>
+              <w:left w:val="single" w:color="C9D3DF" w:sz="4"/>
+              <w:bottom w:val="single" w:color="C9D3DF" w:sz="4"/>
+              <w:right w:val="single" w:color="C9D3DF" w:sz="4"/>
+            </w:tcBorders>
+            <w:tcMar>
+              <w:top w:type="dxa" w:w="60"/>
+              <w:left w:type="dxa" w:w="100"/>
+              <w:bottom w:type="dxa" w:w="60"/>
+              <w:right w:type="dxa" w:w="100"/>
+            </w:tcMar>
+          </w:tcPr>
+          <w:p>
+            <w:r>
+              <w:rPr>
+                <w:sz w:val="19"/>
+                <w:szCs w:val="19"/>
+              </w:rPr>
+              <w:t xml:space="preserve">"How Lynkk helps David with client reviews" section</w:t>
             </w:r>
           </w:p>
         </w:tc>
